--- a/09_DBアクセス方式_詳細設計書.docx
+++ b/09_DBアクセス方式_詳細設計書.docx
@@ -41,7 +41,7 @@
           <w:sz w:val="18"/>
           <w:szCs w:val="18"/>
         </w:rPr>
-        <w:t xml:space="preserve">本システムはデータベースとして Azure SQL Managed Instance を採用しており、Entity Framework Core 8（Repository/UnitOfWork パターン）を中心にデータアクセスを実現する。</w:t>
+        <w:t xml:space="preserve">本システムはデータベースとして Azure SQL Database を採用しており、IIS Sub-App として稼働する .NET 8 Web API が EF Core 8（Repository/UnitOfWork パターン）を通じて接続する。DB接続方式はこの1種類のみである。</w:t>
       </w:r>
     </w:p>
     <w:p>
@@ -88,7 +88,7 @@
           <w:sz w:val="18"/>
           <w:szCs w:val="18"/>
         </w:rPr>
-        <w:t xml:space="preserve">本システムは EF Core 8 の Repository&lt;T&gt; / UnitOfWork パターンを基盤が提供する共通部品として採用し、全サブシステム（HOSHO / SATEI / SUISHIN / KASHI / KITAKU / KEIRI / KYOTSU）にて統一的に利用する。</w:t>
+        <w:t xml:space="preserve">EF Core 8 の Repository&lt;T&gt; / UnitOfWork パターンを基盤が提供する共通部品として採用し、全サブシステム（HOSHO / SATEI / SUISHIN / KASHI / KITAKU / KEIRI / KYOTSU）にて統一的に利用する。</w:t>
       </w:r>
     </w:p>
     <w:p>
@@ -124,9 +124,9 @@
         </w:tblBorders>
       </w:tblPr>
       <w:tblGrid>
-        <w:gridCol w:w="1400"/>
+        <w:gridCol w:w="1600"/>
         <w:gridCol w:w="1200"/>
-        <w:gridCol w:w="3826"/>
+        <w:gridCol w:w="3626"/>
         <w:gridCol w:w="1400"/>
         <w:gridCol w:w="1200"/>
       </w:tblGrid>
@@ -136,8 +136,7 @@
         </w:trPr>
         <w:tc>
           <w:tcPr>
-            <w:tcW w:type="dxa" w:w="1400"/>
-            <w:gridSpan w:val="1"/>
+            <w:tcW w:type="dxa" w:w="1600"/>
             <w:tcBorders>
               <w:top w:val="single" w:color="999999" w:sz="1"/>
               <w:left w:val="single" w:color="999999" w:sz="1"/>
@@ -168,7 +167,6 @@
         <w:tc>
           <w:tcPr>
             <w:tcW w:type="dxa" w:w="1200"/>
-            <w:gridSpan w:val="1"/>
             <w:tcBorders>
               <w:top w:val="single" w:color="999999" w:sz="1"/>
               <w:left w:val="single" w:color="999999" w:sz="1"/>
@@ -198,8 +196,7 @@
         </w:tc>
         <w:tc>
           <w:tcPr>
-            <w:tcW w:type="dxa" w:w="3826"/>
-            <w:gridSpan w:val="1"/>
+            <w:tcW w:type="dxa" w:w="3626"/>
             <w:tcBorders>
               <w:top w:val="single" w:color="999999" w:sz="1"/>
               <w:left w:val="single" w:color="999999" w:sz="1"/>
@@ -230,7 +227,6 @@
         <w:tc>
           <w:tcPr>
             <w:tcW w:type="dxa" w:w="1400"/>
-            <w:gridSpan w:val="1"/>
             <w:tcBorders>
               <w:top w:val="single" w:color="999999" w:sz="1"/>
               <w:left w:val="single" w:color="999999" w:sz="1"/>
@@ -261,7 +257,6 @@
         <w:tc>
           <w:tcPr>
             <w:tcW w:type="dxa" w:w="1200"/>
-            <w:gridSpan w:val="1"/>
             <w:tcBorders>
               <w:top w:val="single" w:color="999999" w:sz="1"/>
               <w:left w:val="single" w:color="999999" w:sz="1"/>
@@ -293,8 +288,7 @@
       <w:tr>
         <w:tc>
           <w:tcPr>
-            <w:tcW w:type="dxa" w:w="1805"/>
-            <w:gridSpan w:val="1"/>
+            <w:tcW w:type="dxa" w:w="1600"/>
             <w:tcBorders>
               <w:top w:val="single" w:color="999999" w:sz="1"/>
               <w:left w:val="single" w:color="999999" w:sz="1"/>
@@ -323,8 +317,7 @@
         </w:tc>
         <w:tc>
           <w:tcPr>
-            <w:tcW w:type="dxa" w:w="1805"/>
-            <w:gridSpan w:val="1"/>
+            <w:tcW w:type="dxa" w:w="1200"/>
             <w:tcBorders>
               <w:top w:val="single" w:color="999999" w:sz="1"/>
               <w:left w:val="single" w:color="999999" w:sz="1"/>
@@ -353,8 +346,7 @@
         </w:tc>
         <w:tc>
           <w:tcPr>
-            <w:tcW w:type="dxa" w:w="1805"/>
-            <w:gridSpan w:val="1"/>
+            <w:tcW w:type="dxa" w:w="3626"/>
             <w:tcBorders>
               <w:top w:val="single" w:color="999999" w:sz="1"/>
               <w:left w:val="single" w:color="999999" w:sz="1"/>
@@ -383,8 +375,7 @@
         </w:tc>
         <w:tc>
           <w:tcPr>
-            <w:tcW w:type="dxa" w:w="1805"/>
-            <w:gridSpan w:val="1"/>
+            <w:tcW w:type="dxa" w:w="1400"/>
             <w:tcBorders>
               <w:top w:val="single" w:color="999999" w:sz="1"/>
               <w:left w:val="single" w:color="999999" w:sz="1"/>
@@ -413,8 +404,7 @@
         </w:tc>
         <w:tc>
           <w:tcPr>
-            <w:tcW w:type="dxa" w:w="1805"/>
-            <w:gridSpan w:val="1"/>
+            <w:tcW w:type="dxa" w:w="1200"/>
             <w:tcBorders>
               <w:top w:val="single" w:color="999999" w:sz="1"/>
               <w:left w:val="single" w:color="999999" w:sz="1"/>
@@ -445,8 +435,97 @@
       <w:tr>
         <w:tc>
           <w:tcPr>
+            <w:tcW w:type="dxa" w:w="1600"/>
+            <w:tcBorders>
+              <w:top w:val="single" w:color="999999" w:sz="1"/>
+              <w:left w:val="single" w:color="999999" w:sz="1"/>
+              <w:bottom w:val="single" w:color="999999" w:sz="1"/>
+              <w:right w:val="single" w:color="999999" w:sz="1"/>
+            </w:tcBorders>
+            <w:shd w:fill="F2F2F2" w:val="clear"/>
+            <w:tcMar>
+              <w:top w:type="dxa" w:w="60"/>
+              <w:left w:type="dxa" w:w="100"/>
+              <w:bottom w:type="dxa" w:w="60"/>
+              <w:right w:type="dxa" w:w="100"/>
+            </w:tcMar>
+          </w:tcPr>
+          <w:p>
+            <w:r>
+              <w:rPr>
+                <w:rFonts w:ascii="MS Gothic" w:cs="MS Gothic" w:eastAsia="MS Gothic" w:hAnsi="MS Gothic"/>
+                <w:b w:val="false"/>
+                <w:bCs w:val="false"/>
+                <w:sz w:val="18"/>
+                <w:szCs w:val="18"/>
+              </w:rPr>
+              <w:t xml:space="preserve">GetAllAsync</w:t>
+            </w:r>
+          </w:p>
+        </w:tc>
+        <w:tc>
+          <w:tcPr>
+            <w:tcW w:type="dxa" w:w="1200"/>
+            <w:tcBorders>
+              <w:top w:val="single" w:color="999999" w:sz="1"/>
+              <w:left w:val="single" w:color="999999" w:sz="1"/>
+              <w:bottom w:val="single" w:color="999999" w:sz="1"/>
+              <w:right w:val="single" w:color="999999" w:sz="1"/>
+            </w:tcBorders>
+            <w:shd w:fill="F2F2F2" w:val="clear"/>
+            <w:tcMar>
+              <w:top w:type="dxa" w:w="60"/>
+              <w:left w:type="dxa" w:w="100"/>
+              <w:bottom w:type="dxa" w:w="60"/>
+              <w:right w:type="dxa" w:w="100"/>
+            </w:tcMar>
+          </w:tcPr>
+          <w:p>
+            <w:r>
+              <w:rPr>
+                <w:rFonts w:ascii="MS Gothic" w:cs="MS Gothic" w:eastAsia="MS Gothic" w:hAnsi="MS Gothic"/>
+                <w:b w:val="false"/>
+                <w:bCs w:val="false"/>
+                <w:sz w:val="18"/>
+                <w:szCs w:val="18"/>
+              </w:rPr>
+              <w:t xml:space="preserve">全件取得</w:t>
+            </w:r>
+          </w:p>
+        </w:tc>
+        <w:tc>
+          <w:tcPr>
+            <w:tcW w:type="dxa" w:w="3626"/>
+            <w:tcBorders>
+              <w:top w:val="single" w:color="999999" w:sz="1"/>
+              <w:left w:val="single" w:color="999999" w:sz="1"/>
+              <w:bottom w:val="single" w:color="999999" w:sz="1"/>
+              <w:right w:val="single" w:color="999999" w:sz="1"/>
+            </w:tcBorders>
+            <w:shd w:fill="F2F2F2" w:val="clear"/>
+            <w:tcMar>
+              <w:top w:type="dxa" w:w="60"/>
+              <w:left w:type="dxa" w:w="100"/>
+              <w:bottom w:type="dxa" w:w="60"/>
+              <w:right w:type="dxa" w:w="100"/>
+            </w:tcMar>
+          </w:tcPr>
+          <w:p>
+            <w:r>
+              <w:rPr>
+                <w:rFonts w:ascii="MS Gothic" w:cs="MS Gothic" w:eastAsia="MS Gothic" w:hAnsi="MS Gothic"/>
+                <w:b w:val="false"/>
+                <w:bCs w:val="false"/>
+                <w:sz w:val="18"/>
+                <w:szCs w:val="18"/>
+              </w:rPr>
+              <w:t xml:space="preserve">テーブルの全レコードを非同期で取得し IEnumerable&lt;T&gt; で返却する。</w:t>
+            </w:r>
+          </w:p>
+        </w:tc>
+        <w:tc>
+          <w:tcPr>
             <w:tcW w:type="dxa" w:w="1400"/>
-            <w:gridSpan w:val="1"/>
             <w:tcBorders>
               <w:top w:val="single" w:color="999999" w:sz="1"/>
               <w:left w:val="single" w:color="999999" w:sz="1"/>
@@ -470,14 +549,13 @@
                 <w:sz w:val="18"/>
                 <w:szCs w:val="18"/>
               </w:rPr>
-              <w:t xml:space="preserve">GetAllAsync</w:t>
+              <w:t xml:space="preserve">なし</w:t>
             </w:r>
           </w:p>
         </w:tc>
         <w:tc>
           <w:tcPr>
             <w:tcW w:type="dxa" w:w="1200"/>
-            <w:gridSpan w:val="1"/>
             <w:tcBorders>
               <w:top w:val="single" w:color="999999" w:sz="1"/>
               <w:left w:val="single" w:color="999999" w:sz="1"/>
@@ -501,14 +579,162 @@
                 <w:sz w:val="18"/>
                 <w:szCs w:val="18"/>
               </w:rPr>
-              <w:t xml:space="preserve">全件取得</w:t>
-            </w:r>
-          </w:p>
-        </w:tc>
-        <w:tc>
-          <w:tcPr>
-            <w:tcW w:type="dxa" w:w="3826"/>
-            <w:gridSpan w:val="1"/>
+              <w:t xml:space="preserve">IEnumerable&lt;T&gt;</w:t>
+            </w:r>
+          </w:p>
+        </w:tc>
+      </w:tr>
+      <w:tr>
+        <w:tc>
+          <w:tcPr>
+            <w:tcW w:type="dxa" w:w="1600"/>
+            <w:tcBorders>
+              <w:top w:val="single" w:color="999999" w:sz="1"/>
+              <w:left w:val="single" w:color="999999" w:sz="1"/>
+              <w:bottom w:val="single" w:color="999999" w:sz="1"/>
+              <w:right w:val="single" w:color="999999" w:sz="1"/>
+            </w:tcBorders>
+            <w:tcMar>
+              <w:top w:type="dxa" w:w="60"/>
+              <w:left w:type="dxa" w:w="100"/>
+              <w:bottom w:type="dxa" w:w="60"/>
+              <w:right w:type="dxa" w:w="100"/>
+            </w:tcMar>
+          </w:tcPr>
+          <w:p>
+            <w:r>
+              <w:rPr>
+                <w:rFonts w:ascii="MS Gothic" w:cs="MS Gothic" w:eastAsia="MS Gothic" w:hAnsi="MS Gothic"/>
+                <w:b w:val="false"/>
+                <w:bCs w:val="false"/>
+                <w:sz w:val="18"/>
+                <w:szCs w:val="18"/>
+              </w:rPr>
+              <w:t xml:space="preserve">FindAsync</w:t>
+            </w:r>
+          </w:p>
+        </w:tc>
+        <w:tc>
+          <w:tcPr>
+            <w:tcW w:type="dxa" w:w="1200"/>
+            <w:tcBorders>
+              <w:top w:val="single" w:color="999999" w:sz="1"/>
+              <w:left w:val="single" w:color="999999" w:sz="1"/>
+              <w:bottom w:val="single" w:color="999999" w:sz="1"/>
+              <w:right w:val="single" w:color="999999" w:sz="1"/>
+            </w:tcBorders>
+            <w:tcMar>
+              <w:top w:type="dxa" w:w="60"/>
+              <w:left w:type="dxa" w:w="100"/>
+              <w:bottom w:type="dxa" w:w="60"/>
+              <w:right w:type="dxa" w:w="100"/>
+            </w:tcMar>
+          </w:tcPr>
+          <w:p>
+            <w:r>
+              <w:rPr>
+                <w:rFonts w:ascii="MS Gothic" w:cs="MS Gothic" w:eastAsia="MS Gothic" w:hAnsi="MS Gothic"/>
+                <w:b w:val="false"/>
+                <w:bCs w:val="false"/>
+                <w:sz w:val="18"/>
+                <w:szCs w:val="18"/>
+              </w:rPr>
+              <w:t xml:space="preserve">条件検索</w:t>
+            </w:r>
+          </w:p>
+        </w:tc>
+        <w:tc>
+          <w:tcPr>
+            <w:tcW w:type="dxa" w:w="3626"/>
+            <w:tcBorders>
+              <w:top w:val="single" w:color="999999" w:sz="1"/>
+              <w:left w:val="single" w:color="999999" w:sz="1"/>
+              <w:bottom w:val="single" w:color="999999" w:sz="1"/>
+              <w:right w:val="single" w:color="999999" w:sz="1"/>
+            </w:tcBorders>
+            <w:tcMar>
+              <w:top w:type="dxa" w:w="60"/>
+              <w:left w:type="dxa" w:w="100"/>
+              <w:bottom w:type="dxa" w:w="60"/>
+              <w:right w:type="dxa" w:w="100"/>
+            </w:tcMar>
+          </w:tcPr>
+          <w:p>
+            <w:r>
+              <w:rPr>
+                <w:rFonts w:ascii="MS Gothic" w:cs="MS Gothic" w:eastAsia="MS Gothic" w:hAnsi="MS Gothic"/>
+                <w:b w:val="false"/>
+                <w:bCs w:val="false"/>
+                <w:sz w:val="18"/>
+                <w:szCs w:val="18"/>
+              </w:rPr>
+              <w:t xml:space="preserve">Expression&lt;Func&lt;T,bool&gt;&gt; 形式の検索条件をもとにSQLを発行し、条件に一致するエンティティ一覧を返却する。</w:t>
+            </w:r>
+          </w:p>
+        </w:tc>
+        <w:tc>
+          <w:tcPr>
+            <w:tcW w:type="dxa" w:w="1400"/>
+            <w:tcBorders>
+              <w:top w:val="single" w:color="999999" w:sz="1"/>
+              <w:left w:val="single" w:color="999999" w:sz="1"/>
+              <w:bottom w:val="single" w:color="999999" w:sz="1"/>
+              <w:right w:val="single" w:color="999999" w:sz="1"/>
+            </w:tcBorders>
+            <w:tcMar>
+              <w:top w:type="dxa" w:w="60"/>
+              <w:left w:type="dxa" w:w="100"/>
+              <w:bottom w:type="dxa" w:w="60"/>
+              <w:right w:type="dxa" w:w="100"/>
+            </w:tcMar>
+          </w:tcPr>
+          <w:p>
+            <w:r>
+              <w:rPr>
+                <w:rFonts w:ascii="MS Gothic" w:cs="MS Gothic" w:eastAsia="MS Gothic" w:hAnsi="MS Gothic"/>
+                <w:b w:val="false"/>
+                <w:bCs w:val="false"/>
+                <w:sz w:val="18"/>
+                <w:szCs w:val="18"/>
+              </w:rPr>
+              <w:t xml:space="preserve">検索条件式 (Expression)</w:t>
+            </w:r>
+          </w:p>
+        </w:tc>
+        <w:tc>
+          <w:tcPr>
+            <w:tcW w:type="dxa" w:w="1200"/>
+            <w:tcBorders>
+              <w:top w:val="single" w:color="999999" w:sz="1"/>
+              <w:left w:val="single" w:color="999999" w:sz="1"/>
+              <w:bottom w:val="single" w:color="999999" w:sz="1"/>
+              <w:right w:val="single" w:color="999999" w:sz="1"/>
+            </w:tcBorders>
+            <w:tcMar>
+              <w:top w:type="dxa" w:w="60"/>
+              <w:left w:type="dxa" w:w="100"/>
+              <w:bottom w:type="dxa" w:w="60"/>
+              <w:right w:type="dxa" w:w="100"/>
+            </w:tcMar>
+          </w:tcPr>
+          <w:p>
+            <w:r>
+              <w:rPr>
+                <w:rFonts w:ascii="MS Gothic" w:cs="MS Gothic" w:eastAsia="MS Gothic" w:hAnsi="MS Gothic"/>
+                <w:b w:val="false"/>
+                <w:bCs w:val="false"/>
+                <w:sz w:val="18"/>
+                <w:szCs w:val="18"/>
+              </w:rPr>
+              <w:t xml:space="preserve">IEnumerable&lt;T&gt;</w:t>
+            </w:r>
+          </w:p>
+        </w:tc>
+      </w:tr>
+      <w:tr>
+        <w:tc>
+          <w:tcPr>
+            <w:tcW w:type="dxa" w:w="1600"/>
             <w:tcBorders>
               <w:top w:val="single" w:color="999999" w:sz="1"/>
               <w:left w:val="single" w:color="999999" w:sz="1"/>
@@ -532,14 +758,73 @@
                 <w:sz w:val="18"/>
                 <w:szCs w:val="18"/>
               </w:rPr>
-              <w:t xml:space="preserve">テーブルの全レコードを非同期で取得し IEnumerable&lt;T&gt; で返却する。</w:t>
+              <w:t xml:space="preserve">FindPagedAsync</w:t>
+            </w:r>
+          </w:p>
+        </w:tc>
+        <w:tc>
+          <w:tcPr>
+            <w:tcW w:type="dxa" w:w="1200"/>
+            <w:tcBorders>
+              <w:top w:val="single" w:color="999999" w:sz="1"/>
+              <w:left w:val="single" w:color="999999" w:sz="1"/>
+              <w:bottom w:val="single" w:color="999999" w:sz="1"/>
+              <w:right w:val="single" w:color="999999" w:sz="1"/>
+            </w:tcBorders>
+            <w:shd w:fill="F2F2F2" w:val="clear"/>
+            <w:tcMar>
+              <w:top w:type="dxa" w:w="60"/>
+              <w:left w:type="dxa" w:w="100"/>
+              <w:bottom w:type="dxa" w:w="60"/>
+              <w:right w:type="dxa" w:w="100"/>
+            </w:tcMar>
+          </w:tcPr>
+          <w:p>
+            <w:r>
+              <w:rPr>
+                <w:rFonts w:ascii="MS Gothic" w:cs="MS Gothic" w:eastAsia="MS Gothic" w:hAnsi="MS Gothic"/>
+                <w:b w:val="false"/>
+                <w:bCs w:val="false"/>
+                <w:sz w:val="18"/>
+                <w:szCs w:val="18"/>
+              </w:rPr>
+              <w:t xml:space="preserve">条件検索 (ページング)</w:t>
+            </w:r>
+          </w:p>
+        </w:tc>
+        <w:tc>
+          <w:tcPr>
+            <w:tcW w:type="dxa" w:w="3626"/>
+            <w:tcBorders>
+              <w:top w:val="single" w:color="999999" w:sz="1"/>
+              <w:left w:val="single" w:color="999999" w:sz="1"/>
+              <w:bottom w:val="single" w:color="999999" w:sz="1"/>
+              <w:right w:val="single" w:color="999999" w:sz="1"/>
+            </w:tcBorders>
+            <w:shd w:fill="F2F2F2" w:val="clear"/>
+            <w:tcMar>
+              <w:top w:type="dxa" w:w="60"/>
+              <w:left w:type="dxa" w:w="100"/>
+              <w:bottom w:type="dxa" w:w="60"/>
+              <w:right w:type="dxa" w:w="100"/>
+            </w:tcMar>
+          </w:tcPr>
+          <w:p>
+            <w:r>
+              <w:rPr>
+                <w:rFonts w:ascii="MS Gothic" w:cs="MS Gothic" w:eastAsia="MS Gothic" w:hAnsi="MS Gothic"/>
+                <w:b w:val="false"/>
+                <w:bCs w:val="false"/>
+                <w:sz w:val="18"/>
+                <w:szCs w:val="18"/>
+              </w:rPr>
+              <w:t xml:space="preserve">検索条件に加えページ番号・ページサイズを指定し、該当範囲のレコードと総件数（TotalCount）を返却する。</w:t>
             </w:r>
           </w:p>
         </w:tc>
         <w:tc>
           <w:tcPr>
             <w:tcW w:type="dxa" w:w="1400"/>
-            <w:gridSpan w:val="1"/>
             <w:tcBorders>
               <w:top w:val="single" w:color="999999" w:sz="1"/>
               <w:left w:val="single" w:color="999999" w:sz="1"/>
@@ -563,14 +848,13 @@
                 <w:sz w:val="18"/>
                 <w:szCs w:val="18"/>
               </w:rPr>
-              <w:t xml:space="preserve">なし</w:t>
+              <w:t xml:space="preserve">検索条件式 / ページ番号 / ページサイズ</w:t>
             </w:r>
           </w:p>
         </w:tc>
         <w:tc>
           <w:tcPr>
             <w:tcW w:type="dxa" w:w="1200"/>
-            <w:gridSpan w:val="1"/>
             <w:tcBorders>
               <w:top w:val="single" w:color="999999" w:sz="1"/>
               <w:left w:val="single" w:color="999999" w:sz="1"/>
@@ -594,169 +878,162 @@
                 <w:sz w:val="18"/>
                 <w:szCs w:val="18"/>
               </w:rPr>
-              <w:t xml:space="preserve">IEnumerable&lt;T&gt;</w:t>
-            </w:r>
-          </w:p>
-        </w:tc>
-      </w:tr>
-      <w:tr>
-        <w:tc>
-          <w:tcPr>
-            <w:tcW w:type="dxa" w:w="1805"/>
-            <w:gridSpan w:val="1"/>
-            <w:tcBorders>
-              <w:top w:val="single" w:color="999999" w:sz="1"/>
-              <w:left w:val="single" w:color="999999" w:sz="1"/>
-              <w:bottom w:val="single" w:color="999999" w:sz="1"/>
-              <w:right w:val="single" w:color="999999" w:sz="1"/>
-            </w:tcBorders>
-            <w:tcMar>
-              <w:top w:type="dxa" w:w="60"/>
-              <w:left w:type="dxa" w:w="100"/>
-              <w:bottom w:type="dxa" w:w="60"/>
-              <w:right w:type="dxa" w:w="100"/>
-            </w:tcMar>
-          </w:tcPr>
-          <w:p>
-            <w:r>
-              <w:rPr>
-                <w:rFonts w:ascii="MS Gothic" w:cs="MS Gothic" w:eastAsia="MS Gothic" w:hAnsi="MS Gothic"/>
-                <w:b w:val="false"/>
-                <w:bCs w:val="false"/>
-                <w:sz w:val="18"/>
-                <w:szCs w:val="18"/>
-              </w:rPr>
-              <w:t xml:space="preserve">FindAsync</w:t>
-            </w:r>
-          </w:p>
-        </w:tc>
-        <w:tc>
-          <w:tcPr>
-            <w:tcW w:type="dxa" w:w="1805"/>
-            <w:gridSpan w:val="1"/>
-            <w:tcBorders>
-              <w:top w:val="single" w:color="999999" w:sz="1"/>
-              <w:left w:val="single" w:color="999999" w:sz="1"/>
-              <w:bottom w:val="single" w:color="999999" w:sz="1"/>
-              <w:right w:val="single" w:color="999999" w:sz="1"/>
-            </w:tcBorders>
-            <w:tcMar>
-              <w:top w:type="dxa" w:w="60"/>
-              <w:left w:type="dxa" w:w="100"/>
-              <w:bottom w:type="dxa" w:w="60"/>
-              <w:right w:type="dxa" w:w="100"/>
-            </w:tcMar>
-          </w:tcPr>
-          <w:p>
-            <w:r>
-              <w:rPr>
-                <w:rFonts w:ascii="MS Gothic" w:cs="MS Gothic" w:eastAsia="MS Gothic" w:hAnsi="MS Gothic"/>
-                <w:b w:val="false"/>
-                <w:bCs w:val="false"/>
-                <w:sz w:val="18"/>
-                <w:szCs w:val="18"/>
-              </w:rPr>
-              <w:t xml:space="preserve">条件検索</w:t>
-            </w:r>
-          </w:p>
-        </w:tc>
-        <w:tc>
-          <w:tcPr>
-            <w:tcW w:type="dxa" w:w="1805"/>
-            <w:gridSpan w:val="1"/>
-            <w:tcBorders>
-              <w:top w:val="single" w:color="999999" w:sz="1"/>
-              <w:left w:val="single" w:color="999999" w:sz="1"/>
-              <w:bottom w:val="single" w:color="999999" w:sz="1"/>
-              <w:right w:val="single" w:color="999999" w:sz="1"/>
-            </w:tcBorders>
-            <w:tcMar>
-              <w:top w:type="dxa" w:w="60"/>
-              <w:left w:type="dxa" w:w="100"/>
-              <w:bottom w:type="dxa" w:w="60"/>
-              <w:right w:type="dxa" w:w="100"/>
-            </w:tcMar>
-          </w:tcPr>
-          <w:p>
-            <w:r>
-              <w:rPr>
-                <w:rFonts w:ascii="MS Gothic" w:cs="MS Gothic" w:eastAsia="MS Gothic" w:hAnsi="MS Gothic"/>
-                <w:b w:val="false"/>
-                <w:bCs w:val="false"/>
-                <w:sz w:val="18"/>
-                <w:szCs w:val="18"/>
-              </w:rPr>
-              <w:t xml:space="preserve">Expression&lt;Func&lt;T,bool&gt;&gt; 形式の検索条件をもとに検索用SQLを発行し、条件に一致するエンティティ一覧を返却する。</w:t>
-            </w:r>
-          </w:p>
-        </w:tc>
-        <w:tc>
-          <w:tcPr>
-            <w:tcW w:type="dxa" w:w="1805"/>
-            <w:gridSpan w:val="1"/>
-            <w:tcBorders>
-              <w:top w:val="single" w:color="999999" w:sz="1"/>
-              <w:left w:val="single" w:color="999999" w:sz="1"/>
-              <w:bottom w:val="single" w:color="999999" w:sz="1"/>
-              <w:right w:val="single" w:color="999999" w:sz="1"/>
-            </w:tcBorders>
-            <w:tcMar>
-              <w:top w:type="dxa" w:w="60"/>
-              <w:left w:type="dxa" w:w="100"/>
-              <w:bottom w:type="dxa" w:w="60"/>
-              <w:right w:type="dxa" w:w="100"/>
-            </w:tcMar>
-          </w:tcPr>
-          <w:p>
-            <w:r>
-              <w:rPr>
-                <w:rFonts w:ascii="MS Gothic" w:cs="MS Gothic" w:eastAsia="MS Gothic" w:hAnsi="MS Gothic"/>
-                <w:b w:val="false"/>
-                <w:bCs w:val="false"/>
-                <w:sz w:val="18"/>
-                <w:szCs w:val="18"/>
-              </w:rPr>
-              <w:t xml:space="preserve">検索条件式
-(Expression)</w:t>
-            </w:r>
-          </w:p>
-        </w:tc>
-        <w:tc>
-          <w:tcPr>
-            <w:tcW w:type="dxa" w:w="1805"/>
-            <w:gridSpan w:val="1"/>
-            <w:tcBorders>
-              <w:top w:val="single" w:color="999999" w:sz="1"/>
-              <w:left w:val="single" w:color="999999" w:sz="1"/>
-              <w:bottom w:val="single" w:color="999999" w:sz="1"/>
-              <w:right w:val="single" w:color="999999" w:sz="1"/>
-            </w:tcBorders>
-            <w:tcMar>
-              <w:top w:type="dxa" w:w="60"/>
-              <w:left w:type="dxa" w:w="100"/>
-              <w:bottom w:type="dxa" w:w="60"/>
-              <w:right w:type="dxa" w:w="100"/>
-            </w:tcMar>
-          </w:tcPr>
-          <w:p>
-            <w:r>
-              <w:rPr>
-                <w:rFonts w:ascii="MS Gothic" w:cs="MS Gothic" w:eastAsia="MS Gothic" w:hAnsi="MS Gothic"/>
-                <w:b w:val="false"/>
-                <w:bCs w:val="false"/>
-                <w:sz w:val="18"/>
-                <w:szCs w:val="18"/>
-              </w:rPr>
-              <w:t xml:space="preserve">IEnumerable&lt;T&gt;</w:t>
-            </w:r>
-          </w:p>
-        </w:tc>
-      </w:tr>
-      <w:tr>
+              <w:t xml:space="preserve">PagedResult&lt;T&gt;</w:t>
+            </w:r>
+          </w:p>
+        </w:tc>
+      </w:tr>
+      <w:tr>
+        <w:tc>
+          <w:tcPr>
+            <w:tcW w:type="dxa" w:w="1600"/>
+            <w:tcBorders>
+              <w:top w:val="single" w:color="999999" w:sz="1"/>
+              <w:left w:val="single" w:color="999999" w:sz="1"/>
+              <w:bottom w:val="single" w:color="999999" w:sz="1"/>
+              <w:right w:val="single" w:color="999999" w:sz="1"/>
+            </w:tcBorders>
+            <w:tcMar>
+              <w:top w:type="dxa" w:w="60"/>
+              <w:left w:type="dxa" w:w="100"/>
+              <w:bottom w:type="dxa" w:w="60"/>
+              <w:right w:type="dxa" w:w="100"/>
+            </w:tcMar>
+          </w:tcPr>
+          <w:p>
+            <w:r>
+              <w:rPr>
+                <w:rFonts w:ascii="MS Gothic" w:cs="MS Gothic" w:eastAsia="MS Gothic" w:hAnsi="MS Gothic"/>
+                <w:b w:val="false"/>
+                <w:bCs w:val="false"/>
+                <w:sz w:val="18"/>
+                <w:szCs w:val="18"/>
+              </w:rPr>
+              <w:t xml:space="preserve">AddAsync</w:t>
+            </w:r>
+          </w:p>
+        </w:tc>
+        <w:tc>
+          <w:tcPr>
+            <w:tcW w:type="dxa" w:w="1200"/>
+            <w:tcBorders>
+              <w:top w:val="single" w:color="999999" w:sz="1"/>
+              <w:left w:val="single" w:color="999999" w:sz="1"/>
+              <w:bottom w:val="single" w:color="999999" w:sz="1"/>
+              <w:right w:val="single" w:color="999999" w:sz="1"/>
+            </w:tcBorders>
+            <w:tcMar>
+              <w:top w:type="dxa" w:w="60"/>
+              <w:left w:type="dxa" w:w="100"/>
+              <w:bottom w:type="dxa" w:w="60"/>
+              <w:right w:type="dxa" w:w="100"/>
+            </w:tcMar>
+          </w:tcPr>
+          <w:p>
+            <w:r>
+              <w:rPr>
+                <w:rFonts w:ascii="MS Gothic" w:cs="MS Gothic" w:eastAsia="MS Gothic" w:hAnsi="MS Gothic"/>
+                <w:b w:val="false"/>
+                <w:bCs w:val="false"/>
+                <w:sz w:val="18"/>
+                <w:szCs w:val="18"/>
+              </w:rPr>
+              <w:t xml:space="preserve">登録</w:t>
+            </w:r>
+          </w:p>
+        </w:tc>
+        <w:tc>
+          <w:tcPr>
+            <w:tcW w:type="dxa" w:w="3626"/>
+            <w:tcBorders>
+              <w:top w:val="single" w:color="999999" w:sz="1"/>
+              <w:left w:val="single" w:color="999999" w:sz="1"/>
+              <w:bottom w:val="single" w:color="999999" w:sz="1"/>
+              <w:right w:val="single" w:color="999999" w:sz="1"/>
+            </w:tcBorders>
+            <w:tcMar>
+              <w:top w:type="dxa" w:w="60"/>
+              <w:left w:type="dxa" w:w="100"/>
+              <w:bottom w:type="dxa" w:w="60"/>
+              <w:right w:type="dxa" w:w="100"/>
+            </w:tcMar>
+          </w:tcPr>
+          <w:p>
+            <w:r>
+              <w:rPr>
+                <w:rFonts w:ascii="MS Gothic" w:cs="MS Gothic" w:eastAsia="MS Gothic" w:hAnsi="MS Gothic"/>
+                <w:b w:val="false"/>
+                <w:bCs w:val="false"/>
+                <w:sz w:val="18"/>
+                <w:szCs w:val="18"/>
+              </w:rPr>
+              <w:t xml:space="preserve">エンティティをDbContextの変更追跡に追加する。SaveChangesAsync()呼び出し時にINSERTが発行される。</w:t>
+            </w:r>
+          </w:p>
+        </w:tc>
         <w:tc>
           <w:tcPr>
             <w:tcW w:type="dxa" w:w="1400"/>
-            <w:gridSpan w:val="1"/>
+            <w:tcBorders>
+              <w:top w:val="single" w:color="999999" w:sz="1"/>
+              <w:left w:val="single" w:color="999999" w:sz="1"/>
+              <w:bottom w:val="single" w:color="999999" w:sz="1"/>
+              <w:right w:val="single" w:color="999999" w:sz="1"/>
+            </w:tcBorders>
+            <w:tcMar>
+              <w:top w:type="dxa" w:w="60"/>
+              <w:left w:type="dxa" w:w="100"/>
+              <w:bottom w:type="dxa" w:w="60"/>
+              <w:right w:type="dxa" w:w="100"/>
+            </w:tcMar>
+          </w:tcPr>
+          <w:p>
+            <w:r>
+              <w:rPr>
+                <w:rFonts w:ascii="MS Gothic" w:cs="MS Gothic" w:eastAsia="MS Gothic" w:hAnsi="MS Gothic"/>
+                <w:b w:val="false"/>
+                <w:bCs w:val="false"/>
+                <w:sz w:val="18"/>
+                <w:szCs w:val="18"/>
+              </w:rPr>
+              <w:t xml:space="preserve">エンティティ(T)</w:t>
+            </w:r>
+          </w:p>
+        </w:tc>
+        <w:tc>
+          <w:tcPr>
+            <w:tcW w:type="dxa" w:w="1200"/>
+            <w:tcBorders>
+              <w:top w:val="single" w:color="999999" w:sz="1"/>
+              <w:left w:val="single" w:color="999999" w:sz="1"/>
+              <w:bottom w:val="single" w:color="999999" w:sz="1"/>
+              <w:right w:val="single" w:color="999999" w:sz="1"/>
+            </w:tcBorders>
+            <w:tcMar>
+              <w:top w:type="dxa" w:w="60"/>
+              <w:left w:type="dxa" w:w="100"/>
+              <w:bottom w:type="dxa" w:w="60"/>
+              <w:right w:type="dxa" w:w="100"/>
+            </w:tcMar>
+          </w:tcPr>
+          <w:p>
+            <w:r>
+              <w:rPr>
+                <w:rFonts w:ascii="MS Gothic" w:cs="MS Gothic" w:eastAsia="MS Gothic" w:hAnsi="MS Gothic"/>
+                <w:b w:val="false"/>
+                <w:bCs w:val="false"/>
+                <w:sz w:val="18"/>
+                <w:szCs w:val="18"/>
+              </w:rPr>
+              <w:t xml:space="preserve">T（追跡中）</w:t>
+            </w:r>
+          </w:p>
+        </w:tc>
+      </w:tr>
+      <w:tr>
+        <w:tc>
+          <w:tcPr>
+            <w:tcW w:type="dxa" w:w="1600"/>
             <w:tcBorders>
               <w:top w:val="single" w:color="999999" w:sz="1"/>
               <w:left w:val="single" w:color="999999" w:sz="1"/>
@@ -780,14 +1057,13 @@
                 <w:sz w:val="18"/>
                 <w:szCs w:val="18"/>
               </w:rPr>
-              <w:t xml:space="preserve">FindPagedAsync</w:t>
+              <w:t xml:space="preserve">Update</w:t>
             </w:r>
           </w:p>
         </w:tc>
         <w:tc>
           <w:tcPr>
             <w:tcW w:type="dxa" w:w="1200"/>
-            <w:gridSpan w:val="1"/>
             <w:tcBorders>
               <w:top w:val="single" w:color="999999" w:sz="1"/>
               <w:left w:val="single" w:color="999999" w:sz="1"/>
@@ -811,15 +1087,13 @@
                 <w:sz w:val="18"/>
                 <w:szCs w:val="18"/>
               </w:rPr>
-              <w:t xml:space="preserve">条件検索
-(ページング指定)</w:t>
-            </w:r>
-          </w:p>
-        </w:tc>
-        <w:tc>
-          <w:tcPr>
-            <w:tcW w:type="dxa" w:w="3826"/>
-            <w:gridSpan w:val="1"/>
+              <w:t xml:space="preserve">更新</w:t>
+            </w:r>
+          </w:p>
+        </w:tc>
+        <w:tc>
+          <w:tcPr>
+            <w:tcW w:type="dxa" w:w="3626"/>
             <w:tcBorders>
               <w:top w:val="single" w:color="999999" w:sz="1"/>
               <w:left w:val="single" w:color="999999" w:sz="1"/>
@@ -843,14 +1117,13 @@
                 <w:sz w:val="18"/>
                 <w:szCs w:val="18"/>
               </w:rPr>
-              <w:t xml:space="preserve">検索条件に加え、ページ番号・ページサイズを指定して該当範囲のレコードのみを返却する。総件数（TotalCount）も同時に返却する。</w:t>
+              <w:t xml:space="preserve">エンティティの状態をModifiedに変更する。SaveChangesAsync()呼び出し時にUPDATEが発行される。</w:t>
             </w:r>
           </w:p>
         </w:tc>
         <w:tc>
           <w:tcPr>
             <w:tcW w:type="dxa" w:w="1400"/>
-            <w:gridSpan w:val="1"/>
             <w:tcBorders>
               <w:top w:val="single" w:color="999999" w:sz="1"/>
               <w:left w:val="single" w:color="999999" w:sz="1"/>
@@ -874,16 +1147,13 @@
                 <w:sz w:val="18"/>
                 <w:szCs w:val="18"/>
               </w:rPr>
-              <w:t xml:space="preserve">検索条件式
-ページ番号
-ページサイズ</w:t>
+              <w:t xml:space="preserve">エンティティ(T)</w:t>
             </w:r>
           </w:p>
         </w:tc>
         <w:tc>
           <w:tcPr>
             <w:tcW w:type="dxa" w:w="1200"/>
-            <w:gridSpan w:val="1"/>
             <w:tcBorders>
               <w:top w:val="single" w:color="999999" w:sz="1"/>
               <w:left w:val="single" w:color="999999" w:sz="1"/>
@@ -907,106 +1177,102 @@
                 <w:sz w:val="18"/>
                 <w:szCs w:val="18"/>
               </w:rPr>
-              <w:t xml:space="preserve">PagedResult&lt;T&gt;</w:t>
-            </w:r>
-          </w:p>
-        </w:tc>
-      </w:tr>
-      <w:tr>
-        <w:tc>
-          <w:tcPr>
-            <w:tcW w:type="dxa" w:w="1805"/>
-            <w:gridSpan w:val="1"/>
-            <w:tcBorders>
-              <w:top w:val="single" w:color="999999" w:sz="1"/>
-              <w:left w:val="single" w:color="999999" w:sz="1"/>
-              <w:bottom w:val="single" w:color="999999" w:sz="1"/>
-              <w:right w:val="single" w:color="999999" w:sz="1"/>
-            </w:tcBorders>
-            <w:tcMar>
-              <w:top w:type="dxa" w:w="60"/>
-              <w:left w:type="dxa" w:w="100"/>
-              <w:bottom w:type="dxa" w:w="60"/>
-              <w:right w:type="dxa" w:w="100"/>
-            </w:tcMar>
-          </w:tcPr>
-          <w:p>
-            <w:r>
-              <w:rPr>
-                <w:rFonts w:ascii="MS Gothic" w:cs="MS Gothic" w:eastAsia="MS Gothic" w:hAnsi="MS Gothic"/>
-                <w:b w:val="false"/>
-                <w:bCs w:val="false"/>
-                <w:sz w:val="18"/>
-                <w:szCs w:val="18"/>
-              </w:rPr>
-              <w:t xml:space="preserve">AddAsync</w:t>
-            </w:r>
-          </w:p>
-        </w:tc>
-        <w:tc>
-          <w:tcPr>
-            <w:tcW w:type="dxa" w:w="1805"/>
-            <w:gridSpan w:val="1"/>
-            <w:tcBorders>
-              <w:top w:val="single" w:color="999999" w:sz="1"/>
-              <w:left w:val="single" w:color="999999" w:sz="1"/>
-              <w:bottom w:val="single" w:color="999999" w:sz="1"/>
-              <w:right w:val="single" w:color="999999" w:sz="1"/>
-            </w:tcBorders>
-            <w:tcMar>
-              <w:top w:type="dxa" w:w="60"/>
-              <w:left w:type="dxa" w:w="100"/>
-              <w:bottom w:type="dxa" w:w="60"/>
-              <w:right w:type="dxa" w:w="100"/>
-            </w:tcMar>
-          </w:tcPr>
-          <w:p>
-            <w:r>
-              <w:rPr>
-                <w:rFonts w:ascii="MS Gothic" w:cs="MS Gothic" w:eastAsia="MS Gothic" w:hAnsi="MS Gothic"/>
-                <w:b w:val="false"/>
-                <w:bCs w:val="false"/>
-                <w:sz w:val="18"/>
-                <w:szCs w:val="18"/>
-              </w:rPr>
-              <w:t xml:space="preserve">登録</w:t>
-            </w:r>
-          </w:p>
-        </w:tc>
-        <w:tc>
-          <w:tcPr>
-            <w:tcW w:type="dxa" w:w="1805"/>
-            <w:gridSpan w:val="1"/>
-            <w:tcBorders>
-              <w:top w:val="single" w:color="999999" w:sz="1"/>
-              <w:left w:val="single" w:color="999999" w:sz="1"/>
-              <w:bottom w:val="single" w:color="999999" w:sz="1"/>
-              <w:right w:val="single" w:color="999999" w:sz="1"/>
-            </w:tcBorders>
-            <w:tcMar>
-              <w:top w:type="dxa" w:w="60"/>
-              <w:left w:type="dxa" w:w="100"/>
-              <w:bottom w:type="dxa" w:w="60"/>
-              <w:right w:type="dxa" w:w="100"/>
-            </w:tcMar>
-          </w:tcPr>
-          <w:p>
-            <w:r>
-              <w:rPr>
-                <w:rFonts w:ascii="MS Gothic" w:cs="MS Gothic" w:eastAsia="MS Gothic" w:hAnsi="MS Gothic"/>
-                <w:b w:val="false"/>
-                <w:bCs w:val="false"/>
-                <w:sz w:val="18"/>
-                <w:szCs w:val="18"/>
-              </w:rPr>
-              <w:t xml:space="preserve">エンティティをDBContext の変更追跡に追加する。UnitOfWork の SaveChangesAsync() 呼び出し時にINSERT SQLが発行される。</w:t>
-            </w:r>
-          </w:p>
-        </w:tc>
-        <w:tc>
-          <w:tcPr>
-            <w:tcW w:type="dxa" w:w="1805"/>
-            <w:gridSpan w:val="1"/>
+              <w:t xml:space="preserve">void</w:t>
+            </w:r>
+          </w:p>
+        </w:tc>
+      </w:tr>
+      <w:tr>
+        <w:tc>
+          <w:tcPr>
+            <w:tcW w:type="dxa" w:w="1600"/>
+            <w:tcBorders>
+              <w:top w:val="single" w:color="999999" w:sz="1"/>
+              <w:left w:val="single" w:color="999999" w:sz="1"/>
+              <w:bottom w:val="single" w:color="999999" w:sz="1"/>
+              <w:right w:val="single" w:color="999999" w:sz="1"/>
+            </w:tcBorders>
+            <w:tcMar>
+              <w:top w:type="dxa" w:w="60"/>
+              <w:left w:type="dxa" w:w="100"/>
+              <w:bottom w:type="dxa" w:w="60"/>
+              <w:right w:type="dxa" w:w="100"/>
+            </w:tcMar>
+          </w:tcPr>
+          <w:p>
+            <w:r>
+              <w:rPr>
+                <w:rFonts w:ascii="MS Gothic" w:cs="MS Gothic" w:eastAsia="MS Gothic" w:hAnsi="MS Gothic"/>
+                <w:b w:val="false"/>
+                <w:bCs w:val="false"/>
+                <w:sz w:val="18"/>
+                <w:szCs w:val="18"/>
+              </w:rPr>
+              <w:t xml:space="preserve">Remove</w:t>
+            </w:r>
+          </w:p>
+        </w:tc>
+        <w:tc>
+          <w:tcPr>
+            <w:tcW w:type="dxa" w:w="1200"/>
+            <w:tcBorders>
+              <w:top w:val="single" w:color="999999" w:sz="1"/>
+              <w:left w:val="single" w:color="999999" w:sz="1"/>
+              <w:bottom w:val="single" w:color="999999" w:sz="1"/>
+              <w:right w:val="single" w:color="999999" w:sz="1"/>
+            </w:tcBorders>
+            <w:tcMar>
+              <w:top w:type="dxa" w:w="60"/>
+              <w:left w:type="dxa" w:w="100"/>
+              <w:bottom w:type="dxa" w:w="60"/>
+              <w:right w:type="dxa" w:w="100"/>
+            </w:tcMar>
+          </w:tcPr>
+          <w:p>
+            <w:r>
+              <w:rPr>
+                <w:rFonts w:ascii="MS Gothic" w:cs="MS Gothic" w:eastAsia="MS Gothic" w:hAnsi="MS Gothic"/>
+                <w:b w:val="false"/>
+                <w:bCs w:val="false"/>
+                <w:sz w:val="18"/>
+                <w:szCs w:val="18"/>
+              </w:rPr>
+              <w:t xml:space="preserve">削除</w:t>
+            </w:r>
+          </w:p>
+        </w:tc>
+        <w:tc>
+          <w:tcPr>
+            <w:tcW w:type="dxa" w:w="3626"/>
+            <w:tcBorders>
+              <w:top w:val="single" w:color="999999" w:sz="1"/>
+              <w:left w:val="single" w:color="999999" w:sz="1"/>
+              <w:bottom w:val="single" w:color="999999" w:sz="1"/>
+              <w:right w:val="single" w:color="999999" w:sz="1"/>
+            </w:tcBorders>
+            <w:tcMar>
+              <w:top w:type="dxa" w:w="60"/>
+              <w:left w:type="dxa" w:w="100"/>
+              <w:bottom w:type="dxa" w:w="60"/>
+              <w:right w:type="dxa" w:w="100"/>
+            </w:tcMar>
+          </w:tcPr>
+          <w:p>
+            <w:r>
+              <w:rPr>
+                <w:rFonts w:ascii="MS Gothic" w:cs="MS Gothic" w:eastAsia="MS Gothic" w:hAnsi="MS Gothic"/>
+                <w:b w:val="false"/>
+                <w:bCs w:val="false"/>
+                <w:sz w:val="18"/>
+                <w:szCs w:val="18"/>
+              </w:rPr>
+              <w:t xml:space="preserve">エンティティの状態をDeletedに変更する。SaveChangesAsync()呼び出し時にDELETEが発行される。</w:t>
+            </w:r>
+          </w:p>
+        </w:tc>
+        <w:tc>
+          <w:tcPr>
+            <w:tcW w:type="dxa" w:w="1400"/>
             <w:tcBorders>
               <w:top w:val="single" w:color="999999" w:sz="1"/>
               <w:left w:val="single" w:color="999999" w:sz="1"/>
@@ -1035,171 +1301,13 @@
         </w:tc>
         <w:tc>
           <w:tcPr>
-            <w:tcW w:type="dxa" w:w="1805"/>
-            <w:gridSpan w:val="1"/>
-            <w:tcBorders>
-              <w:top w:val="single" w:color="999999" w:sz="1"/>
-              <w:left w:val="single" w:color="999999" w:sz="1"/>
-              <w:bottom w:val="single" w:color="999999" w:sz="1"/>
-              <w:right w:val="single" w:color="999999" w:sz="1"/>
-            </w:tcBorders>
-            <w:tcMar>
-              <w:top w:type="dxa" w:w="60"/>
-              <w:left w:type="dxa" w:w="100"/>
-              <w:bottom w:type="dxa" w:w="60"/>
-              <w:right w:type="dxa" w:w="100"/>
-            </w:tcMar>
-          </w:tcPr>
-          <w:p>
-            <w:r>
-              <w:rPr>
-                <w:rFonts w:ascii="MS Gothic" w:cs="MS Gothic" w:eastAsia="MS Gothic" w:hAnsi="MS Gothic"/>
-                <w:b w:val="false"/>
-                <w:bCs w:val="false"/>
-                <w:sz w:val="18"/>
-                <w:szCs w:val="18"/>
-              </w:rPr>
-              <w:t xml:space="preserve">T（追跡中）</w:t>
-            </w:r>
-          </w:p>
-        </w:tc>
-      </w:tr>
-      <w:tr>
-        <w:tc>
-          <w:tcPr>
-            <w:tcW w:type="dxa" w:w="1400"/>
-            <w:gridSpan w:val="1"/>
-            <w:tcBorders>
-              <w:top w:val="single" w:color="999999" w:sz="1"/>
-              <w:left w:val="single" w:color="999999" w:sz="1"/>
-              <w:bottom w:val="single" w:color="999999" w:sz="1"/>
-              <w:right w:val="single" w:color="999999" w:sz="1"/>
-            </w:tcBorders>
-            <w:shd w:fill="F2F2F2" w:val="clear"/>
-            <w:tcMar>
-              <w:top w:type="dxa" w:w="60"/>
-              <w:left w:type="dxa" w:w="100"/>
-              <w:bottom w:type="dxa" w:w="60"/>
-              <w:right w:type="dxa" w:w="100"/>
-            </w:tcMar>
-          </w:tcPr>
-          <w:p>
-            <w:r>
-              <w:rPr>
-                <w:rFonts w:ascii="MS Gothic" w:cs="MS Gothic" w:eastAsia="MS Gothic" w:hAnsi="MS Gothic"/>
-                <w:b w:val="false"/>
-                <w:bCs w:val="false"/>
-                <w:sz w:val="18"/>
-                <w:szCs w:val="18"/>
-              </w:rPr>
-              <w:t xml:space="preserve">Update</w:t>
-            </w:r>
-          </w:p>
-        </w:tc>
-        <w:tc>
-          <w:tcPr>
             <w:tcW w:type="dxa" w:w="1200"/>
-            <w:gridSpan w:val="1"/>
-            <w:tcBorders>
-              <w:top w:val="single" w:color="999999" w:sz="1"/>
-              <w:left w:val="single" w:color="999999" w:sz="1"/>
-              <w:bottom w:val="single" w:color="999999" w:sz="1"/>
-              <w:right w:val="single" w:color="999999" w:sz="1"/>
-            </w:tcBorders>
-            <w:shd w:fill="F2F2F2" w:val="clear"/>
-            <w:tcMar>
-              <w:top w:type="dxa" w:w="60"/>
-              <w:left w:type="dxa" w:w="100"/>
-              <w:bottom w:type="dxa" w:w="60"/>
-              <w:right w:type="dxa" w:w="100"/>
-            </w:tcMar>
-          </w:tcPr>
-          <w:p>
-            <w:r>
-              <w:rPr>
-                <w:rFonts w:ascii="MS Gothic" w:cs="MS Gothic" w:eastAsia="MS Gothic" w:hAnsi="MS Gothic"/>
-                <w:b w:val="false"/>
-                <w:bCs w:val="false"/>
-                <w:sz w:val="18"/>
-                <w:szCs w:val="18"/>
-              </w:rPr>
-              <w:t xml:space="preserve">更新</w:t>
-            </w:r>
-          </w:p>
-        </w:tc>
-        <w:tc>
-          <w:tcPr>
-            <w:tcW w:type="dxa" w:w="3826"/>
-            <w:gridSpan w:val="1"/>
-            <w:tcBorders>
-              <w:top w:val="single" w:color="999999" w:sz="1"/>
-              <w:left w:val="single" w:color="999999" w:sz="1"/>
-              <w:bottom w:val="single" w:color="999999" w:sz="1"/>
-              <w:right w:val="single" w:color="999999" w:sz="1"/>
-            </w:tcBorders>
-            <w:shd w:fill="F2F2F2" w:val="clear"/>
-            <w:tcMar>
-              <w:top w:type="dxa" w:w="60"/>
-              <w:left w:type="dxa" w:w="100"/>
-              <w:bottom w:type="dxa" w:w="60"/>
-              <w:right w:type="dxa" w:w="100"/>
-            </w:tcMar>
-          </w:tcPr>
-          <w:p>
-            <w:r>
-              <w:rPr>
-                <w:rFonts w:ascii="MS Gothic" w:cs="MS Gothic" w:eastAsia="MS Gothic" w:hAnsi="MS Gothic"/>
-                <w:b w:val="false"/>
-                <w:bCs w:val="false"/>
-                <w:sz w:val="18"/>
-                <w:szCs w:val="18"/>
-              </w:rPr>
-              <w:t xml:space="preserve">エンティティの状態を Modified に変更する。UnitOfWork の SaveChangesAsync() 呼び出し時にUPDATE SQLが発行される。</w:t>
-            </w:r>
-          </w:p>
-        </w:tc>
-        <w:tc>
-          <w:tcPr>
-            <w:tcW w:type="dxa" w:w="1400"/>
-            <w:gridSpan w:val="1"/>
-            <w:tcBorders>
-              <w:top w:val="single" w:color="999999" w:sz="1"/>
-              <w:left w:val="single" w:color="999999" w:sz="1"/>
-              <w:bottom w:val="single" w:color="999999" w:sz="1"/>
-              <w:right w:val="single" w:color="999999" w:sz="1"/>
-            </w:tcBorders>
-            <w:shd w:fill="F2F2F2" w:val="clear"/>
-            <w:tcMar>
-              <w:top w:type="dxa" w:w="60"/>
-              <w:left w:type="dxa" w:w="100"/>
-              <w:bottom w:type="dxa" w:w="60"/>
-              <w:right w:type="dxa" w:w="100"/>
-            </w:tcMar>
-          </w:tcPr>
-          <w:p>
-            <w:r>
-              <w:rPr>
-                <w:rFonts w:ascii="MS Gothic" w:cs="MS Gothic" w:eastAsia="MS Gothic" w:hAnsi="MS Gothic"/>
-                <w:b w:val="false"/>
-                <w:bCs w:val="false"/>
-                <w:sz w:val="18"/>
-                <w:szCs w:val="18"/>
-              </w:rPr>
-              <w:t xml:space="preserve">エンティティ(T)</w:t>
-            </w:r>
-          </w:p>
-        </w:tc>
-        <w:tc>
-          <w:tcPr>
-            <w:tcW w:type="dxa" w:w="1200"/>
-            <w:gridSpan w:val="1"/>
-            <w:tcBorders>
-              <w:top w:val="single" w:color="999999" w:sz="1"/>
-              <w:left w:val="single" w:color="999999" w:sz="1"/>
-              <w:bottom w:val="single" w:color="999999" w:sz="1"/>
-              <w:right w:val="single" w:color="999999" w:sz="1"/>
-            </w:tcBorders>
-            <w:shd w:fill="F2F2F2" w:val="clear"/>
+            <w:tcBorders>
+              <w:top w:val="single" w:color="999999" w:sz="1"/>
+              <w:left w:val="single" w:color="999999" w:sz="1"/>
+              <w:bottom w:val="single" w:color="999999" w:sz="1"/>
+              <w:right w:val="single" w:color="999999" w:sz="1"/>
+            </w:tcBorders>
             <w:tcMar>
               <w:top w:type="dxa" w:w="60"/>
               <w:left w:type="dxa" w:w="100"/>
@@ -1224,160 +1332,7 @@
       <w:tr>
         <w:tc>
           <w:tcPr>
-            <w:tcW w:type="dxa" w:w="1805"/>
-            <w:gridSpan w:val="1"/>
-            <w:tcBorders>
-              <w:top w:val="single" w:color="999999" w:sz="1"/>
-              <w:left w:val="single" w:color="999999" w:sz="1"/>
-              <w:bottom w:val="single" w:color="999999" w:sz="1"/>
-              <w:right w:val="single" w:color="999999" w:sz="1"/>
-            </w:tcBorders>
-            <w:tcMar>
-              <w:top w:type="dxa" w:w="60"/>
-              <w:left w:type="dxa" w:w="100"/>
-              <w:bottom w:type="dxa" w:w="60"/>
-              <w:right w:type="dxa" w:w="100"/>
-            </w:tcMar>
-          </w:tcPr>
-          <w:p>
-            <w:r>
-              <w:rPr>
-                <w:rFonts w:ascii="MS Gothic" w:cs="MS Gothic" w:eastAsia="MS Gothic" w:hAnsi="MS Gothic"/>
-                <w:b w:val="false"/>
-                <w:bCs w:val="false"/>
-                <w:sz w:val="18"/>
-                <w:szCs w:val="18"/>
-              </w:rPr>
-              <w:t xml:space="preserve">Remove</w:t>
-            </w:r>
-          </w:p>
-        </w:tc>
-        <w:tc>
-          <w:tcPr>
-            <w:tcW w:type="dxa" w:w="1805"/>
-            <w:gridSpan w:val="1"/>
-            <w:tcBorders>
-              <w:top w:val="single" w:color="999999" w:sz="1"/>
-              <w:left w:val="single" w:color="999999" w:sz="1"/>
-              <w:bottom w:val="single" w:color="999999" w:sz="1"/>
-              <w:right w:val="single" w:color="999999" w:sz="1"/>
-            </w:tcBorders>
-            <w:tcMar>
-              <w:top w:type="dxa" w:w="60"/>
-              <w:left w:type="dxa" w:w="100"/>
-              <w:bottom w:type="dxa" w:w="60"/>
-              <w:right w:type="dxa" w:w="100"/>
-            </w:tcMar>
-          </w:tcPr>
-          <w:p>
-            <w:r>
-              <w:rPr>
-                <w:rFonts w:ascii="MS Gothic" w:cs="MS Gothic" w:eastAsia="MS Gothic" w:hAnsi="MS Gothic"/>
-                <w:b w:val="false"/>
-                <w:bCs w:val="false"/>
-                <w:sz w:val="18"/>
-                <w:szCs w:val="18"/>
-              </w:rPr>
-              <w:t xml:space="preserve">削除</w:t>
-            </w:r>
-          </w:p>
-        </w:tc>
-        <w:tc>
-          <w:tcPr>
-            <w:tcW w:type="dxa" w:w="1805"/>
-            <w:gridSpan w:val="1"/>
-            <w:tcBorders>
-              <w:top w:val="single" w:color="999999" w:sz="1"/>
-              <w:left w:val="single" w:color="999999" w:sz="1"/>
-              <w:bottom w:val="single" w:color="999999" w:sz="1"/>
-              <w:right w:val="single" w:color="999999" w:sz="1"/>
-            </w:tcBorders>
-            <w:tcMar>
-              <w:top w:type="dxa" w:w="60"/>
-              <w:left w:type="dxa" w:w="100"/>
-              <w:bottom w:type="dxa" w:w="60"/>
-              <w:right w:type="dxa" w:w="100"/>
-            </w:tcMar>
-          </w:tcPr>
-          <w:p>
-            <w:r>
-              <w:rPr>
-                <w:rFonts w:ascii="MS Gothic" w:cs="MS Gothic" w:eastAsia="MS Gothic" w:hAnsi="MS Gothic"/>
-                <w:b w:val="false"/>
-                <w:bCs w:val="false"/>
-                <w:sz w:val="18"/>
-                <w:szCs w:val="18"/>
-              </w:rPr>
-              <w:t xml:space="preserve">エンティティの状態を Deleted に変更する。UnitOfWork の SaveChangesAsync() 呼び出し時にDELETE SQLが発行される。</w:t>
-            </w:r>
-          </w:p>
-        </w:tc>
-        <w:tc>
-          <w:tcPr>
-            <w:tcW w:type="dxa" w:w="1805"/>
-            <w:gridSpan w:val="1"/>
-            <w:tcBorders>
-              <w:top w:val="single" w:color="999999" w:sz="1"/>
-              <w:left w:val="single" w:color="999999" w:sz="1"/>
-              <w:bottom w:val="single" w:color="999999" w:sz="1"/>
-              <w:right w:val="single" w:color="999999" w:sz="1"/>
-            </w:tcBorders>
-            <w:tcMar>
-              <w:top w:type="dxa" w:w="60"/>
-              <w:left w:type="dxa" w:w="100"/>
-              <w:bottom w:type="dxa" w:w="60"/>
-              <w:right w:type="dxa" w:w="100"/>
-            </w:tcMar>
-          </w:tcPr>
-          <w:p>
-            <w:r>
-              <w:rPr>
-                <w:rFonts w:ascii="MS Gothic" w:cs="MS Gothic" w:eastAsia="MS Gothic" w:hAnsi="MS Gothic"/>
-                <w:b w:val="false"/>
-                <w:bCs w:val="false"/>
-                <w:sz w:val="18"/>
-                <w:szCs w:val="18"/>
-              </w:rPr>
-              <w:t xml:space="preserve">エンティティ(T)</w:t>
-            </w:r>
-          </w:p>
-        </w:tc>
-        <w:tc>
-          <w:tcPr>
-            <w:tcW w:type="dxa" w:w="1805"/>
-            <w:gridSpan w:val="1"/>
-            <w:tcBorders>
-              <w:top w:val="single" w:color="999999" w:sz="1"/>
-              <w:left w:val="single" w:color="999999" w:sz="1"/>
-              <w:bottom w:val="single" w:color="999999" w:sz="1"/>
-              <w:right w:val="single" w:color="999999" w:sz="1"/>
-            </w:tcBorders>
-            <w:tcMar>
-              <w:top w:type="dxa" w:w="60"/>
-              <w:left w:type="dxa" w:w="100"/>
-              <w:bottom w:type="dxa" w:w="60"/>
-              <w:right w:type="dxa" w:w="100"/>
-            </w:tcMar>
-          </w:tcPr>
-          <w:p>
-            <w:r>
-              <w:rPr>
-                <w:rFonts w:ascii="MS Gothic" w:cs="MS Gothic" w:eastAsia="MS Gothic" w:hAnsi="MS Gothic"/>
-                <w:b w:val="false"/>
-                <w:bCs w:val="false"/>
-                <w:sz w:val="18"/>
-                <w:szCs w:val="18"/>
-              </w:rPr>
-              <w:t xml:space="preserve">void</w:t>
-            </w:r>
-          </w:p>
-        </w:tc>
-      </w:tr>
-      <w:tr>
-        <w:tc>
-          <w:tcPr>
-            <w:tcW w:type="dxa" w:w="1400"/>
-            <w:gridSpan w:val="1"/>
+            <w:tcW w:type="dxa" w:w="1600"/>
             <w:tcBorders>
               <w:top w:val="single" w:color="999999" w:sz="1"/>
               <w:left w:val="single" w:color="999999" w:sz="1"/>
@@ -1409,7 +1364,6 @@
         <w:tc>
           <w:tcPr>
             <w:tcW w:type="dxa" w:w="1200"/>
-            <w:gridSpan w:val="1"/>
             <w:tcBorders>
               <w:top w:val="single" w:color="999999" w:sz="1"/>
               <w:left w:val="single" w:color="999999" w:sz="1"/>
@@ -1439,8 +1393,7 @@
         </w:tc>
         <w:tc>
           <w:tcPr>
-            <w:tcW w:type="dxa" w:w="3826"/>
-            <w:gridSpan w:val="1"/>
+            <w:tcW w:type="dxa" w:w="3626"/>
             <w:tcBorders>
               <w:top w:val="single" w:color="999999" w:sz="1"/>
               <w:left w:val="single" w:color="999999" w:sz="1"/>
@@ -1464,14 +1417,13 @@
                 <w:sz w:val="18"/>
                 <w:szCs w:val="18"/>
               </w:rPr>
-              <w:t xml:space="preserve">DBContext 上の全変更（登録/更新/削除）をトランザクション内でAzure SQL MI に一括送信する。成功時はコミット、例外発生時はロールバックを行う。</w:t>
+              <w:t xml:space="preserve">DbContext上の全変更（登録/更新/削除）をトランザクション内でAzure SQL Databaseに一括送信する。成功時はコミット、例外発生時はロールバックを行う。</w:t>
             </w:r>
           </w:p>
         </w:tc>
         <w:tc>
           <w:tcPr>
             <w:tcW w:type="dxa" w:w="1400"/>
-            <w:gridSpan w:val="1"/>
             <w:tcBorders>
               <w:top w:val="single" w:color="999999" w:sz="1"/>
               <w:left w:val="single" w:color="999999" w:sz="1"/>
@@ -1502,7 +1454,6 @@
         <w:tc>
           <w:tcPr>
             <w:tcW w:type="dxa" w:w="1200"/>
-            <w:gridSpan w:val="1"/>
             <w:tcBorders>
               <w:top w:val="single" w:color="999999" w:sz="1"/>
               <w:left w:val="single" w:color="999999" w:sz="1"/>
@@ -1534,8 +1485,7 @@
       <w:tr>
         <w:tc>
           <w:tcPr>
-            <w:tcW w:type="dxa" w:w="1805"/>
-            <w:gridSpan w:val="1"/>
+            <w:tcW w:type="dxa" w:w="1600"/>
             <w:tcBorders>
               <w:top w:val="single" w:color="999999" w:sz="1"/>
               <w:left w:val="single" w:color="999999" w:sz="1"/>
@@ -1565,8 +1515,7 @@
         </w:tc>
         <w:tc>
           <w:tcPr>
-            <w:tcW w:type="dxa" w:w="1805"/>
-            <w:gridSpan w:val="1"/>
+            <w:tcW w:type="dxa" w:w="1200"/>
             <w:tcBorders>
               <w:top w:val="single" w:color="999999" w:sz="1"/>
               <w:left w:val="single" w:color="999999" w:sz="1"/>
@@ -1595,69 +1544,65 @@
         </w:tc>
         <w:tc>
           <w:tcPr>
-            <w:tcW w:type="dxa" w:w="1805"/>
-            <w:gridSpan w:val="1"/>
-            <w:tcBorders>
-              <w:top w:val="single" w:color="999999" w:sz="1"/>
-              <w:left w:val="single" w:color="999999" w:sz="1"/>
-              <w:bottom w:val="single" w:color="999999" w:sz="1"/>
-              <w:right w:val="single" w:color="999999" w:sz="1"/>
-            </w:tcBorders>
-            <w:tcMar>
-              <w:top w:type="dxa" w:w="60"/>
-              <w:left w:type="dxa" w:w="100"/>
-              <w:bottom w:type="dxa" w:w="60"/>
-              <w:right w:type="dxa" w:w="100"/>
-            </w:tcMar>
-          </w:tcPr>
-          <w:p>
-            <w:r>
-              <w:rPr>
-                <w:rFonts w:ascii="MS Gothic" w:cs="MS Gothic" w:eastAsia="MS Gothic" w:hAnsi="MS Gothic"/>
-                <w:b w:val="false"/>
-                <w:bCs w:val="false"/>
-                <w:sz w:val="18"/>
-                <w:szCs w:val="18"/>
-              </w:rPr>
-              <w:t xml:space="preserve">EF Core では表現困難な複雑な集計・結合クエリをDapper経由で直接SQLを発行し結果を返却する。使用は最小限に限定する。</w:t>
-            </w:r>
-          </w:p>
-        </w:tc>
-        <w:tc>
-          <w:tcPr>
-            <w:tcW w:type="dxa" w:w="1805"/>
-            <w:gridSpan w:val="1"/>
-            <w:tcBorders>
-              <w:top w:val="single" w:color="999999" w:sz="1"/>
-              <w:left w:val="single" w:color="999999" w:sz="1"/>
-              <w:bottom w:val="single" w:color="999999" w:sz="1"/>
-              <w:right w:val="single" w:color="999999" w:sz="1"/>
-            </w:tcBorders>
-            <w:tcMar>
-              <w:top w:type="dxa" w:w="60"/>
-              <w:left w:type="dxa" w:w="100"/>
-              <w:bottom w:type="dxa" w:w="60"/>
-              <w:right w:type="dxa" w:w="100"/>
-            </w:tcMar>
-          </w:tcPr>
-          <w:p>
-            <w:r>
-              <w:rPr>
-                <w:rFonts w:ascii="MS Gothic" w:cs="MS Gothic" w:eastAsia="MS Gothic" w:hAnsi="MS Gothic"/>
-                <w:b w:val="false"/>
-                <w:bCs w:val="false"/>
-                <w:sz w:val="18"/>
-                <w:szCs w:val="18"/>
-              </w:rPr>
-              <w:t xml:space="preserve">SQL文字列
-パラメータ</w:t>
-            </w:r>
-          </w:p>
-        </w:tc>
-        <w:tc>
-          <w:tcPr>
-            <w:tcW w:type="dxa" w:w="1805"/>
-            <w:gridSpan w:val="1"/>
+            <w:tcW w:type="dxa" w:w="3626"/>
+            <w:tcBorders>
+              <w:top w:val="single" w:color="999999" w:sz="1"/>
+              <w:left w:val="single" w:color="999999" w:sz="1"/>
+              <w:bottom w:val="single" w:color="999999" w:sz="1"/>
+              <w:right w:val="single" w:color="999999" w:sz="1"/>
+            </w:tcBorders>
+            <w:tcMar>
+              <w:top w:type="dxa" w:w="60"/>
+              <w:left w:type="dxa" w:w="100"/>
+              <w:bottom w:type="dxa" w:w="60"/>
+              <w:right w:type="dxa" w:w="100"/>
+            </w:tcMar>
+          </w:tcPr>
+          <w:p>
+            <w:r>
+              <w:rPr>
+                <w:rFonts w:ascii="MS Gothic" w:cs="MS Gothic" w:eastAsia="MS Gothic" w:hAnsi="MS Gothic"/>
+                <w:b w:val="false"/>
+                <w:bCs w:val="false"/>
+                <w:sz w:val="18"/>
+                <w:szCs w:val="18"/>
+              </w:rPr>
+              <w:t xml:space="preserve">EF Coreでは表現困難な複雑な集計・結合クエリをDapper経由で直接SQLを発行し結果を返却する。使用は最小限に限定する。</w:t>
+            </w:r>
+          </w:p>
+        </w:tc>
+        <w:tc>
+          <w:tcPr>
+            <w:tcW w:type="dxa" w:w="1400"/>
+            <w:tcBorders>
+              <w:top w:val="single" w:color="999999" w:sz="1"/>
+              <w:left w:val="single" w:color="999999" w:sz="1"/>
+              <w:bottom w:val="single" w:color="999999" w:sz="1"/>
+              <w:right w:val="single" w:color="999999" w:sz="1"/>
+            </w:tcBorders>
+            <w:tcMar>
+              <w:top w:type="dxa" w:w="60"/>
+              <w:left w:type="dxa" w:w="100"/>
+              <w:bottom w:type="dxa" w:w="60"/>
+              <w:right w:type="dxa" w:w="100"/>
+            </w:tcMar>
+          </w:tcPr>
+          <w:p>
+            <w:r>
+              <w:rPr>
+                <w:rFonts w:ascii="MS Gothic" w:cs="MS Gothic" w:eastAsia="MS Gothic" w:hAnsi="MS Gothic"/>
+                <w:b w:val="false"/>
+                <w:bCs w:val="false"/>
+                <w:sz w:val="18"/>
+                <w:szCs w:val="18"/>
+              </w:rPr>
+              <w:t xml:space="preserve">SQL文字列 / パラメータ</w:t>
+            </w:r>
+          </w:p>
+        </w:tc>
+        <w:tc>
+          <w:tcPr>
+            <w:tcW w:type="dxa" w:w="1200"/>
             <w:tcBorders>
               <w:top w:val="single" w:color="999999" w:sz="1"/>
               <w:left w:val="single" w:color="999999" w:sz="1"/>
@@ -1731,7 +1676,6 @@
         <w:tc>
           <w:tcPr>
             <w:tcW w:type="dxa" w:w="2000"/>
-            <w:gridSpan w:val="1"/>
             <w:tcBorders>
               <w:top w:val="single" w:color="999999" w:sz="1"/>
               <w:left w:val="single" w:color="999999" w:sz="1"/>
@@ -1762,7 +1706,6 @@
         <w:tc>
           <w:tcPr>
             <w:tcW w:type="dxa" w:w="2000"/>
-            <w:gridSpan w:val="1"/>
             <w:tcBorders>
               <w:top w:val="single" w:color="999999" w:sz="1"/>
               <w:left w:val="single" w:color="999999" w:sz="1"/>
@@ -1793,7 +1736,6 @@
         <w:tc>
           <w:tcPr>
             <w:tcW w:type="dxa" w:w="2026"/>
-            <w:gridSpan w:val="1"/>
             <w:tcBorders>
               <w:top w:val="single" w:color="999999" w:sz="1"/>
               <w:left w:val="single" w:color="999999" w:sz="1"/>
@@ -1824,7 +1766,6 @@
         <w:tc>
           <w:tcPr>
             <w:tcW w:type="dxa" w:w="3000"/>
-            <w:gridSpan w:val="1"/>
             <w:tcBorders>
               <w:top w:val="single" w:color="999999" w:sz="1"/>
               <w:left w:val="single" w:color="999999" w:sz="1"/>
@@ -1856,8 +1797,7 @@
       <w:tr>
         <w:tc>
           <w:tcPr>
-            <w:tcW w:type="dxa" w:w="2256"/>
-            <w:gridSpan w:val="1"/>
+            <w:tcW w:type="dxa" w:w="2000"/>
             <w:tcBorders>
               <w:top w:val="single" w:color="999999" w:sz="1"/>
               <w:left w:val="single" w:color="999999" w:sz="1"/>
@@ -1886,8 +1826,7 @@
         </w:tc>
         <w:tc>
           <w:tcPr>
-            <w:tcW w:type="dxa" w:w="2256"/>
-            <w:gridSpan w:val="1"/>
+            <w:tcW w:type="dxa" w:w="2000"/>
             <w:tcBorders>
               <w:top w:val="single" w:color="999999" w:sz="1"/>
               <w:left w:val="single" w:color="999999" w:sz="1"/>
@@ -1916,8 +1855,7 @@
         </w:tc>
         <w:tc>
           <w:tcPr>
-            <w:tcW w:type="dxa" w:w="2256"/>
-            <w:gridSpan w:val="1"/>
+            <w:tcW w:type="dxa" w:w="2026"/>
             <w:tcBorders>
               <w:top w:val="single" w:color="999999" w:sz="1"/>
               <w:left w:val="single" w:color="999999" w:sz="1"/>
@@ -1946,8 +1884,7 @@
         </w:tc>
         <w:tc>
           <w:tcPr>
-            <w:tcW w:type="dxa" w:w="2256"/>
-            <w:gridSpan w:val="1"/>
+            <w:tcW w:type="dxa" w:w="3000"/>
             <w:tcBorders>
               <w:top w:val="single" w:color="999999" w:sz="1"/>
               <w:left w:val="single" w:color="999999" w:sz="1"/>
@@ -1979,7 +1916,6 @@
         <w:tc>
           <w:tcPr>
             <w:tcW w:type="dxa" w:w="2000"/>
-            <w:gridSpan w:val="1"/>
             <w:tcBorders>
               <w:top w:val="single" w:color="999999" w:sz="1"/>
               <w:left w:val="single" w:color="999999" w:sz="1"/>
@@ -2010,7 +1946,6 @@
         <w:tc>
           <w:tcPr>
             <w:tcW w:type="dxa" w:w="2000"/>
-            <w:gridSpan w:val="1"/>
             <w:tcBorders>
               <w:top w:val="single" w:color="999999" w:sz="1"/>
               <w:left w:val="single" w:color="999999" w:sz="1"/>
@@ -2041,7 +1976,6 @@
         <w:tc>
           <w:tcPr>
             <w:tcW w:type="dxa" w:w="2026"/>
-            <w:gridSpan w:val="1"/>
             <w:tcBorders>
               <w:top w:val="single" w:color="999999" w:sz="1"/>
               <w:left w:val="single" w:color="999999" w:sz="1"/>
@@ -2072,7 +2006,6 @@
         <w:tc>
           <w:tcPr>
             <w:tcW w:type="dxa" w:w="3000"/>
-            <w:gridSpan w:val="1"/>
             <w:tcBorders>
               <w:top w:val="single" w:color="999999" w:sz="1"/>
               <w:left w:val="single" w:color="999999" w:sz="1"/>
@@ -2104,8 +2037,7 @@
       <w:tr>
         <w:tc>
           <w:tcPr>
-            <w:tcW w:type="dxa" w:w="2256"/>
-            <w:gridSpan w:val="1"/>
+            <w:tcW w:type="dxa" w:w="2000"/>
             <w:tcBorders>
               <w:top w:val="single" w:color="999999" w:sz="1"/>
               <w:left w:val="single" w:color="999999" w:sz="1"/>
@@ -2134,8 +2066,7 @@
         </w:tc>
         <w:tc>
           <w:tcPr>
-            <w:tcW w:type="dxa" w:w="2256"/>
-            <w:gridSpan w:val="1"/>
+            <w:tcW w:type="dxa" w:w="2000"/>
             <w:tcBorders>
               <w:top w:val="single" w:color="999999" w:sz="1"/>
               <w:left w:val="single" w:color="999999" w:sz="1"/>
@@ -2164,8 +2095,7 @@
         </w:tc>
         <w:tc>
           <w:tcPr>
-            <w:tcW w:type="dxa" w:w="2256"/>
-            <w:gridSpan w:val="1"/>
+            <w:tcW w:type="dxa" w:w="2026"/>
             <w:tcBorders>
               <w:top w:val="single" w:color="999999" w:sz="1"/>
               <w:left w:val="single" w:color="999999" w:sz="1"/>
@@ -2194,8 +2124,7 @@
         </w:tc>
         <w:tc>
           <w:tcPr>
-            <w:tcW w:type="dxa" w:w="2256"/>
-            <w:gridSpan w:val="1"/>
+            <w:tcW w:type="dxa" w:w="3000"/>
             <w:tcBorders>
               <w:top w:val="single" w:color="999999" w:sz="1"/>
               <w:left w:val="single" w:color="999999" w:sz="1"/>
@@ -2227,7 +2156,6 @@
         <w:tc>
           <w:tcPr>
             <w:tcW w:type="dxa" w:w="2000"/>
-            <w:gridSpan w:val="1"/>
             <w:tcBorders>
               <w:top w:val="single" w:color="999999" w:sz="1"/>
               <w:left w:val="single" w:color="999999" w:sz="1"/>
@@ -2258,7 +2186,6 @@
         <w:tc>
           <w:tcPr>
             <w:tcW w:type="dxa" w:w="2000"/>
-            <w:gridSpan w:val="1"/>
             <w:tcBorders>
               <w:top w:val="single" w:color="999999" w:sz="1"/>
               <w:left w:val="single" w:color="999999" w:sz="1"/>
@@ -2289,7 +2216,6 @@
         <w:tc>
           <w:tcPr>
             <w:tcW w:type="dxa" w:w="2026"/>
-            <w:gridSpan w:val="1"/>
             <w:tcBorders>
               <w:top w:val="single" w:color="999999" w:sz="1"/>
               <w:left w:val="single" w:color="999999" w:sz="1"/>
@@ -2320,7 +2246,6 @@
         <w:tc>
           <w:tcPr>
             <w:tcW w:type="dxa" w:w="3000"/>
-            <w:gridSpan w:val="1"/>
             <w:tcBorders>
               <w:top w:val="single" w:color="999999" w:sz="1"/>
               <w:left w:val="single" w:color="999999" w:sz="1"/>
@@ -2352,8 +2277,7 @@
       <w:tr>
         <w:tc>
           <w:tcPr>
-            <w:tcW w:type="dxa" w:w="2256"/>
-            <w:gridSpan w:val="1"/>
+            <w:tcW w:type="dxa" w:w="2000"/>
             <w:tcBorders>
               <w:top w:val="single" w:color="999999" w:sz="1"/>
               <w:left w:val="single" w:color="999999" w:sz="1"/>
@@ -2382,8 +2306,7 @@
         </w:tc>
         <w:tc>
           <w:tcPr>
-            <w:tcW w:type="dxa" w:w="2256"/>
-            <w:gridSpan w:val="1"/>
+            <w:tcW w:type="dxa" w:w="2000"/>
             <w:tcBorders>
               <w:top w:val="single" w:color="999999" w:sz="1"/>
               <w:left w:val="single" w:color="999999" w:sz="1"/>
@@ -2412,8 +2335,7 @@
         </w:tc>
         <w:tc>
           <w:tcPr>
-            <w:tcW w:type="dxa" w:w="2256"/>
-            <w:gridSpan w:val="1"/>
+            <w:tcW w:type="dxa" w:w="2026"/>
             <w:tcBorders>
               <w:top w:val="single" w:color="999999" w:sz="1"/>
               <w:left w:val="single" w:color="999999" w:sz="1"/>
@@ -2442,8 +2364,7 @@
         </w:tc>
         <w:tc>
           <w:tcPr>
-            <w:tcW w:type="dxa" w:w="2256"/>
-            <w:gridSpan w:val="1"/>
+            <w:tcW w:type="dxa" w:w="3000"/>
             <w:tcBorders>
               <w:top w:val="single" w:color="999999" w:sz="1"/>
               <w:left w:val="single" w:color="999999" w:sz="1"/>
@@ -2475,7 +2396,6 @@
         <w:tc>
           <w:tcPr>
             <w:tcW w:type="dxa" w:w="2000"/>
-            <w:gridSpan w:val="1"/>
             <w:tcBorders>
               <w:top w:val="single" w:color="999999" w:sz="1"/>
               <w:left w:val="single" w:color="999999" w:sz="1"/>
@@ -2506,7 +2426,6 @@
         <w:tc>
           <w:tcPr>
             <w:tcW w:type="dxa" w:w="2000"/>
-            <w:gridSpan w:val="1"/>
             <w:tcBorders>
               <w:top w:val="single" w:color="999999" w:sz="1"/>
               <w:left w:val="single" w:color="999999" w:sz="1"/>
@@ -2537,7 +2456,6 @@
         <w:tc>
           <w:tcPr>
             <w:tcW w:type="dxa" w:w="2026"/>
-            <w:gridSpan w:val="1"/>
             <w:tcBorders>
               <w:top w:val="single" w:color="999999" w:sz="1"/>
               <w:left w:val="single" w:color="999999" w:sz="1"/>
@@ -2568,7 +2486,6 @@
         <w:tc>
           <w:tcPr>
             <w:tcW w:type="dxa" w:w="3000"/>
-            <w:gridSpan w:val="1"/>
             <w:tcBorders>
               <w:top w:val="single" w:color="999999" w:sz="1"/>
               <w:left w:val="single" w:color="999999" w:sz="1"/>
@@ -2600,8 +2517,7 @@
       <w:tr>
         <w:tc>
           <w:tcPr>
-            <w:tcW w:type="dxa" w:w="2256"/>
-            <w:gridSpan w:val="1"/>
+            <w:tcW w:type="dxa" w:w="2000"/>
             <w:tcBorders>
               <w:top w:val="single" w:color="999999" w:sz="1"/>
               <w:left w:val="single" w:color="999999" w:sz="1"/>
@@ -2630,8 +2546,7 @@
         </w:tc>
         <w:tc>
           <w:tcPr>
-            <w:tcW w:type="dxa" w:w="2256"/>
-            <w:gridSpan w:val="1"/>
+            <w:tcW w:type="dxa" w:w="2000"/>
             <w:tcBorders>
               <w:top w:val="single" w:color="999999" w:sz="1"/>
               <w:left w:val="single" w:color="999999" w:sz="1"/>
@@ -2660,8 +2575,7 @@
         </w:tc>
         <w:tc>
           <w:tcPr>
-            <w:tcW w:type="dxa" w:w="2256"/>
-            <w:gridSpan w:val="1"/>
+            <w:tcW w:type="dxa" w:w="2026"/>
             <w:tcBorders>
               <w:top w:val="single" w:color="999999" w:sz="1"/>
               <w:left w:val="single" w:color="999999" w:sz="1"/>
@@ -2690,8 +2604,7 @@
         </w:tc>
         <w:tc>
           <w:tcPr>
-            <w:tcW w:type="dxa" w:w="2256"/>
-            <w:gridSpan w:val="1"/>
+            <w:tcW w:type="dxa" w:w="3000"/>
             <w:tcBorders>
               <w:top w:val="single" w:color="999999" w:sz="1"/>
               <w:left w:val="single" w:color="999999" w:sz="1"/>
@@ -2723,7 +2636,6 @@
         <w:tc>
           <w:tcPr>
             <w:tcW w:type="dxa" w:w="2000"/>
-            <w:gridSpan w:val="1"/>
             <w:tcBorders>
               <w:top w:val="single" w:color="999999" w:sz="1"/>
               <w:left w:val="single" w:color="999999" w:sz="1"/>
@@ -2754,7 +2666,6 @@
         <w:tc>
           <w:tcPr>
             <w:tcW w:type="dxa" w:w="2000"/>
-            <w:gridSpan w:val="1"/>
             <w:tcBorders>
               <w:top w:val="single" w:color="999999" w:sz="1"/>
               <w:left w:val="single" w:color="999999" w:sz="1"/>
@@ -2785,7 +2696,6 @@
         <w:tc>
           <w:tcPr>
             <w:tcW w:type="dxa" w:w="2026"/>
-            <w:gridSpan w:val="1"/>
             <w:tcBorders>
               <w:top w:val="single" w:color="999999" w:sz="1"/>
               <w:left w:val="single" w:color="999999" w:sz="1"/>
@@ -2816,7 +2726,6 @@
         <w:tc>
           <w:tcPr>
             <w:tcW w:type="dxa" w:w="3000"/>
-            <w:gridSpan w:val="1"/>
             <w:tcBorders>
               <w:top w:val="single" w:color="999999" w:sz="1"/>
               <w:left w:val="single" w:color="999999" w:sz="1"/>
@@ -2846,24 +2755,6 @@
         </w:tc>
       </w:tr>
     </w:tbl>
-    <w:p>
-      <w:r>
-        <w:t xml:space="preserve"/>
-      </w:r>
-    </w:p>
-    <w:p>
-      <w:pPr>
-        <w:spacing w:before="40" w:after="40"/>
-      </w:pPr>
-      <w:r>
-        <w:rPr>
-          <w:rFonts w:ascii="MS Gothic" w:cs="MS Gothic" w:eastAsia="MS Gothic" w:hAnsi="MS Gothic"/>
-          <w:sz w:val="18"/>
-          <w:szCs w:val="18"/>
-        </w:rPr>
-        <w:t xml:space="preserve">結果格納用PagedResultの設定値は機能の処理内容に応じて異なる。</w:t>
-      </w:r>
-    </w:p>
     <w:p>
       <w:r>
         <w:t xml:space="preserve"/>
@@ -2898,12 +2789,14 @@
       </w:tblPr>
       <w:tblGrid>
         <w:gridCol w:w="2026"/>
-        <w:gridCol w:w="1200"/>
-        <w:gridCol w:w="1200"/>
-        <w:gridCol w:w="1200"/>
-        <w:gridCol w:w="1200"/>
-        <w:gridCol w:w="1200"/>
-        <w:gridCol w:w="1000"/>
+        <w:gridCol w:w="900"/>
+        <w:gridCol w:w="900"/>
+        <w:gridCol w:w="1300"/>
+        <w:gridCol w:w="900"/>
+        <w:gridCol w:w="900"/>
+        <w:gridCol w:w="800"/>
+        <w:gridCol w:w="800"/>
+        <w:gridCol w:w="500"/>
       </w:tblGrid>
       <w:tr>
         <w:trPr>
@@ -2912,7 +2805,6 @@
         <w:tc>
           <w:tcPr>
             <w:tcW w:type="dxa" w:w="2026"/>
-            <w:gridSpan w:val="1"/>
             <w:tcBorders>
               <w:top w:val="single" w:color="999999" w:sz="1"/>
               <w:left w:val="single" w:color="999999" w:sz="1"/>
@@ -2942,8 +2834,7 @@
         </w:tc>
         <w:tc>
           <w:tcPr>
-            <w:tcW w:type="dxa" w:w="1200"/>
-            <w:gridSpan w:val="1"/>
+            <w:tcW w:type="dxa" w:w="900"/>
             <w:tcBorders>
               <w:top w:val="single" w:color="999999" w:sz="1"/>
               <w:left w:val="single" w:color="999999" w:sz="1"/>
@@ -2967,6 +2858,37 @@
                 <w:sz w:val="18"/>
                 <w:szCs w:val="18"/>
               </w:rPr>
+              <w:t xml:space="preserve">GetById
+Async</w:t>
+            </w:r>
+          </w:p>
+        </w:tc>
+        <w:tc>
+          <w:tcPr>
+            <w:tcW w:type="dxa" w:w="900"/>
+            <w:tcBorders>
+              <w:top w:val="single" w:color="999999" w:sz="1"/>
+              <w:left w:val="single" w:color="999999" w:sz="1"/>
+              <w:bottom w:val="single" w:color="999999" w:sz="1"/>
+              <w:right w:val="single" w:color="999999" w:sz="1"/>
+            </w:tcBorders>
+            <w:shd w:fill="D9E1F2" w:val="clear"/>
+            <w:tcMar>
+              <w:top w:type="dxa" w:w="60"/>
+              <w:left w:type="dxa" w:w="100"/>
+              <w:bottom w:type="dxa" w:w="60"/>
+              <w:right w:type="dxa" w:w="100"/>
+            </w:tcMar>
+          </w:tcPr>
+          <w:p>
+            <w:r>
+              <w:rPr>
+                <w:rFonts w:ascii="MS Gothic" w:cs="MS Gothic" w:eastAsia="MS Gothic" w:hAnsi="MS Gothic"/>
+                <w:b/>
+                <w:bCs/>
+                <w:sz w:val="18"/>
+                <w:szCs w:val="18"/>
+              </w:rPr>
               <w:t xml:space="preserve">GetAll
 Async</w:t>
             </w:r>
@@ -2974,8 +2896,7 @@
         </w:tc>
         <w:tc>
           <w:tcPr>
-            <w:tcW w:type="dxa" w:w="1200"/>
-            <w:gridSpan w:val="1"/>
+            <w:tcW w:type="dxa" w:w="1300"/>
             <w:tcBorders>
               <w:top w:val="single" w:color="999999" w:sz="1"/>
               <w:left w:val="single" w:color="999999" w:sz="1"/>
@@ -2999,6 +2920,37 @@
                 <w:sz w:val="18"/>
                 <w:szCs w:val="18"/>
               </w:rPr>
+              <w:t xml:space="preserve">FindPaged
+Async</w:t>
+            </w:r>
+          </w:p>
+        </w:tc>
+        <w:tc>
+          <w:tcPr>
+            <w:tcW w:type="dxa" w:w="900"/>
+            <w:tcBorders>
+              <w:top w:val="single" w:color="999999" w:sz="1"/>
+              <w:left w:val="single" w:color="999999" w:sz="1"/>
+              <w:bottom w:val="single" w:color="999999" w:sz="1"/>
+              <w:right w:val="single" w:color="999999" w:sz="1"/>
+            </w:tcBorders>
+            <w:shd w:fill="D9E1F2" w:val="clear"/>
+            <w:tcMar>
+              <w:top w:type="dxa" w:w="60"/>
+              <w:left w:type="dxa" w:w="100"/>
+              <w:bottom w:type="dxa" w:w="60"/>
+              <w:right w:type="dxa" w:w="100"/>
+            </w:tcMar>
+          </w:tcPr>
+          <w:p>
+            <w:r>
+              <w:rPr>
+                <w:rFonts w:ascii="MS Gothic" w:cs="MS Gothic" w:eastAsia="MS Gothic" w:hAnsi="MS Gothic"/>
+                <w:b/>
+                <w:bCs/>
+                <w:sz w:val="18"/>
+                <w:szCs w:val="18"/>
+              </w:rPr>
               <w:t xml:space="preserve">Find
 Async</w:t>
             </w:r>
@@ -3006,8 +2958,7 @@
         </w:tc>
         <w:tc>
           <w:tcPr>
-            <w:tcW w:type="dxa" w:w="1200"/>
-            <w:gridSpan w:val="1"/>
+            <w:tcW w:type="dxa" w:w="900"/>
             <w:tcBorders>
               <w:top w:val="single" w:color="999999" w:sz="1"/>
               <w:left w:val="single" w:color="999999" w:sz="1"/>
@@ -3031,16 +2982,14 @@
                 <w:sz w:val="18"/>
                 <w:szCs w:val="18"/>
               </w:rPr>
-              <w:t xml:space="preserve">Find
-Paged
+              <w:t xml:space="preserve">Add
 Async</w:t>
             </w:r>
           </w:p>
         </w:tc>
         <w:tc>
           <w:tcPr>
-            <w:tcW w:type="dxa" w:w="1200"/>
-            <w:gridSpan w:val="1"/>
+            <w:tcW w:type="dxa" w:w="800"/>
             <w:tcBorders>
               <w:top w:val="single" w:color="999999" w:sz="1"/>
               <w:left w:val="single" w:color="999999" w:sz="1"/>
@@ -3064,15 +3013,13 @@
                 <w:sz w:val="18"/>
                 <w:szCs w:val="18"/>
               </w:rPr>
-              <w:t xml:space="preserve">Add
-Async</w:t>
-            </w:r>
-          </w:p>
-        </w:tc>
-        <w:tc>
-          <w:tcPr>
-            <w:tcW w:type="dxa" w:w="1200"/>
-            <w:gridSpan w:val="1"/>
+              <w:t xml:space="preserve">Update</w:t>
+            </w:r>
+          </w:p>
+        </w:tc>
+        <w:tc>
+          <w:tcPr>
+            <w:tcW w:type="dxa" w:w="800"/>
             <w:tcBorders>
               <w:top w:val="single" w:color="999999" w:sz="1"/>
               <w:left w:val="single" w:color="999999" w:sz="1"/>
@@ -3096,14 +3043,13 @@
                 <w:sz w:val="18"/>
                 <w:szCs w:val="18"/>
               </w:rPr>
-              <w:t xml:space="preserve">Update</w:t>
-            </w:r>
-          </w:p>
-        </w:tc>
-        <w:tc>
-          <w:tcPr>
-            <w:tcW w:type="dxa" w:w="1000"/>
-            <w:gridSpan w:val="1"/>
+              <w:t xml:space="preserve">Remove</w:t>
+            </w:r>
+          </w:p>
+        </w:tc>
+        <w:tc>
+          <w:tcPr>
+            <w:tcW w:type="dxa" w:w="500"/>
             <w:tcBorders>
               <w:top w:val="single" w:color="999999" w:sz="1"/>
               <w:left w:val="single" w:color="999999" w:sz="1"/>
@@ -3127,16 +3073,16 @@
                 <w:sz w:val="18"/>
                 <w:szCs w:val="18"/>
               </w:rPr>
-              <w:t xml:space="preserve">Remove</w:t>
-            </w:r>
-          </w:p>
-        </w:tc>
-      </w:tr>
-      <w:tr>
-        <w:tc>
-          <w:tcPr>
-            <w:tcW w:type="dxa" w:w="1289"/>
-            <w:gridSpan w:val="1"/>
+              <w:t xml:space="preserve">Query
+Async</w:t>
+            </w:r>
+          </w:p>
+        </w:tc>
+      </w:tr>
+      <w:tr>
+        <w:tc>
+          <w:tcPr>
+            <w:tcW w:type="dxa" w:w="2026"/>
             <w:tcBorders>
               <w:top w:val="single" w:color="999999" w:sz="1"/>
               <w:left w:val="single" w:color="999999" w:sz="1"/>
@@ -3165,8 +3111,7 @@
         </w:tc>
         <w:tc>
           <w:tcPr>
-            <w:tcW w:type="dxa" w:w="1289"/>
-            <w:gridSpan w:val="1"/>
+            <w:tcW w:type="dxa" w:w="900"/>
             <w:tcBorders>
               <w:top w:val="single" w:color="999999" w:sz="1"/>
               <w:left w:val="single" w:color="999999" w:sz="1"/>
@@ -3195,8 +3140,7 @@
         </w:tc>
         <w:tc>
           <w:tcPr>
-            <w:tcW w:type="dxa" w:w="1289"/>
-            <w:gridSpan w:val="1"/>
+            <w:tcW w:type="dxa" w:w="900"/>
             <w:tcBorders>
               <w:top w:val="single" w:color="999999" w:sz="1"/>
               <w:left w:val="single" w:color="999999" w:sz="1"/>
@@ -3225,8 +3169,7 @@
         </w:tc>
         <w:tc>
           <w:tcPr>
-            <w:tcW w:type="dxa" w:w="1289"/>
-            <w:gridSpan w:val="1"/>
+            <w:tcW w:type="dxa" w:w="1300"/>
             <w:tcBorders>
               <w:top w:val="single" w:color="999999" w:sz="1"/>
               <w:left w:val="single" w:color="999999" w:sz="1"/>
@@ -3255,8 +3198,7 @@
         </w:tc>
         <w:tc>
           <w:tcPr>
-            <w:tcW w:type="dxa" w:w="1289"/>
-            <w:gridSpan w:val="1"/>
+            <w:tcW w:type="dxa" w:w="900"/>
             <w:tcBorders>
               <w:top w:val="single" w:color="999999" w:sz="1"/>
               <w:left w:val="single" w:color="999999" w:sz="1"/>
@@ -3285,8 +3227,7 @@
         </w:tc>
         <w:tc>
           <w:tcPr>
-            <w:tcW w:type="dxa" w:w="1289"/>
-            <w:gridSpan w:val="1"/>
+            <w:tcW w:type="dxa" w:w="900"/>
             <w:tcBorders>
               <w:top w:val="single" w:color="999999" w:sz="1"/>
               <w:left w:val="single" w:color="999999" w:sz="1"/>
@@ -3315,8 +3256,7 @@
         </w:tc>
         <w:tc>
           <w:tcPr>
-            <w:tcW w:type="dxa" w:w="1289"/>
-            <w:gridSpan w:val="1"/>
+            <w:tcW w:type="dxa" w:w="800"/>
             <w:tcBorders>
               <w:top w:val="single" w:color="999999" w:sz="1"/>
               <w:left w:val="single" w:color="999999" w:sz="1"/>
@@ -3343,12 +3283,69 @@
             </w:r>
           </w:p>
         </w:tc>
+        <w:tc>
+          <w:tcPr>
+            <w:tcW w:type="dxa" w:w="800"/>
+            <w:tcBorders>
+              <w:top w:val="single" w:color="999999" w:sz="1"/>
+              <w:left w:val="single" w:color="999999" w:sz="1"/>
+              <w:bottom w:val="single" w:color="999999" w:sz="1"/>
+              <w:right w:val="single" w:color="999999" w:sz="1"/>
+            </w:tcBorders>
+            <w:tcMar>
+              <w:top w:type="dxa" w:w="60"/>
+              <w:left w:type="dxa" w:w="100"/>
+              <w:bottom w:type="dxa" w:w="60"/>
+              <w:right w:type="dxa" w:w="100"/>
+            </w:tcMar>
+          </w:tcPr>
+          <w:p>
+            <w:r>
+              <w:rPr>
+                <w:rFonts w:ascii="MS Gothic" w:cs="MS Gothic" w:eastAsia="MS Gothic" w:hAnsi="MS Gothic"/>
+                <w:b w:val="false"/>
+                <w:bCs w:val="false"/>
+                <w:sz w:val="18"/>
+                <w:szCs w:val="18"/>
+              </w:rPr>
+              <w:t xml:space="preserve">○</w:t>
+            </w:r>
+          </w:p>
+        </w:tc>
+        <w:tc>
+          <w:tcPr>
+            <w:tcW w:type="dxa" w:w="500"/>
+            <w:tcBorders>
+              <w:top w:val="single" w:color="999999" w:sz="1"/>
+              <w:left w:val="single" w:color="999999" w:sz="1"/>
+              <w:bottom w:val="single" w:color="999999" w:sz="1"/>
+              <w:right w:val="single" w:color="999999" w:sz="1"/>
+            </w:tcBorders>
+            <w:tcMar>
+              <w:top w:type="dxa" w:w="60"/>
+              <w:left w:type="dxa" w:w="100"/>
+              <w:bottom w:type="dxa" w:w="60"/>
+              <w:right w:type="dxa" w:w="100"/>
+            </w:tcMar>
+          </w:tcPr>
+          <w:p>
+            <w:r>
+              <w:rPr>
+                <w:rFonts w:ascii="MS Gothic" w:cs="MS Gothic" w:eastAsia="MS Gothic" w:hAnsi="MS Gothic"/>
+                <w:b w:val="false"/>
+                <w:bCs w:val="false"/>
+                <w:sz w:val="18"/>
+                <w:szCs w:val="18"/>
+              </w:rPr>
+              <w:t xml:space="preserve">○</w:t>
+            </w:r>
+          </w:p>
+        </w:tc>
       </w:tr>
       <w:tr>
         <w:tc>
           <w:tcPr>
             <w:tcW w:type="dxa" w:w="2026"/>
-            <w:gridSpan w:val="1"/>
             <w:tcBorders>
               <w:top w:val="single" w:color="999999" w:sz="1"/>
               <w:left w:val="single" w:color="999999" w:sz="1"/>
@@ -3378,8 +3375,7 @@
         </w:tc>
         <w:tc>
           <w:tcPr>
-            <w:tcW w:type="dxa" w:w="1200"/>
-            <w:gridSpan w:val="1"/>
+            <w:tcW w:type="dxa" w:w="900"/>
             <w:tcBorders>
               <w:top w:val="single" w:color="999999" w:sz="1"/>
               <w:left w:val="single" w:color="999999" w:sz="1"/>
@@ -3409,8 +3405,7 @@
         </w:tc>
         <w:tc>
           <w:tcPr>
-            <w:tcW w:type="dxa" w:w="1200"/>
-            <w:gridSpan w:val="1"/>
+            <w:tcW w:type="dxa" w:w="900"/>
             <w:tcBorders>
               <w:top w:val="single" w:color="999999" w:sz="1"/>
               <w:left w:val="single" w:color="999999" w:sz="1"/>
@@ -3440,8 +3435,7 @@
         </w:tc>
         <w:tc>
           <w:tcPr>
-            <w:tcW w:type="dxa" w:w="1200"/>
-            <w:gridSpan w:val="1"/>
+            <w:tcW w:type="dxa" w:w="1300"/>
             <w:tcBorders>
               <w:top w:val="single" w:color="999999" w:sz="1"/>
               <w:left w:val="single" w:color="999999" w:sz="1"/>
@@ -3471,8 +3465,7 @@
         </w:tc>
         <w:tc>
           <w:tcPr>
-            <w:tcW w:type="dxa" w:w="1200"/>
-            <w:gridSpan w:val="1"/>
+            <w:tcW w:type="dxa" w:w="900"/>
             <w:tcBorders>
               <w:top w:val="single" w:color="999999" w:sz="1"/>
               <w:left w:val="single" w:color="999999" w:sz="1"/>
@@ -3496,14 +3489,43 @@
                 <w:sz w:val="18"/>
                 <w:szCs w:val="18"/>
               </w:rPr>
+              <w:t xml:space="preserve">○</w:t>
+            </w:r>
+          </w:p>
+        </w:tc>
+        <w:tc>
+          <w:tcPr>
+            <w:tcW w:type="dxa" w:w="900"/>
+            <w:tcBorders>
+              <w:top w:val="single" w:color="999999" w:sz="1"/>
+              <w:left w:val="single" w:color="999999" w:sz="1"/>
+              <w:bottom w:val="single" w:color="999999" w:sz="1"/>
+              <w:right w:val="single" w:color="999999" w:sz="1"/>
+            </w:tcBorders>
+            <w:shd w:fill="F2F2F2" w:val="clear"/>
+            <w:tcMar>
+              <w:top w:type="dxa" w:w="60"/>
+              <w:left w:type="dxa" w:w="100"/>
+              <w:bottom w:type="dxa" w:w="60"/>
+              <w:right w:type="dxa" w:w="100"/>
+            </w:tcMar>
+          </w:tcPr>
+          <w:p>
+            <w:r>
+              <w:rPr>
+                <w:rFonts w:ascii="MS Gothic" w:cs="MS Gothic" w:eastAsia="MS Gothic" w:hAnsi="MS Gothic"/>
+                <w:b w:val="false"/>
+                <w:bCs w:val="false"/>
+                <w:sz w:val="18"/>
+                <w:szCs w:val="18"/>
+              </w:rPr>
               <w:t xml:space="preserve">－</w:t>
             </w:r>
           </w:p>
         </w:tc>
         <w:tc>
           <w:tcPr>
-            <w:tcW w:type="dxa" w:w="1200"/>
-            <w:gridSpan w:val="1"/>
+            <w:tcW w:type="dxa" w:w="800"/>
             <w:tcBorders>
               <w:top w:val="single" w:color="999999" w:sz="1"/>
               <w:left w:val="single" w:color="999999" w:sz="1"/>
@@ -3533,8 +3555,7 @@
         </w:tc>
         <w:tc>
           <w:tcPr>
-            <w:tcW w:type="dxa" w:w="1000"/>
-            <w:gridSpan w:val="1"/>
+            <w:tcW w:type="dxa" w:w="800"/>
             <w:tcBorders>
               <w:top w:val="single" w:color="999999" w:sz="1"/>
               <w:left w:val="single" w:color="999999" w:sz="1"/>
@@ -3562,12 +3583,41 @@
             </w:r>
           </w:p>
         </w:tc>
-      </w:tr>
-      <w:tr>
-        <w:tc>
-          <w:tcPr>
-            <w:tcW w:type="dxa" w:w="1289"/>
-            <w:gridSpan w:val="1"/>
+        <w:tc>
+          <w:tcPr>
+            <w:tcW w:type="dxa" w:w="500"/>
+            <w:tcBorders>
+              <w:top w:val="single" w:color="999999" w:sz="1"/>
+              <w:left w:val="single" w:color="999999" w:sz="1"/>
+              <w:bottom w:val="single" w:color="999999" w:sz="1"/>
+              <w:right w:val="single" w:color="999999" w:sz="1"/>
+            </w:tcBorders>
+            <w:shd w:fill="F2F2F2" w:val="clear"/>
+            <w:tcMar>
+              <w:top w:type="dxa" w:w="60"/>
+              <w:left w:type="dxa" w:w="100"/>
+              <w:bottom w:type="dxa" w:w="60"/>
+              <w:right w:type="dxa" w:w="100"/>
+            </w:tcMar>
+          </w:tcPr>
+          <w:p>
+            <w:r>
+              <w:rPr>
+                <w:rFonts w:ascii="MS Gothic" w:cs="MS Gothic" w:eastAsia="MS Gothic" w:hAnsi="MS Gothic"/>
+                <w:b w:val="false"/>
+                <w:bCs w:val="false"/>
+                <w:sz w:val="18"/>
+                <w:szCs w:val="18"/>
+              </w:rPr>
+              <w:t xml:space="preserve">○</w:t>
+            </w:r>
+          </w:p>
+        </w:tc>
+      </w:tr>
+      <w:tr>
+        <w:tc>
+          <w:tcPr>
+            <w:tcW w:type="dxa" w:w="2026"/>
             <w:tcBorders>
               <w:top w:val="single" w:color="999999" w:sz="1"/>
               <w:left w:val="single" w:color="999999" w:sz="1"/>
@@ -3596,68 +3646,65 @@
         </w:tc>
         <w:tc>
           <w:tcPr>
-            <w:tcW w:type="dxa" w:w="1289"/>
-            <w:gridSpan w:val="1"/>
-            <w:tcBorders>
-              <w:top w:val="single" w:color="999999" w:sz="1"/>
-              <w:left w:val="single" w:color="999999" w:sz="1"/>
-              <w:bottom w:val="single" w:color="999999" w:sz="1"/>
-              <w:right w:val="single" w:color="999999" w:sz="1"/>
-            </w:tcBorders>
-            <w:tcMar>
-              <w:top w:type="dxa" w:w="60"/>
-              <w:left w:type="dxa" w:w="100"/>
-              <w:bottom w:type="dxa" w:w="60"/>
-              <w:right w:type="dxa" w:w="100"/>
-            </w:tcMar>
-          </w:tcPr>
-          <w:p>
-            <w:r>
-              <w:rPr>
-                <w:rFonts w:ascii="MS Gothic" w:cs="MS Gothic" w:eastAsia="MS Gothic" w:hAnsi="MS Gothic"/>
-                <w:b w:val="false"/>
-                <w:bCs w:val="false"/>
-                <w:sz w:val="18"/>
-                <w:szCs w:val="18"/>
-              </w:rPr>
-              <w:t xml:space="preserve">△※</w:t>
-            </w:r>
-          </w:p>
-        </w:tc>
-        <w:tc>
-          <w:tcPr>
-            <w:tcW w:type="dxa" w:w="1289"/>
-            <w:gridSpan w:val="1"/>
-            <w:tcBorders>
-              <w:top w:val="single" w:color="999999" w:sz="1"/>
-              <w:left w:val="single" w:color="999999" w:sz="1"/>
-              <w:bottom w:val="single" w:color="999999" w:sz="1"/>
-              <w:right w:val="single" w:color="999999" w:sz="1"/>
-            </w:tcBorders>
-            <w:tcMar>
-              <w:top w:type="dxa" w:w="60"/>
-              <w:left w:type="dxa" w:w="100"/>
-              <w:bottom w:type="dxa" w:w="60"/>
-              <w:right w:type="dxa" w:w="100"/>
-            </w:tcMar>
-          </w:tcPr>
-          <w:p>
-            <w:r>
-              <w:rPr>
-                <w:rFonts w:ascii="MS Gothic" w:cs="MS Gothic" w:eastAsia="MS Gothic" w:hAnsi="MS Gothic"/>
-                <w:b w:val="false"/>
-                <w:bCs w:val="false"/>
-                <w:sz w:val="18"/>
-                <w:szCs w:val="18"/>
-              </w:rPr>
-              <w:t xml:space="preserve">△※</w:t>
-            </w:r>
-          </w:p>
-        </w:tc>
-        <w:tc>
-          <w:tcPr>
-            <w:tcW w:type="dxa" w:w="1289"/>
-            <w:gridSpan w:val="1"/>
+            <w:tcW w:type="dxa" w:w="900"/>
+            <w:tcBorders>
+              <w:top w:val="single" w:color="999999" w:sz="1"/>
+              <w:left w:val="single" w:color="999999" w:sz="1"/>
+              <w:bottom w:val="single" w:color="999999" w:sz="1"/>
+              <w:right w:val="single" w:color="999999" w:sz="1"/>
+            </w:tcBorders>
+            <w:tcMar>
+              <w:top w:type="dxa" w:w="60"/>
+              <w:left w:type="dxa" w:w="100"/>
+              <w:bottom w:type="dxa" w:w="60"/>
+              <w:right w:type="dxa" w:w="100"/>
+            </w:tcMar>
+          </w:tcPr>
+          <w:p>
+            <w:r>
+              <w:rPr>
+                <w:rFonts w:ascii="MS Gothic" w:cs="MS Gothic" w:eastAsia="MS Gothic" w:hAnsi="MS Gothic"/>
+                <w:b w:val="false"/>
+                <w:bCs w:val="false"/>
+                <w:sz w:val="18"/>
+                <w:szCs w:val="18"/>
+              </w:rPr>
+              <w:t xml:space="preserve">－</w:t>
+            </w:r>
+          </w:p>
+        </w:tc>
+        <w:tc>
+          <w:tcPr>
+            <w:tcW w:type="dxa" w:w="900"/>
+            <w:tcBorders>
+              <w:top w:val="single" w:color="999999" w:sz="1"/>
+              <w:left w:val="single" w:color="999999" w:sz="1"/>
+              <w:bottom w:val="single" w:color="999999" w:sz="1"/>
+              <w:right w:val="single" w:color="999999" w:sz="1"/>
+            </w:tcBorders>
+            <w:tcMar>
+              <w:top w:type="dxa" w:w="60"/>
+              <w:left w:type="dxa" w:w="100"/>
+              <w:bottom w:type="dxa" w:w="60"/>
+              <w:right w:type="dxa" w:w="100"/>
+            </w:tcMar>
+          </w:tcPr>
+          <w:p>
+            <w:r>
+              <w:rPr>
+                <w:rFonts w:ascii="MS Gothic" w:cs="MS Gothic" w:eastAsia="MS Gothic" w:hAnsi="MS Gothic"/>
+                <w:b w:val="false"/>
+                <w:bCs w:val="false"/>
+                <w:sz w:val="18"/>
+                <w:szCs w:val="18"/>
+              </w:rPr>
+              <w:t xml:space="preserve">△</w:t>
+            </w:r>
+          </w:p>
+        </w:tc>
+        <w:tc>
+          <w:tcPr>
+            <w:tcW w:type="dxa" w:w="1300"/>
             <w:tcBorders>
               <w:top w:val="single" w:color="999999" w:sz="1"/>
               <w:left w:val="single" w:color="999999" w:sz="1"/>
@@ -3686,8 +3733,36 @@
         </w:tc>
         <w:tc>
           <w:tcPr>
-            <w:tcW w:type="dxa" w:w="1289"/>
-            <w:gridSpan w:val="1"/>
+            <w:tcW w:type="dxa" w:w="900"/>
+            <w:tcBorders>
+              <w:top w:val="single" w:color="999999" w:sz="1"/>
+              <w:left w:val="single" w:color="999999" w:sz="1"/>
+              <w:bottom w:val="single" w:color="999999" w:sz="1"/>
+              <w:right w:val="single" w:color="999999" w:sz="1"/>
+            </w:tcBorders>
+            <w:tcMar>
+              <w:top w:type="dxa" w:w="60"/>
+              <w:left w:type="dxa" w:w="100"/>
+              <w:bottom w:type="dxa" w:w="60"/>
+              <w:right w:type="dxa" w:w="100"/>
+            </w:tcMar>
+          </w:tcPr>
+          <w:p>
+            <w:r>
+              <w:rPr>
+                <w:rFonts w:ascii="MS Gothic" w:cs="MS Gothic" w:eastAsia="MS Gothic" w:hAnsi="MS Gothic"/>
+                <w:b w:val="false"/>
+                <w:bCs w:val="false"/>
+                <w:sz w:val="18"/>
+                <w:szCs w:val="18"/>
+              </w:rPr>
+              <w:t xml:space="preserve">△</w:t>
+            </w:r>
+          </w:p>
+        </w:tc>
+        <w:tc>
+          <w:tcPr>
+            <w:tcW w:type="dxa" w:w="900"/>
             <w:tcBorders>
               <w:top w:val="single" w:color="999999" w:sz="1"/>
               <w:left w:val="single" w:color="999999" w:sz="1"/>
@@ -3716,8 +3791,7 @@
         </w:tc>
         <w:tc>
           <w:tcPr>
-            <w:tcW w:type="dxa" w:w="1289"/>
-            <w:gridSpan w:val="1"/>
+            <w:tcW w:type="dxa" w:w="800"/>
             <w:tcBorders>
               <w:top w:val="single" w:color="999999" w:sz="1"/>
               <w:left w:val="single" w:color="999999" w:sz="1"/>
@@ -3746,8 +3820,7 @@
         </w:tc>
         <w:tc>
           <w:tcPr>
-            <w:tcW w:type="dxa" w:w="1289"/>
-            <w:gridSpan w:val="1"/>
+            <w:tcW w:type="dxa" w:w="800"/>
             <w:tcBorders>
               <w:top w:val="single" w:color="999999" w:sz="1"/>
               <w:left w:val="single" w:color="999999" w:sz="1"/>
@@ -3774,12 +3847,40 @@
             </w:r>
           </w:p>
         </w:tc>
+        <w:tc>
+          <w:tcPr>
+            <w:tcW w:type="dxa" w:w="500"/>
+            <w:tcBorders>
+              <w:top w:val="single" w:color="999999" w:sz="1"/>
+              <w:left w:val="single" w:color="999999" w:sz="1"/>
+              <w:bottom w:val="single" w:color="999999" w:sz="1"/>
+              <w:right w:val="single" w:color="999999" w:sz="1"/>
+            </w:tcBorders>
+            <w:tcMar>
+              <w:top w:type="dxa" w:w="60"/>
+              <w:left w:type="dxa" w:w="100"/>
+              <w:bottom w:type="dxa" w:w="60"/>
+              <w:right w:type="dxa" w:w="100"/>
+            </w:tcMar>
+          </w:tcPr>
+          <w:p>
+            <w:r>
+              <w:rPr>
+                <w:rFonts w:ascii="MS Gothic" w:cs="MS Gothic" w:eastAsia="MS Gothic" w:hAnsi="MS Gothic"/>
+                <w:b w:val="false"/>
+                <w:bCs w:val="false"/>
+                <w:sz w:val="18"/>
+                <w:szCs w:val="18"/>
+              </w:rPr>
+              <w:t xml:space="preserve">－</w:t>
+            </w:r>
+          </w:p>
+        </w:tc>
       </w:tr>
       <w:tr>
         <w:tc>
           <w:tcPr>
             <w:tcW w:type="dxa" w:w="2026"/>
-            <w:gridSpan w:val="1"/>
             <w:tcBorders>
               <w:top w:val="single" w:color="999999" w:sz="1"/>
               <w:left w:val="single" w:color="999999" w:sz="1"/>
@@ -3809,8 +3910,7 @@
         </w:tc>
         <w:tc>
           <w:tcPr>
-            <w:tcW w:type="dxa" w:w="1200"/>
-            <w:gridSpan w:val="1"/>
+            <w:tcW w:type="dxa" w:w="900"/>
             <w:tcBorders>
               <w:top w:val="single" w:color="999999" w:sz="1"/>
               <w:left w:val="single" w:color="999999" w:sz="1"/>
@@ -3840,8 +3940,7 @@
         </w:tc>
         <w:tc>
           <w:tcPr>
-            <w:tcW w:type="dxa" w:w="1200"/>
-            <w:gridSpan w:val="1"/>
+            <w:tcW w:type="dxa" w:w="900"/>
             <w:tcBorders>
               <w:top w:val="single" w:color="999999" w:sz="1"/>
               <w:left w:val="single" w:color="999999" w:sz="1"/>
@@ -3871,8 +3970,7 @@
         </w:tc>
         <w:tc>
           <w:tcPr>
-            <w:tcW w:type="dxa" w:w="1200"/>
-            <w:gridSpan w:val="1"/>
+            <w:tcW w:type="dxa" w:w="1300"/>
             <w:tcBorders>
               <w:top w:val="single" w:color="999999" w:sz="1"/>
               <w:left w:val="single" w:color="999999" w:sz="1"/>
@@ -3902,8 +4000,7 @@
         </w:tc>
         <w:tc>
           <w:tcPr>
-            <w:tcW w:type="dxa" w:w="1200"/>
-            <w:gridSpan w:val="1"/>
+            <w:tcW w:type="dxa" w:w="900"/>
             <w:tcBorders>
               <w:top w:val="single" w:color="999999" w:sz="1"/>
               <w:left w:val="single" w:color="999999" w:sz="1"/>
@@ -3933,8 +4030,7 @@
         </w:tc>
         <w:tc>
           <w:tcPr>
-            <w:tcW w:type="dxa" w:w="1200"/>
-            <w:gridSpan w:val="1"/>
+            <w:tcW w:type="dxa" w:w="900"/>
             <w:tcBorders>
               <w:top w:val="single" w:color="999999" w:sz="1"/>
               <w:left w:val="single" w:color="999999" w:sz="1"/>
@@ -3964,8 +4060,67 @@
         </w:tc>
         <w:tc>
           <w:tcPr>
-            <w:tcW w:type="dxa" w:w="1000"/>
-            <w:gridSpan w:val="1"/>
+            <w:tcW w:type="dxa" w:w="800"/>
+            <w:tcBorders>
+              <w:top w:val="single" w:color="999999" w:sz="1"/>
+              <w:left w:val="single" w:color="999999" w:sz="1"/>
+              <w:bottom w:val="single" w:color="999999" w:sz="1"/>
+              <w:right w:val="single" w:color="999999" w:sz="1"/>
+            </w:tcBorders>
+            <w:shd w:fill="F2F2F2" w:val="clear"/>
+            <w:tcMar>
+              <w:top w:type="dxa" w:w="60"/>
+              <w:left w:type="dxa" w:w="100"/>
+              <w:bottom w:type="dxa" w:w="60"/>
+              <w:right w:type="dxa" w:w="100"/>
+            </w:tcMar>
+          </w:tcPr>
+          <w:p>
+            <w:r>
+              <w:rPr>
+                <w:rFonts w:ascii="MS Gothic" w:cs="MS Gothic" w:eastAsia="MS Gothic" w:hAnsi="MS Gothic"/>
+                <w:b w:val="false"/>
+                <w:bCs w:val="false"/>
+                <w:sz w:val="18"/>
+                <w:szCs w:val="18"/>
+              </w:rPr>
+              <w:t xml:space="preserve">－</w:t>
+            </w:r>
+          </w:p>
+        </w:tc>
+        <w:tc>
+          <w:tcPr>
+            <w:tcW w:type="dxa" w:w="800"/>
+            <w:tcBorders>
+              <w:top w:val="single" w:color="999999" w:sz="1"/>
+              <w:left w:val="single" w:color="999999" w:sz="1"/>
+              <w:bottom w:val="single" w:color="999999" w:sz="1"/>
+              <w:right w:val="single" w:color="999999" w:sz="1"/>
+            </w:tcBorders>
+            <w:shd w:fill="F2F2F2" w:val="clear"/>
+            <w:tcMar>
+              <w:top w:type="dxa" w:w="60"/>
+              <w:left w:type="dxa" w:w="100"/>
+              <w:bottom w:type="dxa" w:w="60"/>
+              <w:right w:type="dxa" w:w="100"/>
+            </w:tcMar>
+          </w:tcPr>
+          <w:p>
+            <w:r>
+              <w:rPr>
+                <w:rFonts w:ascii="MS Gothic" w:cs="MS Gothic" w:eastAsia="MS Gothic" w:hAnsi="MS Gothic"/>
+                <w:b w:val="false"/>
+                <w:bCs w:val="false"/>
+                <w:sz w:val="18"/>
+                <w:szCs w:val="18"/>
+              </w:rPr>
+              <w:t xml:space="preserve">－</w:t>
+            </w:r>
+          </w:p>
+        </w:tc>
+        <w:tc>
+          <w:tcPr>
+            <w:tcW w:type="dxa" w:w="500"/>
             <w:tcBorders>
               <w:top w:val="single" w:color="999999" w:sz="1"/>
               <w:left w:val="single" w:color="999999" w:sz="1"/>
@@ -4006,7 +4161,7 @@
           <w:sz w:val="18"/>
           <w:szCs w:val="18"/>
         </w:rPr>
-        <w:t xml:space="preserve">※ GetAllAsync / FindAsync は総件数を返さない。ページング画面では FindPagedAsync を使用すること。</w:t>
+        <w:t xml:space="preserve">△ GetAllAsync / FindAsync は総件数を返さない。ページング画面では FindPagedAsync を使用すること。</w:t>
       </w:r>
     </w:p>
     <w:p>
@@ -4032,6 +4187,37 @@
     </w:p>
     <w:p>
       <w:pPr>
+        <w:spacing w:before="40" w:after="40"/>
+      </w:pPr>
+      <w:r>
+        <w:rPr>
+          <w:rFonts w:ascii="MS Gothic" w:cs="MS Gothic" w:eastAsia="MS Gothic" w:hAnsi="MS Gothic"/>
+          <w:sz w:val="18"/>
+          <w:szCs w:val="18"/>
+        </w:rPr>
+        <w:t xml:space="preserve">本システムのDB接続は、IIS Sub-App として稼働する .NET 8 Web API が Azure SQL Database に接続する1種類のみである。</w:t>
+      </w:r>
+    </w:p>
+    <w:p>
+      <w:pPr>
+        <w:spacing w:before="40" w:after="40"/>
+      </w:pPr>
+      <w:r>
+        <w:rPr>
+          <w:rFonts w:ascii="MS Gothic" w:cs="MS Gothic" w:eastAsia="MS Gothic" w:hAnsi="MS Gothic"/>
+          <w:sz w:val="18"/>
+          <w:szCs w:val="18"/>
+        </w:rPr>
+        <w:t xml:space="preserve">CsvFileWatcherService 等の BackgroundService も同一 .NET 8 プロセス内に存在し、同一の AppDbContext を通じてDBにアクセスするため、接続方式として別途定義しない。</w:t>
+      </w:r>
+    </w:p>
+    <w:p>
+      <w:r>
+        <w:t xml:space="preserve"/>
+      </w:r>
+    </w:p>
+    <w:p>
+      <w:pPr>
         <w:pStyle w:val="Heading3"/>
         <w:spacing w:before="160" w:after="80"/>
       </w:pPr>
@@ -4043,7 +4229,7 @@
           <w:sz w:val="22"/>
           <w:szCs w:val="22"/>
         </w:rPr>
-        <w:t xml:space="preserve">9.2.1. オンライン処理・非同期処理のDB接続方式</w:t>
+        <w:t xml:space="preserve">9.2.1. DB接続情報の管理方式</w:t>
       </w:r>
     </w:p>
     <w:p>
@@ -4069,7 +4255,7 @@
           <w:sz w:val="18"/>
           <w:szCs w:val="18"/>
         </w:rPr>
-        <w:t xml:space="preserve">実際には、Azure Key Vault に定義したDB接続文字列を DefaultAzureCredential（Managed Identity）経由で取得し、appsettings.json の接続文字列プレースホルダーを Key Vault 参照（`@Microsoft.KeyVault(...)`）で解決することで実現する。</w:t>
+        <w:t xml:space="preserve">実際には、Azure Key Vault に定義したDB接続文字列を DefaultAzureCredential（Managed Identity）経由で取得し、appsettings.json の接続文字列を Key Vault 参照（@Microsoft.KeyVault(...)）で解決することで実現する。</w:t>
       </w:r>
     </w:p>
     <w:p>
@@ -4203,7 +4389,7 @@
                 <w:sz w:val="16"/>
                 <w:szCs w:val="16"/>
               </w:rPr>
-              <w:t xml:space="preserve">    "GovSystemDB": "@Microsoft.KeyVault(SecretUri=https://kv-govsystem.vault.azure.net/secrets/DB-CONNECTION-STRING/)",</w:t>
+              <w:t xml:space="preserve">    "GovSystemDB": "@Microsoft.KeyVault(SecretUri=https://kv-govsystem.vault.azure.net/secrets/DB-CONNECTION-STRING/)"</w:t>
             </w:r>
           </w:p>
         </w:tc>
@@ -4233,7 +4419,7 @@
                 <w:sz w:val="16"/>
                 <w:szCs w:val="16"/>
               </w:rPr>
-              <w:t xml:space="preserve">    "GovSystemLogDB": "@Microsoft.KeyVault(SecretUri=https://kv-govsystem.vault.azure.net/secrets/LOG-DB-CONNECTION-STRING/)"</w:t>
+              <w:t xml:space="preserve">  }</w:t>
             </w:r>
           </w:p>
         </w:tc>
@@ -4263,7 +4449,7 @@
                 <w:sz w:val="16"/>
                 <w:szCs w:val="16"/>
               </w:rPr>
-              <w:t xml:space="preserve">  }</w:t>
+              <w:t xml:space="preserve">}</w:t>
             </w:r>
           </w:p>
         </w:tc>
@@ -4293,7 +4479,157 @@
                 <w:sz w:val="16"/>
                 <w:szCs w:val="16"/>
               </w:rPr>
-              <w:t xml:space="preserve">}</w:t>
+              <w:t xml:space="preserve"/>
+            </w:r>
+          </w:p>
+        </w:tc>
+      </w:tr>
+      <w:tr>
+        <w:tc>
+          <w:tcPr>
+            <w:tcW w:type="dxa" w:w="9026"/>
+            <w:tcBorders>
+              <w:top w:val="none" w:color="FFFFFF" w:sz="0"/>
+              <w:left w:val="none" w:color="FFFFFF" w:sz="0"/>
+              <w:bottom w:val="none" w:color="FFFFFF" w:sz="0"/>
+              <w:right w:val="none" w:color="FFFFFF" w:sz="0"/>
+            </w:tcBorders>
+            <w:tcMar>
+              <w:top w:type="dxa" w:w="20"/>
+              <w:left w:type="dxa" w:w="160"/>
+              <w:bottom w:type="dxa" w:w="20"/>
+              <w:right w:type="dxa" w:w="160"/>
+            </w:tcMar>
+          </w:tcPr>
+          <w:p>
+            <w:r>
+              <w:rPr>
+                <w:rFonts w:ascii="Courier New" w:cs="Courier New" w:eastAsia="Courier New" w:hAnsi="Courier New"/>
+                <w:color w:val="1F497D"/>
+                <w:sz w:val="16"/>
+                <w:szCs w:val="16"/>
+              </w:rPr>
+              <w:t xml:space="preserve">// Key Vault に登録するシークレット値（接続文字列の実体）の例：</w:t>
+            </w:r>
+          </w:p>
+        </w:tc>
+      </w:tr>
+      <w:tr>
+        <w:tc>
+          <w:tcPr>
+            <w:tcW w:type="dxa" w:w="9026"/>
+            <w:tcBorders>
+              <w:top w:val="none" w:color="FFFFFF" w:sz="0"/>
+              <w:left w:val="none" w:color="FFFFFF" w:sz="0"/>
+              <w:bottom w:val="none" w:color="FFFFFF" w:sz="0"/>
+              <w:right w:val="none" w:color="FFFFFF" w:sz="0"/>
+            </w:tcBorders>
+            <w:tcMar>
+              <w:top w:type="dxa" w:w="20"/>
+              <w:left w:type="dxa" w:w="160"/>
+              <w:bottom w:type="dxa" w:w="20"/>
+              <w:right w:type="dxa" w:w="160"/>
+            </w:tcMar>
+          </w:tcPr>
+          <w:p>
+            <w:r>
+              <w:rPr>
+                <w:rFonts w:ascii="Courier New" w:cs="Courier New" w:eastAsia="Courier New" w:hAnsi="Courier New"/>
+                <w:color w:val="1F497D"/>
+                <w:sz w:val="16"/>
+                <w:szCs w:val="16"/>
+              </w:rPr>
+              <w:t xml:space="preserve">// Server=tcp:govsystem.database.windows.net,1433;</w:t>
+            </w:r>
+          </w:p>
+        </w:tc>
+      </w:tr>
+      <w:tr>
+        <w:tc>
+          <w:tcPr>
+            <w:tcW w:type="dxa" w:w="9026"/>
+            <w:tcBorders>
+              <w:top w:val="none" w:color="FFFFFF" w:sz="0"/>
+              <w:left w:val="none" w:color="FFFFFF" w:sz="0"/>
+              <w:bottom w:val="none" w:color="FFFFFF" w:sz="0"/>
+              <w:right w:val="none" w:color="FFFFFF" w:sz="0"/>
+            </w:tcBorders>
+            <w:tcMar>
+              <w:top w:type="dxa" w:w="20"/>
+              <w:left w:type="dxa" w:w="160"/>
+              <w:bottom w:type="dxa" w:w="20"/>
+              <w:right w:type="dxa" w:w="160"/>
+            </w:tcMar>
+          </w:tcPr>
+          <w:p>
+            <w:r>
+              <w:rPr>
+                <w:rFonts w:ascii="Courier New" w:cs="Courier New" w:eastAsia="Courier New" w:hAnsi="Courier New"/>
+                <w:color w:val="1F497D"/>
+                <w:sz w:val="16"/>
+                <w:szCs w:val="16"/>
+              </w:rPr>
+              <w:t xml:space="preserve">// Initial Catalog=GovSystemDB;</w:t>
+            </w:r>
+          </w:p>
+        </w:tc>
+      </w:tr>
+      <w:tr>
+        <w:tc>
+          <w:tcPr>
+            <w:tcW w:type="dxa" w:w="9026"/>
+            <w:tcBorders>
+              <w:top w:val="none" w:color="FFFFFF" w:sz="0"/>
+              <w:left w:val="none" w:color="FFFFFF" w:sz="0"/>
+              <w:bottom w:val="none" w:color="FFFFFF" w:sz="0"/>
+              <w:right w:val="none" w:color="FFFFFF" w:sz="0"/>
+            </w:tcBorders>
+            <w:tcMar>
+              <w:top w:type="dxa" w:w="20"/>
+              <w:left w:type="dxa" w:w="160"/>
+              <w:bottom w:type="dxa" w:w="20"/>
+              <w:right w:type="dxa" w:w="160"/>
+            </w:tcMar>
+          </w:tcPr>
+          <w:p>
+            <w:r>
+              <w:rPr>
+                <w:rFonts w:ascii="Courier New" w:cs="Courier New" w:eastAsia="Courier New" w:hAnsi="Courier New"/>
+                <w:color w:val="1F497D"/>
+                <w:sz w:val="16"/>
+                <w:szCs w:val="16"/>
+              </w:rPr>
+              <w:t xml:space="preserve">// Encrypt=True;TrustServerCertificate=False;Connection Timeout=30;</w:t>
+            </w:r>
+          </w:p>
+        </w:tc>
+      </w:tr>
+      <w:tr>
+        <w:tc>
+          <w:tcPr>
+            <w:tcW w:type="dxa" w:w="9026"/>
+            <w:tcBorders>
+              <w:top w:val="none" w:color="FFFFFF" w:sz="0"/>
+              <w:left w:val="none" w:color="FFFFFF" w:sz="0"/>
+              <w:bottom w:val="none" w:color="FFFFFF" w:sz="0"/>
+              <w:right w:val="none" w:color="FFFFFF" w:sz="0"/>
+            </w:tcBorders>
+            <w:tcMar>
+              <w:top w:type="dxa" w:w="20"/>
+              <w:left w:type="dxa" w:w="160"/>
+              <w:bottom w:type="dxa" w:w="20"/>
+              <w:right w:type="dxa" w:w="160"/>
+            </w:tcMar>
+          </w:tcPr>
+          <w:p>
+            <w:r>
+              <w:rPr>
+                <w:rFonts w:ascii="Courier New" w:cs="Courier New" w:eastAsia="Courier New" w:hAnsi="Courier New"/>
+                <w:color w:val="1F497D"/>
+                <w:sz w:val="16"/>
+                <w:szCs w:val="16"/>
+              </w:rPr>
+              <w:t xml:space="preserve">// Authentication=Active Directory Managed Identity;</w:t>
             </w:r>
           </w:p>
         </w:tc>
@@ -4342,49 +4678,7 @@
           <w:sz w:val="18"/>
           <w:szCs w:val="18"/>
         </w:rPr>
-        <w:t xml:space="preserve">林業部門基幹システムの業務データベース（Azure SQL Managed Instance）への接続文字列を指定する。</w:t>
-      </w:r>
-    </w:p>
-    <w:p>
-      <w:pPr>
-        <w:spacing w:before="40" w:after="40"/>
-        <w:ind w:left="720"/>
-      </w:pPr>
-      <w:r>
-        <w:rPr>
-          <w:rFonts w:ascii="MS Gothic" w:cs="MS Gothic" w:eastAsia="MS Gothic" w:hAnsi="MS Gothic"/>
-          <w:sz w:val="18"/>
-          <w:szCs w:val="18"/>
-        </w:rPr>
-        <w:t xml:space="preserve">各環境ごとに Azure Key Vault の Secret 値を変更する。</w:t>
-      </w:r>
-    </w:p>
-    <w:p>
-      <w:pPr>
-        <w:spacing w:before="40" w:after="40"/>
-        <w:ind w:left="360"/>
-      </w:pPr>
-      <w:r>
-        <w:rPr>
-          <w:rFonts w:ascii="MS Gothic" w:cs="MS Gothic" w:eastAsia="MS Gothic" w:hAnsi="MS Gothic"/>
-          <w:sz w:val="18"/>
-          <w:szCs w:val="18"/>
-        </w:rPr>
-        <w:t xml:space="preserve">GovSystemLogDB</w:t>
-      </w:r>
-    </w:p>
-    <w:p>
-      <w:pPr>
-        <w:spacing w:before="40" w:after="40"/>
-        <w:ind w:left="720"/>
-      </w:pPr>
-      <w:r>
-        <w:rPr>
-          <w:rFonts w:ascii="MS Gothic" w:cs="MS Gothic" w:eastAsia="MS Gothic" w:hAnsi="MS Gothic"/>
-          <w:sz w:val="18"/>
-          <w:szCs w:val="18"/>
-        </w:rPr>
-        <w:t xml:space="preserve">Serilog 操作ログデータベースへの接続文字列を指定する。</w:t>
+        <w:t xml:space="preserve">林業部門基幹システムの業務データベース（Azure SQL Database）への接続文字列を指定する。</w:t>
       </w:r>
     </w:p>
     <w:p>
@@ -4416,7 +4710,7 @@
           <w:sz w:val="18"/>
           <w:szCs w:val="18"/>
         </w:rPr>
-        <w:t xml:space="preserve">Program.cs / DI 設定（Key Vault + EF Core 登録例）</w:t>
+        <w:t xml:space="preserve">Program.cs（Key Vault + EF Core + Serilog 登録例）</w:t>
       </w:r>
     </w:p>
     <w:tbl>
@@ -4519,7 +4813,7 @@
                 <w:sz w:val="16"/>
                 <w:szCs w:val="16"/>
               </w:rPr>
-              <w:t xml:space="preserve">    new Uri($"https://kv-govsystem.vault.azure.net/"),</w:t>
+              <w:t xml:space="preserve">    new Uri("https://kv-govsystem.vault.azure.net/"),</w:t>
             </w:r>
           </w:p>
         </w:tc>
@@ -4609,7 +4903,7 @@
                 <w:sz w:val="16"/>
                 <w:szCs w:val="16"/>
               </w:rPr>
-              <w:t xml:space="preserve">// EF Core — 業務DB</w:t>
+              <w:t xml:space="preserve">// EF Core — 業務DB（Azure SQL Database）</w:t>
             </w:r>
           </w:p>
         </w:tc>
@@ -4669,7 +4963,7 @@
                 <w:sz w:val="16"/>
                 <w:szCs w:val="16"/>
               </w:rPr>
-              <w:t xml:space="preserve">    opt.UseSqlServer(builder.Configuration.GetConnectionString("GovSystemDB"),</w:t>
+              <w:t xml:space="preserve">    opt.UseSqlServer(</w:t>
             </w:r>
           </w:p>
         </w:tc>
@@ -4699,7 +4993,7 @@
                 <w:sz w:val="16"/>
                 <w:szCs w:val="16"/>
               </w:rPr>
-              <w:t xml:space="preserve">        sql =&gt; sql.CommandTimeout(85)   // オンライン処理タイムアウト</w:t>
+              <w:t xml:space="preserve">        builder.Configuration.GetConnectionString("GovSystemDB"),</w:t>
             </w:r>
           </w:p>
         </w:tc>
@@ -4729,7 +5023,7 @@
                 <w:sz w:val="16"/>
                 <w:szCs w:val="16"/>
               </w:rPr>
-              <w:t xml:space="preserve">               .EnableRetryOnFailure(3)));</w:t>
+              <w:t xml:space="preserve">        sql =&gt; {</w:t>
             </w:r>
           </w:p>
         </w:tc>
@@ -4759,7 +5053,7 @@
                 <w:sz w:val="16"/>
                 <w:szCs w:val="16"/>
               </w:rPr>
-              <w:t xml:space="preserve"/>
+              <w:t xml:space="preserve">            sql.CommandTimeout(85);</w:t>
             </w:r>
           </w:p>
         </w:tc>
@@ -4789,7 +5083,7 @@
                 <w:sz w:val="16"/>
                 <w:szCs w:val="16"/>
               </w:rPr>
-              <w:t xml:space="preserve">// EF Core — ログDB（Serilog）</w:t>
+              <w:t xml:space="preserve">            sql.EnableRetryOnFailure(</w:t>
             </w:r>
           </w:p>
         </w:tc>
@@ -4819,59 +5113,312 @@
                 <w:sz w:val="16"/>
                 <w:szCs w:val="16"/>
               </w:rPr>
-              <w:t xml:space="preserve">// Serilog.Sinks.MSSqlServer にて接続文字列を直接参照する。</w:t>
+              <w:t xml:space="preserve">                maxRetryCount: 3,</w:t>
+            </w:r>
+          </w:p>
+        </w:tc>
+      </w:tr>
+      <w:tr>
+        <w:tc>
+          <w:tcPr>
+            <w:tcW w:type="dxa" w:w="9026"/>
+            <w:tcBorders>
+              <w:top w:val="none" w:color="FFFFFF" w:sz="0"/>
+              <w:left w:val="none" w:color="FFFFFF" w:sz="0"/>
+              <w:bottom w:val="none" w:color="FFFFFF" w:sz="0"/>
+              <w:right w:val="none" w:color="FFFFFF" w:sz="0"/>
+            </w:tcBorders>
+            <w:tcMar>
+              <w:top w:type="dxa" w:w="20"/>
+              <w:left w:type="dxa" w:w="160"/>
+              <w:bottom w:type="dxa" w:w="20"/>
+              <w:right w:type="dxa" w:w="160"/>
+            </w:tcMar>
+          </w:tcPr>
+          <w:p>
+            <w:r>
+              <w:rPr>
+                <w:rFonts w:ascii="Courier New" w:cs="Courier New" w:eastAsia="Courier New" w:hAnsi="Courier New"/>
+                <w:color w:val="1F497D"/>
+                <w:sz w:val="16"/>
+                <w:szCs w:val="16"/>
+              </w:rPr>
+              <w:t xml:space="preserve">                maxRetryDelay: TimeSpan.FromSeconds(30),</w:t>
+            </w:r>
+          </w:p>
+        </w:tc>
+      </w:tr>
+      <w:tr>
+        <w:tc>
+          <w:tcPr>
+            <w:tcW w:type="dxa" w:w="9026"/>
+            <w:tcBorders>
+              <w:top w:val="none" w:color="FFFFFF" w:sz="0"/>
+              <w:left w:val="none" w:color="FFFFFF" w:sz="0"/>
+              <w:bottom w:val="none" w:color="FFFFFF" w:sz="0"/>
+              <w:right w:val="none" w:color="FFFFFF" w:sz="0"/>
+            </w:tcBorders>
+            <w:tcMar>
+              <w:top w:type="dxa" w:w="20"/>
+              <w:left w:type="dxa" w:w="160"/>
+              <w:bottom w:type="dxa" w:w="20"/>
+              <w:right w:type="dxa" w:w="160"/>
+            </w:tcMar>
+          </w:tcPr>
+          <w:p>
+            <w:r>
+              <w:rPr>
+                <w:rFonts w:ascii="Courier New" w:cs="Courier New" w:eastAsia="Courier New" w:hAnsi="Courier New"/>
+                <w:color w:val="1F497D"/>
+                <w:sz w:val="16"/>
+                <w:szCs w:val="16"/>
+              </w:rPr>
+              <w:t xml:space="preserve">                errorNumbersToAdd: null);</w:t>
+            </w:r>
+          </w:p>
+        </w:tc>
+      </w:tr>
+      <w:tr>
+        <w:tc>
+          <w:tcPr>
+            <w:tcW w:type="dxa" w:w="9026"/>
+            <w:tcBorders>
+              <w:top w:val="none" w:color="FFFFFF" w:sz="0"/>
+              <w:left w:val="none" w:color="FFFFFF" w:sz="0"/>
+              <w:bottom w:val="none" w:color="FFFFFF" w:sz="0"/>
+              <w:right w:val="none" w:color="FFFFFF" w:sz="0"/>
+            </w:tcBorders>
+            <w:tcMar>
+              <w:top w:type="dxa" w:w="20"/>
+              <w:left w:type="dxa" w:w="160"/>
+              <w:bottom w:type="dxa" w:w="20"/>
+              <w:right w:type="dxa" w:w="160"/>
+            </w:tcMar>
+          </w:tcPr>
+          <w:p>
+            <w:r>
+              <w:rPr>
+                <w:rFonts w:ascii="Courier New" w:cs="Courier New" w:eastAsia="Courier New" w:hAnsi="Courier New"/>
+                <w:color w:val="1F497D"/>
+                <w:sz w:val="16"/>
+                <w:szCs w:val="16"/>
+              </w:rPr>
+              <w:t xml:space="preserve">        }));</w:t>
+            </w:r>
+          </w:p>
+        </w:tc>
+      </w:tr>
+      <w:tr>
+        <w:tc>
+          <w:tcPr>
+            <w:tcW w:type="dxa" w:w="9026"/>
+            <w:tcBorders>
+              <w:top w:val="none" w:color="FFFFFF" w:sz="0"/>
+              <w:left w:val="none" w:color="FFFFFF" w:sz="0"/>
+              <w:bottom w:val="none" w:color="FFFFFF" w:sz="0"/>
+              <w:right w:val="none" w:color="FFFFFF" w:sz="0"/>
+            </w:tcBorders>
+            <w:tcMar>
+              <w:top w:type="dxa" w:w="20"/>
+              <w:left w:type="dxa" w:w="160"/>
+              <w:bottom w:type="dxa" w:w="20"/>
+              <w:right w:type="dxa" w:w="160"/>
+            </w:tcMar>
+          </w:tcPr>
+          <w:p>
+            <w:r>
+              <w:rPr>
+                <w:rFonts w:ascii="Courier New" w:cs="Courier New" w:eastAsia="Courier New" w:hAnsi="Courier New"/>
+                <w:color w:val="1F497D"/>
+                <w:sz w:val="16"/>
+                <w:szCs w:val="16"/>
+              </w:rPr>
+              <w:t xml:space="preserve"/>
+            </w:r>
+          </w:p>
+        </w:tc>
+      </w:tr>
+      <w:tr>
+        <w:tc>
+          <w:tcPr>
+            <w:tcW w:type="dxa" w:w="9026"/>
+            <w:tcBorders>
+              <w:top w:val="none" w:color="FFFFFF" w:sz="0"/>
+              <w:left w:val="none" w:color="FFFFFF" w:sz="0"/>
+              <w:bottom w:val="none" w:color="FFFFFF" w:sz="0"/>
+              <w:right w:val="none" w:color="FFFFFF" w:sz="0"/>
+            </w:tcBorders>
+            <w:tcMar>
+              <w:top w:type="dxa" w:w="20"/>
+              <w:left w:type="dxa" w:w="160"/>
+              <w:bottom w:type="dxa" w:w="20"/>
+              <w:right w:type="dxa" w:w="160"/>
+            </w:tcMar>
+          </w:tcPr>
+          <w:p>
+            <w:r>
+              <w:rPr>
+                <w:rFonts w:ascii="Courier New" w:cs="Courier New" w:eastAsia="Courier New" w:hAnsi="Courier New"/>
+                <w:color w:val="1F497D"/>
+                <w:sz w:val="16"/>
+                <w:szCs w:val="16"/>
+              </w:rPr>
+              <w:t xml:space="preserve">// Serilog — ファイル出力のみ（ログDBなし）</w:t>
+            </w:r>
+          </w:p>
+        </w:tc>
+      </w:tr>
+      <w:tr>
+        <w:tc>
+          <w:tcPr>
+            <w:tcW w:type="dxa" w:w="9026"/>
+            <w:tcBorders>
+              <w:top w:val="none" w:color="FFFFFF" w:sz="0"/>
+              <w:left w:val="none" w:color="FFFFFF" w:sz="0"/>
+              <w:bottom w:val="none" w:color="FFFFFF" w:sz="0"/>
+              <w:right w:val="none" w:color="FFFFFF" w:sz="0"/>
+            </w:tcBorders>
+            <w:tcMar>
+              <w:top w:type="dxa" w:w="20"/>
+              <w:left w:type="dxa" w:w="160"/>
+              <w:bottom w:type="dxa" w:w="20"/>
+              <w:right w:type="dxa" w:w="160"/>
+            </w:tcMar>
+          </w:tcPr>
+          <w:p>
+            <w:r>
+              <w:rPr>
+                <w:rFonts w:ascii="Courier New" w:cs="Courier New" w:eastAsia="Courier New" w:hAnsi="Courier New"/>
+                <w:color w:val="1F497D"/>
+                <w:sz w:val="16"/>
+                <w:szCs w:val="16"/>
+              </w:rPr>
+              <w:t xml:space="preserve">// AMA（Azure Monitor Agent）が自動収集 → Log Analytics Workspace に転送</w:t>
+            </w:r>
+          </w:p>
+        </w:tc>
+      </w:tr>
+      <w:tr>
+        <w:tc>
+          <w:tcPr>
+            <w:tcW w:type="dxa" w:w="9026"/>
+            <w:tcBorders>
+              <w:top w:val="none" w:color="FFFFFF" w:sz="0"/>
+              <w:left w:val="none" w:color="FFFFFF" w:sz="0"/>
+              <w:bottom w:val="none" w:color="FFFFFF" w:sz="0"/>
+              <w:right w:val="none" w:color="FFFFFF" w:sz="0"/>
+            </w:tcBorders>
+            <w:tcMar>
+              <w:top w:type="dxa" w:w="20"/>
+              <w:left w:type="dxa" w:w="160"/>
+              <w:bottom w:type="dxa" w:w="20"/>
+              <w:right w:type="dxa" w:w="160"/>
+            </w:tcMar>
+          </w:tcPr>
+          <w:p>
+            <w:r>
+              <w:rPr>
+                <w:rFonts w:ascii="Courier New" w:cs="Courier New" w:eastAsia="Courier New" w:hAnsi="Courier New"/>
+                <w:color w:val="1F497D"/>
+                <w:sz w:val="16"/>
+                <w:szCs w:val="16"/>
+              </w:rPr>
+              <w:t xml:space="preserve">Log.Logger = new LoggerConfiguration()</w:t>
+            </w:r>
+          </w:p>
+        </w:tc>
+      </w:tr>
+      <w:tr>
+        <w:tc>
+          <w:tcPr>
+            <w:tcW w:type="dxa" w:w="9026"/>
+            <w:tcBorders>
+              <w:top w:val="none" w:color="FFFFFF" w:sz="0"/>
+              <w:left w:val="none" w:color="FFFFFF" w:sz="0"/>
+              <w:bottom w:val="none" w:color="FFFFFF" w:sz="0"/>
+              <w:right w:val="none" w:color="FFFFFF" w:sz="0"/>
+            </w:tcBorders>
+            <w:tcMar>
+              <w:top w:type="dxa" w:w="20"/>
+              <w:left w:type="dxa" w:w="160"/>
+              <w:bottom w:type="dxa" w:w="20"/>
+              <w:right w:type="dxa" w:w="160"/>
+            </w:tcMar>
+          </w:tcPr>
+          <w:p>
+            <w:r>
+              <w:rPr>
+                <w:rFonts w:ascii="Courier New" w:cs="Courier New" w:eastAsia="Courier New" w:hAnsi="Courier New"/>
+                <w:color w:val="1F497D"/>
+                <w:sz w:val="16"/>
+                <w:szCs w:val="16"/>
+              </w:rPr>
+              <w:t xml:space="preserve">    .WriteTo.File("logs/govsystem-.log", rollingInterval: RollingInterval.Day)</w:t>
+            </w:r>
+          </w:p>
+        </w:tc>
+      </w:tr>
+      <w:tr>
+        <w:tc>
+          <w:tcPr>
+            <w:tcW w:type="dxa" w:w="9026"/>
+            <w:tcBorders>
+              <w:top w:val="none" w:color="FFFFFF" w:sz="0"/>
+              <w:left w:val="none" w:color="FFFFFF" w:sz="0"/>
+              <w:bottom w:val="none" w:color="FFFFFF" w:sz="0"/>
+              <w:right w:val="none" w:color="FFFFFF" w:sz="0"/>
+            </w:tcBorders>
+            <w:tcMar>
+              <w:top w:type="dxa" w:w="20"/>
+              <w:left w:type="dxa" w:w="160"/>
+              <w:bottom w:type="dxa" w:w="20"/>
+              <w:right w:type="dxa" w:w="160"/>
+            </w:tcMar>
+          </w:tcPr>
+          <w:p>
+            <w:r>
+              <w:rPr>
+                <w:rFonts w:ascii="Courier New" w:cs="Courier New" w:eastAsia="Courier New" w:hAnsi="Courier New"/>
+                <w:color w:val="1F497D"/>
+                <w:sz w:val="16"/>
+                <w:szCs w:val="16"/>
+              </w:rPr>
+              <w:t xml:space="preserve">    .WriteTo.Console()  // 開発環境のみ</w:t>
+            </w:r>
+          </w:p>
+        </w:tc>
+      </w:tr>
+      <w:tr>
+        <w:tc>
+          <w:tcPr>
+            <w:tcW w:type="dxa" w:w="9026"/>
+            <w:tcBorders>
+              <w:top w:val="none" w:color="FFFFFF" w:sz="0"/>
+              <w:left w:val="none" w:color="FFFFFF" w:sz="0"/>
+              <w:bottom w:val="none" w:color="FFFFFF" w:sz="0"/>
+              <w:right w:val="none" w:color="FFFFFF" w:sz="0"/>
+            </w:tcBorders>
+            <w:tcMar>
+              <w:top w:type="dxa" w:w="20"/>
+              <w:left w:type="dxa" w:w="160"/>
+              <w:bottom w:type="dxa" w:w="20"/>
+              <w:right w:type="dxa" w:w="160"/>
+            </w:tcMar>
+          </w:tcPr>
+          <w:p>
+            <w:r>
+              <w:rPr>
+                <w:rFonts w:ascii="Courier New" w:cs="Courier New" w:eastAsia="Courier New" w:hAnsi="Courier New"/>
+                <w:color w:val="1F497D"/>
+                <w:sz w:val="16"/>
+                <w:szCs w:val="16"/>
+              </w:rPr>
+              <w:t xml:space="preserve">    .CreateLogger();</w:t>
             </w:r>
           </w:p>
         </w:tc>
       </w:tr>
     </w:tbl>
-    <w:p>
-      <w:r>
-        <w:t xml:space="preserve"/>
-      </w:r>
-    </w:p>
-    <w:p>
-      <w:pPr>
-        <w:pStyle w:val="Heading3"/>
-        <w:spacing w:before="160" w:after="80"/>
-      </w:pPr>
-      <w:r>
-        <w:rPr>
-          <w:rFonts w:ascii="MS Gothic" w:cs="MS Gothic" w:eastAsia="MS Gothic" w:hAnsi="MS Gothic"/>
-          <w:b/>
-          <w:bCs/>
-          <w:sz w:val="22"/>
-          <w:szCs w:val="22"/>
-        </w:rPr>
-        <w:t xml:space="preserve">9.2.2. バッチ処理のDB接続方式</w:t>
-      </w:r>
-    </w:p>
-    <w:p>
-      <w:pPr>
-        <w:spacing w:before="40" w:after="40"/>
-      </w:pPr>
-      <w:r>
-        <w:rPr>
-          <w:rFonts w:ascii="MS Gothic" w:cs="MS Gothic" w:eastAsia="MS Gothic" w:hAnsi="MS Gothic"/>
-          <w:sz w:val="18"/>
-          <w:szCs w:val="18"/>
-        </w:rPr>
-        <w:t xml:space="preserve">DBの接続情報をアプリケーション内で保有するのではなく Azure Key Vault から取得することで、環境情報とアプリケーションの分離を行う。</w:t>
-      </w:r>
-    </w:p>
-    <w:p>
-      <w:pPr>
-        <w:spacing w:before="40" w:after="40"/>
-      </w:pPr>
-      <w:r>
-        <w:rPr>
-          <w:rFonts w:ascii="MS Gothic" w:cs="MS Gothic" w:eastAsia="MS Gothic" w:hAnsi="MS Gothic"/>
-          <w:sz w:val="18"/>
-          <w:szCs w:val="18"/>
-        </w:rPr>
-        <w:t xml:space="preserve">CsvFileWatcherService（BackgroundService）など非同期・バッチ処理についても、オンライン処理と同一の AppDbContext 登録を利用し、処理単位でスコープを生成してコネクションの取得・SQL発行・コネクション解放を行う。コネクションプーリングは SQL Server ドライバー（Microsoft.Data.SqlClient）が自動管理する。</w:t>
-      </w:r>
-    </w:p>
     <w:p>
       <w:r>
         <w:t xml:space="preserve"/>
@@ -4905,14 +5452,12 @@
         </w:tblBorders>
       </w:tblPr>
       <w:tblGrid>
-        <w:gridCol w:w="4513"/>
-        <w:gridCol w:w="4513"/>
+        <w:gridCol w:w="9026"/>
       </w:tblGrid>
       <w:tr>
         <w:tc>
           <w:tcPr>
             <w:tcW w:type="dxa" w:w="9026"/>
-            <w:gridSpan w:val="2"/>
             <w:tcBorders>
               <w:top w:val="single" w:color="999999" w:sz="1"/>
               <w:left w:val="single" w:color="999999" w:sz="1"/>
@@ -4946,17 +5491,27 @@
                 <w:sz w:val="16"/>
                 <w:szCs w:val="16"/>
               </w:rPr>
-              <w:t xml:space="preserve">  [オンライン/非同期処理] → (参照) → appsettings.Development.json</w:t>
-            </w:r>
-          </w:p>
-          <w:p>
-            <w:r>
-              <w:rPr>
-                <w:rFonts w:ascii="Courier New" w:cs="Courier New" w:eastAsia="Courier New" w:hAnsi="Courier New"/>
-                <w:sz w:val="16"/>
-                <w:szCs w:val="16"/>
-              </w:rPr>
-              <w:t xml:space="preserve">  Key Vault: kv-govsystem-dev → 接続 → Azure SQL MI (dev)</w:t>
+              <w:t xml:space="preserve">  [.NET 8 Web API] → (参照) → appsettings.Development.json</w:t>
+            </w:r>
+          </w:p>
+          <w:p>
+            <w:r>
+              <w:rPr>
+                <w:rFonts w:ascii="Courier New" w:cs="Courier New" w:eastAsia="Courier New" w:hAnsi="Courier New"/>
+                <w:sz w:val="16"/>
+                <w:szCs w:val="16"/>
+              </w:rPr>
+              <w:t xml:space="preserve">  Key Vault: kv-govsystem-dev → 接続 → Azure SQL Database (dev)</w:t>
+            </w:r>
+          </w:p>
+          <w:p>
+            <w:r>
+              <w:rPr>
+                <w:rFonts w:ascii="Courier New" w:cs="Courier New" w:eastAsia="Courier New" w:hAnsi="Courier New"/>
+                <w:sz w:val="16"/>
+                <w:szCs w:val="16"/>
+              </w:rPr>
+              <w:t xml:space="preserve">  Serilog → Sinks.File → AMA → Log Analytics Workspace</w:t>
             </w:r>
           </w:p>
           <w:p>
@@ -4983,17 +5538,27 @@
                 <w:sz w:val="16"/>
                 <w:szCs w:val="16"/>
               </w:rPr>
-              <w:t xml:space="preserve">  [オンライン/非同期処理] → (参照) → appsettings.Test.json</w:t>
-            </w:r>
-          </w:p>
-          <w:p>
-            <w:r>
-              <w:rPr>
-                <w:rFonts w:ascii="Courier New" w:cs="Courier New" w:eastAsia="Courier New" w:hAnsi="Courier New"/>
-                <w:sz w:val="16"/>
-                <w:szCs w:val="16"/>
-              </w:rPr>
-              <w:t xml:space="preserve">  Key Vault: kv-govsystem-test → 接続 → Azure SQL MI (test)</w:t>
+              <w:t xml:space="preserve">  [.NET 8 Web API] → (参照) → appsettings.Test.json</w:t>
+            </w:r>
+          </w:p>
+          <w:p>
+            <w:r>
+              <w:rPr>
+                <w:rFonts w:ascii="Courier New" w:cs="Courier New" w:eastAsia="Courier New" w:hAnsi="Courier New"/>
+                <w:sz w:val="16"/>
+                <w:szCs w:val="16"/>
+              </w:rPr>
+              <w:t xml:space="preserve">  Key Vault: kv-govsystem-test → 接続 → Azure SQL Database (test)</w:t>
+            </w:r>
+          </w:p>
+          <w:p>
+            <w:r>
+              <w:rPr>
+                <w:rFonts w:ascii="Courier New" w:cs="Courier New" w:eastAsia="Courier New" w:hAnsi="Courier New"/>
+                <w:sz w:val="16"/>
+                <w:szCs w:val="16"/>
+              </w:rPr>
+              <w:t xml:space="preserve">  Serilog → Sinks.File → AMA → Log Analytics Workspace</w:t>
             </w:r>
           </w:p>
           <w:p>
@@ -5020,17 +5585,27 @@
                 <w:sz w:val="16"/>
                 <w:szCs w:val="16"/>
               </w:rPr>
-              <w:t xml:space="preserve">  [オンライン/非同期処理] → (参照) → appsettings.Production.json</w:t>
-            </w:r>
-          </w:p>
-          <w:p>
-            <w:r>
-              <w:rPr>
-                <w:rFonts w:ascii="Courier New" w:cs="Courier New" w:eastAsia="Courier New" w:hAnsi="Courier New"/>
-                <w:sz w:val="16"/>
-                <w:szCs w:val="16"/>
-              </w:rPr>
-              <w:t xml:space="preserve">  Key Vault: kv-govsystem-prod → 接続 → Azure SQL MI (prod)</w:t>
+              <w:t xml:space="preserve">  [.NET 8 Web API] → (参照) → appsettings.Production.json</w:t>
+            </w:r>
+          </w:p>
+          <w:p>
+            <w:r>
+              <w:rPr>
+                <w:rFonts w:ascii="Courier New" w:cs="Courier New" w:eastAsia="Courier New" w:hAnsi="Courier New"/>
+                <w:sz w:val="16"/>
+                <w:szCs w:val="16"/>
+              </w:rPr>
+              <w:t xml:space="preserve">  Key Vault: kv-govsystem-prod → 接続 → Azure SQL Database (prod)</w:t>
+            </w:r>
+          </w:p>
+          <w:p>
+            <w:r>
+              <w:rPr>
+                <w:rFonts w:ascii="Courier New" w:cs="Courier New" w:eastAsia="Courier New" w:hAnsi="Courier New"/>
+                <w:sz w:val="16"/>
+                <w:szCs w:val="16"/>
+              </w:rPr>
+              <w:t xml:space="preserve">  Serilog → Sinks.File → AMA → Log Analytics Workspace</w:t>
             </w:r>
           </w:p>
         </w:tc>
@@ -5067,7 +5642,7 @@
           <w:sz w:val="18"/>
           <w:szCs w:val="18"/>
         </w:rPr>
-        <w:t xml:space="preserve">EF Core 8 の DbContext および UnitOfWork パターンを拡張したトランザクション制御部品を基盤として提供する。</w:t>
+        <w:t xml:space="preserve">EF Core 8 の DbContext および UnitOfWork パターンを拡張したトランザクション制御を基盤として提供する。</w:t>
       </w:r>
     </w:p>
     <w:p>
@@ -6044,7 +6619,7 @@
           <w:sz w:val="18"/>
           <w:szCs w:val="18"/>
         </w:rPr>
-        <w:t xml:space="preserve">トランザクション間の排他は、更新日時（UpdatedAt）を使用した楽観的排他制御方式で実装する（図9-2参照）。</w:t>
+        <w:t xml:space="preserve">トランザクション間の排他は、RowVersion（タイムスタンプ）を使用した楽観的排他制御方式で実装する（図9-2参照）。</w:t>
       </w:r>
     </w:p>
     <w:p>
@@ -6075,7 +6650,7 @@
           <w:sz w:val="18"/>
           <w:szCs w:val="18"/>
         </w:rPr>
-        <w:t xml:space="preserve">楽観的排他制御の実装方針（EF Core の RowVersion / ConcurrencyToken 利用）</w:t>
+        <w:t xml:space="preserve">楽観的排他制御の実装方針（EF Core の RowVersion 利用）</w:t>
       </w:r>
     </w:p>
     <w:tbl>
@@ -6118,7 +6693,7 @@
                 <w:sz w:val="16"/>
                 <w:szCs w:val="16"/>
               </w:rPr>
-              <w:t xml:space="preserve">// Domain エンティティへの ConcurrencyToken 設定例</w:t>
+              <w:t xml:space="preserve">// Domain エンティティへの RowVersion 設定例</w:t>
             </w:r>
           </w:p>
         </w:tc>
@@ -6268,7 +6843,7 @@
                 <w:sz w:val="16"/>
                 <w:szCs w:val="16"/>
               </w:rPr>
-              <w:t xml:space="preserve">    [Timestamp]   // または Fluent API: Property(x =&gt; x.RowVersion).IsRowVersion()</w:t>
+              <w:t xml:space="preserve">    [Timestamp]   // EF Core が WHERE RowVersion = @p0 を自動付与</w:t>
             </w:r>
           </w:p>
         </w:tc>
@@ -6418,37 +6993,7 @@
                 <w:sz w:val="16"/>
                 <w:szCs w:val="16"/>
               </w:rPr>
-              <w:t xml:space="preserve">// 更新時の楽観的排他チェック（EF Core が自動的に WHERE RowVersion = @p0 を付与）</w:t>
-            </w:r>
-          </w:p>
-        </w:tc>
-      </w:tr>
-      <w:tr>
-        <w:tc>
-          <w:tcPr>
-            <w:tcW w:type="dxa" w:w="9026"/>
-            <w:tcBorders>
-              <w:top w:val="none" w:color="FFFFFF" w:sz="0"/>
-              <w:left w:val="none" w:color="FFFFFF" w:sz="0"/>
-              <w:bottom w:val="none" w:color="FFFFFF" w:sz="0"/>
-              <w:right w:val="none" w:color="FFFFFF" w:sz="0"/>
-            </w:tcBorders>
-            <w:tcMar>
-              <w:top w:type="dxa" w:w="20"/>
-              <w:left w:type="dxa" w:w="160"/>
-              <w:bottom w:type="dxa" w:w="20"/>
-              <w:right w:type="dxa" w:w="160"/>
-            </w:tcMar>
-          </w:tcPr>
-          <w:p>
-            <w:r>
-              <w:rPr>
-                <w:rFonts w:ascii="Courier New" w:cs="Courier New" w:eastAsia="Courier New" w:hAnsi="Courier New"/>
-                <w:color w:val="1F497D"/>
-                <w:sz w:val="16"/>
-                <w:szCs w:val="16"/>
-              </w:rPr>
-              <w:t xml:space="preserve">// 不一致時は DbUpdateConcurrencyException がスローされる</w:t>
+              <w:t xml:space="preserve">// 更新時の楽観的排他チェック（不一致時は DbUpdateConcurrencyException）</w:t>
             </w:r>
           </w:p>
         </w:tc>
@@ -6836,7 +7381,7 @@
                 <w:sz w:val="16"/>
                 <w:szCs w:val="16"/>
               </w:rPr>
-              <w:t xml:space="preserve">  ③ 値の更新   [ID=1, 値=B]</w:t>
+              <w:t xml:space="preserve">  ③ 値の更新     [ID=1, 値=B]</w:t>
             </w:r>
           </w:p>
           <w:p>
@@ -6884,7 +7429,7 @@
                 <w:sz w:val="16"/>
                 <w:szCs w:val="16"/>
               </w:rPr>
-              <w:t xml:space="preserve">  ④ 値の更新   [ID=1, 値=C]</w:t>
+              <w:t xml:space="preserve">  ④ 値の更新     [ID=1, 値=C]</w:t>
             </w:r>
           </w:p>
           <w:p>
@@ -6895,7 +7440,7 @@
                 <w:sz w:val="16"/>
                 <w:szCs w:val="16"/>
               </w:rPr>
-              <w:t xml:space="preserve">  ⑥ 更新実行 → WHERE RowVersion=0x001 → 不一致(既に0x002) → DbUpdateConcurrencyException</w:t>
+              <w:t xml:space="preserve">  ⑥ 更新実行 → WHERE RowVersion=0x001 → 不一致（既に0x002）→ DbUpdateConcurrencyException</w:t>
             </w:r>
           </w:p>
           <w:p>
@@ -6967,7 +7512,7 @@
           <w:sz w:val="18"/>
           <w:szCs w:val="18"/>
         </w:rPr>
-        <w:t xml:space="preserve">静的データの暗号化（TDE）は Azure SQL Managed Instance が自動的に行うため、アプリケーション層での追加対応は不要である。</w:t>
+        <w:t xml:space="preserve">静的データの暗号化（TDE）は Azure SQL Database が自動的に行うため、アプリケーション層での追加対応は不要である。</w:t>
       </w:r>
     </w:p>
     <w:p>
@@ -7029,8 +7574,8 @@
         </w:tblBorders>
       </w:tblPr>
       <w:tblGrid>
-        <w:gridCol w:w="2000"/>
-        <w:gridCol w:w="4026"/>
+        <w:gridCol w:w="2200"/>
+        <w:gridCol w:w="3826"/>
         <w:gridCol w:w="1600"/>
         <w:gridCol w:w="1400"/>
       </w:tblGrid>
@@ -7040,8 +7585,7 @@
         </w:trPr>
         <w:tc>
           <w:tcPr>
-            <w:tcW w:type="dxa" w:w="2000"/>
-            <w:gridSpan w:val="1"/>
+            <w:tcW w:type="dxa" w:w="2200"/>
             <w:tcBorders>
               <w:top w:val="single" w:color="999999" w:sz="1"/>
               <w:left w:val="single" w:color="999999" w:sz="1"/>
@@ -7071,8 +7615,7 @@
         </w:tc>
         <w:tc>
           <w:tcPr>
-            <w:tcW w:type="dxa" w:w="4026"/>
-            <w:gridSpan w:val="1"/>
+            <w:tcW w:type="dxa" w:w="3826"/>
             <w:tcBorders>
               <w:top w:val="single" w:color="999999" w:sz="1"/>
               <w:left w:val="single" w:color="999999" w:sz="1"/>
@@ -7103,7 +7646,6 @@
         <w:tc>
           <w:tcPr>
             <w:tcW w:type="dxa" w:w="1600"/>
-            <w:gridSpan w:val="1"/>
             <w:tcBorders>
               <w:top w:val="single" w:color="999999" w:sz="1"/>
               <w:left w:val="single" w:color="999999" w:sz="1"/>
@@ -7134,7 +7676,6 @@
         <w:tc>
           <w:tcPr>
             <w:tcW w:type="dxa" w:w="1400"/>
-            <w:gridSpan w:val="1"/>
             <w:tcBorders>
               <w:top w:val="single" w:color="999999" w:sz="1"/>
               <w:left w:val="single" w:color="999999" w:sz="1"/>
@@ -7166,8 +7707,7 @@
       <w:tr>
         <w:tc>
           <w:tcPr>
-            <w:tcW w:type="dxa" w:w="2256"/>
-            <w:gridSpan w:val="1"/>
+            <w:tcW w:type="dxa" w:w="2200"/>
             <w:tcBorders>
               <w:top w:val="single" w:color="999999" w:sz="1"/>
               <w:left w:val="single" w:color="999999" w:sz="1"/>
@@ -7196,38 +7736,36 @@
         </w:tc>
         <w:tc>
           <w:tcPr>
-            <w:tcW w:type="dxa" w:w="2256"/>
-            <w:gridSpan w:val="1"/>
-            <w:tcBorders>
-              <w:top w:val="single" w:color="999999" w:sz="1"/>
-              <w:left w:val="single" w:color="999999" w:sz="1"/>
-              <w:bottom w:val="single" w:color="999999" w:sz="1"/>
-              <w:right w:val="single" w:color="999999" w:sz="1"/>
-            </w:tcBorders>
-            <w:tcMar>
-              <w:top w:type="dxa" w:w="60"/>
-              <w:left w:type="dxa" w:w="100"/>
-              <w:bottom w:type="dxa" w:w="60"/>
-              <w:right w:type="dxa" w:w="100"/>
-            </w:tcMar>
-          </w:tcPr>
-          <w:p>
-            <w:r>
-              <w:rPr>
-                <w:rFonts w:ascii="MS Gothic" w:cs="MS Gothic" w:eastAsia="MS Gothic" w:hAnsi="MS Gothic"/>
-                <w:b w:val="false"/>
-                <w:bCs w:val="false"/>
-                <w:sz w:val="18"/>
-                <w:szCs w:val="18"/>
-              </w:rPr>
-              <w:t xml:space="preserve">Azure SQL MI が自動的に静止データを暗号化する。アプリ側の対応不要。</w:t>
-            </w:r>
-          </w:p>
-        </w:tc>
-        <w:tc>
-          <w:tcPr>
-            <w:tcW w:type="dxa" w:w="2256"/>
-            <w:gridSpan w:val="1"/>
+            <w:tcW w:type="dxa" w:w="3826"/>
+            <w:tcBorders>
+              <w:top w:val="single" w:color="999999" w:sz="1"/>
+              <w:left w:val="single" w:color="999999" w:sz="1"/>
+              <w:bottom w:val="single" w:color="999999" w:sz="1"/>
+              <w:right w:val="single" w:color="999999" w:sz="1"/>
+            </w:tcBorders>
+            <w:tcMar>
+              <w:top w:type="dxa" w:w="60"/>
+              <w:left w:type="dxa" w:w="100"/>
+              <w:bottom w:type="dxa" w:w="60"/>
+              <w:right w:type="dxa" w:w="100"/>
+            </w:tcMar>
+          </w:tcPr>
+          <w:p>
+            <w:r>
+              <w:rPr>
+                <w:rFonts w:ascii="MS Gothic" w:cs="MS Gothic" w:eastAsia="MS Gothic" w:hAnsi="MS Gothic"/>
+                <w:b w:val="false"/>
+                <w:bCs w:val="false"/>
+                <w:sz w:val="18"/>
+                <w:szCs w:val="18"/>
+              </w:rPr>
+              <w:t xml:space="preserve">Azure SQL Database が自動的に静止データを暗号化する。アプリ側の対応不要。</w:t>
+            </w:r>
+          </w:p>
+        </w:tc>
+        <w:tc>
+          <w:tcPr>
+            <w:tcW w:type="dxa" w:w="1600"/>
             <w:tcBorders>
               <w:top w:val="single" w:color="999999" w:sz="1"/>
               <w:left w:val="single" w:color="999999" w:sz="1"/>
@@ -7256,8 +7794,7 @@
         </w:tc>
         <w:tc>
           <w:tcPr>
-            <w:tcW w:type="dxa" w:w="2256"/>
-            <w:gridSpan w:val="1"/>
+            <w:tcW w:type="dxa" w:w="1400"/>
             <w:tcBorders>
               <w:top w:val="single" w:color="999999" w:sz="1"/>
               <w:left w:val="single" w:color="999999" w:sz="1"/>
@@ -7288,8 +7825,7 @@
       <w:tr>
         <w:tc>
           <w:tcPr>
-            <w:tcW w:type="dxa" w:w="2000"/>
-            <w:gridSpan w:val="1"/>
+            <w:tcW w:type="dxa" w:w="2200"/>
             <w:tcBorders>
               <w:top w:val="single" w:color="999999" w:sz="1"/>
               <w:left w:val="single" w:color="999999" w:sz="1"/>
@@ -7319,8 +7855,7 @@
         </w:tc>
         <w:tc>
           <w:tcPr>
-            <w:tcW w:type="dxa" w:w="4026"/>
-            <w:gridSpan w:val="1"/>
+            <w:tcW w:type="dxa" w:w="3826"/>
             <w:tcBorders>
               <w:top w:val="single" w:color="999999" w:sz="1"/>
               <w:left w:val="single" w:color="999999" w:sz="1"/>
@@ -7344,14 +7879,13 @@
                 <w:sz w:val="18"/>
                 <w:szCs w:val="18"/>
               </w:rPr>
-              <w:t xml:space="preserve">特定カラム（氏名・口座番号等）をDB側で暗号化。Key Vault に CMK を保管する。</w:t>
+              <w:t xml:space="preserve">特定カラム（氏名・口座番号等）をDB側で暗号化。CMK（列マスターキー）を Key Vault で管理する。</w:t>
             </w:r>
           </w:p>
         </w:tc>
         <w:tc>
           <w:tcPr>
             <w:tcW w:type="dxa" w:w="1600"/>
-            <w:gridSpan w:val="1"/>
             <w:tcBorders>
               <w:top w:val="single" w:color="999999" w:sz="1"/>
               <w:left w:val="single" w:color="999999" w:sz="1"/>
@@ -7382,7 +7916,6 @@
         <w:tc>
           <w:tcPr>
             <w:tcW w:type="dxa" w:w="1400"/>
-            <w:gridSpan w:val="1"/>
             <w:tcBorders>
               <w:top w:val="single" w:color="999999" w:sz="1"/>
               <w:left w:val="single" w:color="999999" w:sz="1"/>
@@ -7414,69 +7947,65 @@
       <w:tr>
         <w:tc>
           <w:tcPr>
-            <w:tcW w:type="dxa" w:w="2256"/>
-            <w:gridSpan w:val="1"/>
-            <w:tcBorders>
-              <w:top w:val="single" w:color="999999" w:sz="1"/>
-              <w:left w:val="single" w:color="999999" w:sz="1"/>
-              <w:bottom w:val="single" w:color="999999" w:sz="1"/>
-              <w:right w:val="single" w:color="999999" w:sz="1"/>
-            </w:tcBorders>
-            <w:tcMar>
-              <w:top w:type="dxa" w:w="60"/>
-              <w:left w:type="dxa" w:w="100"/>
-              <w:bottom w:type="dxa" w:w="60"/>
-              <w:right w:type="dxa" w:w="100"/>
-            </w:tcMar>
-          </w:tcPr>
-          <w:p>
-            <w:r>
-              <w:rPr>
-                <w:rFonts w:ascii="MS Gothic" w:cs="MS Gothic" w:eastAsia="MS Gothic" w:hAnsi="MS Gothic"/>
-                <w:b w:val="false"/>
-                <w:bCs w:val="false"/>
-                <w:sz w:val="18"/>
-                <w:szCs w:val="18"/>
-              </w:rPr>
-              <w:t xml:space="preserve">AES-256
-（アプリ暗号化）</w:t>
-            </w:r>
-          </w:p>
-        </w:tc>
-        <w:tc>
-          <w:tcPr>
-            <w:tcW w:type="dxa" w:w="2256"/>
-            <w:gridSpan w:val="1"/>
-            <w:tcBorders>
-              <w:top w:val="single" w:color="999999" w:sz="1"/>
-              <w:left w:val="single" w:color="999999" w:sz="1"/>
-              <w:bottom w:val="single" w:color="999999" w:sz="1"/>
-              <w:right w:val="single" w:color="999999" w:sz="1"/>
-            </w:tcBorders>
-            <w:tcMar>
-              <w:top w:type="dxa" w:w="60"/>
-              <w:left w:type="dxa" w:w="100"/>
-              <w:bottom w:type="dxa" w:w="60"/>
-              <w:right w:type="dxa" w:w="100"/>
-            </w:tcMar>
-          </w:tcPr>
-          <w:p>
-            <w:r>
-              <w:rPr>
-                <w:rFonts w:ascii="MS Gothic" w:cs="MS Gothic" w:eastAsia="MS Gothic" w:hAnsi="MS Gothic"/>
-                <w:b w:val="false"/>
-                <w:bCs w:val="false"/>
-                <w:sz w:val="18"/>
-                <w:szCs w:val="18"/>
-              </w:rPr>
-              <w:t xml:space="preserve">機密性の高い項目をアプリケーション層でAES-256暗号化してから保存する。暗号鍵は Key Vault で管理する。</w:t>
-            </w:r>
-          </w:p>
-        </w:tc>
-        <w:tc>
-          <w:tcPr>
-            <w:tcW w:type="dxa" w:w="2256"/>
-            <w:gridSpan w:val="1"/>
+            <w:tcW w:type="dxa" w:w="2200"/>
+            <w:tcBorders>
+              <w:top w:val="single" w:color="999999" w:sz="1"/>
+              <w:left w:val="single" w:color="999999" w:sz="1"/>
+              <w:bottom w:val="single" w:color="999999" w:sz="1"/>
+              <w:right w:val="single" w:color="999999" w:sz="1"/>
+            </w:tcBorders>
+            <w:tcMar>
+              <w:top w:type="dxa" w:w="60"/>
+              <w:left w:type="dxa" w:w="100"/>
+              <w:bottom w:type="dxa" w:w="60"/>
+              <w:right w:type="dxa" w:w="100"/>
+            </w:tcMar>
+          </w:tcPr>
+          <w:p>
+            <w:r>
+              <w:rPr>
+                <w:rFonts w:ascii="MS Gothic" w:cs="MS Gothic" w:eastAsia="MS Gothic" w:hAnsi="MS Gothic"/>
+                <w:b w:val="false"/>
+                <w:bCs w:val="false"/>
+                <w:sz w:val="18"/>
+                <w:szCs w:val="18"/>
+              </w:rPr>
+              <w:t xml:space="preserve">AES-256（アプリ暗号化）</w:t>
+            </w:r>
+          </w:p>
+        </w:tc>
+        <w:tc>
+          <w:tcPr>
+            <w:tcW w:type="dxa" w:w="3826"/>
+            <w:tcBorders>
+              <w:top w:val="single" w:color="999999" w:sz="1"/>
+              <w:left w:val="single" w:color="999999" w:sz="1"/>
+              <w:bottom w:val="single" w:color="999999" w:sz="1"/>
+              <w:right w:val="single" w:color="999999" w:sz="1"/>
+            </w:tcBorders>
+            <w:tcMar>
+              <w:top w:type="dxa" w:w="60"/>
+              <w:left w:type="dxa" w:w="100"/>
+              <w:bottom w:type="dxa" w:w="60"/>
+              <w:right w:type="dxa" w:w="100"/>
+            </w:tcMar>
+          </w:tcPr>
+          <w:p>
+            <w:r>
+              <w:rPr>
+                <w:rFonts w:ascii="MS Gothic" w:cs="MS Gothic" w:eastAsia="MS Gothic" w:hAnsi="MS Gothic"/>
+                <w:b w:val="false"/>
+                <w:bCs w:val="false"/>
+                <w:sz w:val="18"/>
+                <w:szCs w:val="18"/>
+              </w:rPr>
+              <w:t xml:space="preserve">機密性の高い項目をアプリ層でAES-256暗号化してから保存する。暗号鍵は Key Vault で管理する。</w:t>
+            </w:r>
+          </w:p>
+        </w:tc>
+        <w:tc>
+          <w:tcPr>
+            <w:tcW w:type="dxa" w:w="1600"/>
             <w:tcBorders>
               <w:top w:val="single" w:color="999999" w:sz="1"/>
               <w:left w:val="single" w:color="999999" w:sz="1"/>
@@ -7505,8 +8034,7 @@
         </w:tc>
         <w:tc>
           <w:tcPr>
-            <w:tcW w:type="dxa" w:w="2256"/>
-            <w:gridSpan w:val="1"/>
+            <w:tcW w:type="dxa" w:w="1400"/>
             <w:tcBorders>
               <w:top w:val="single" w:color="999999" w:sz="1"/>
               <w:left w:val="single" w:color="999999" w:sz="1"/>
@@ -7537,8 +8065,7 @@
       <w:tr>
         <w:tc>
           <w:tcPr>
-            <w:tcW w:type="dxa" w:w="2000"/>
-            <w:gridSpan w:val="1"/>
+            <w:tcW w:type="dxa" w:w="2200"/>
             <w:tcBorders>
               <w:top w:val="single" w:color="999999" w:sz="1"/>
               <w:left w:val="single" w:color="999999" w:sz="1"/>
@@ -7562,15 +8089,13 @@
                 <w:sz w:val="18"/>
                 <w:szCs w:val="18"/>
               </w:rPr>
-              <w:t xml:space="preserve">PBKDF2
-（パスワードハッシュ）</w:t>
-            </w:r>
-          </w:p>
-        </w:tc>
-        <w:tc>
-          <w:tcPr>
-            <w:tcW w:type="dxa" w:w="4026"/>
-            <w:gridSpan w:val="1"/>
+              <w:t xml:space="preserve">PBKDF2（パスワードハッシュ）</w:t>
+            </w:r>
+          </w:p>
+        </w:tc>
+        <w:tc>
+          <w:tcPr>
+            <w:tcW w:type="dxa" w:w="3826"/>
             <w:tcBorders>
               <w:top w:val="single" w:color="999999" w:sz="1"/>
               <w:left w:val="single" w:color="999999" w:sz="1"/>
@@ -7594,14 +8119,13 @@
                 <w:sz w:val="18"/>
                 <w:szCs w:val="18"/>
               </w:rPr>
-              <w:t xml:space="preserve">パスワード項目を PBKDF2-SHA256 でハッシュ化する。ASP.NET Core Identity の IPasswordHasher&lt;T&gt; を使用する。</w:t>
+              <w:t xml:space="preserve">パスワード項目をPBKDF2-SHA256でハッシュ化する。ASP.NET Core Identity の IPasswordHasher&lt;T&gt; を使用する。</w:t>
             </w:r>
           </w:p>
         </w:tc>
         <w:tc>
           <w:tcPr>
             <w:tcW w:type="dxa" w:w="1600"/>
-            <w:gridSpan w:val="1"/>
             <w:tcBorders>
               <w:top w:val="single" w:color="999999" w:sz="1"/>
               <w:left w:val="single" w:color="999999" w:sz="1"/>
@@ -7632,7 +8156,6 @@
         <w:tc>
           <w:tcPr>
             <w:tcW w:type="dxa" w:w="1400"/>
-            <w:gridSpan w:val="1"/>
             <w:tcBorders>
               <w:top w:val="single" w:color="999999" w:sz="1"/>
               <w:left w:val="single" w:color="999999" w:sz="1"/>
@@ -7664,69 +8187,65 @@
       <w:tr>
         <w:tc>
           <w:tcPr>
-            <w:tcW w:type="dxa" w:w="2256"/>
-            <w:gridSpan w:val="1"/>
-            <w:tcBorders>
-              <w:top w:val="single" w:color="999999" w:sz="1"/>
-              <w:left w:val="single" w:color="999999" w:sz="1"/>
-              <w:bottom w:val="single" w:color="999999" w:sz="1"/>
-              <w:right w:val="single" w:color="999999" w:sz="1"/>
-            </w:tcBorders>
-            <w:tcMar>
-              <w:top w:type="dxa" w:w="60"/>
-              <w:left w:type="dxa" w:w="100"/>
-              <w:bottom w:type="dxa" w:w="60"/>
-              <w:right w:type="dxa" w:w="100"/>
-            </w:tcMar>
-          </w:tcPr>
-          <w:p>
-            <w:r>
-              <w:rPr>
-                <w:rFonts w:ascii="MS Gothic" w:cs="MS Gothic" w:eastAsia="MS Gothic" w:hAnsi="MS Gothic"/>
-                <w:b w:val="false"/>
-                <w:bCs w:val="false"/>
-                <w:sz w:val="18"/>
-                <w:szCs w:val="18"/>
-              </w:rPr>
-              <w:t xml:space="preserve">TLS 1.2 以上
-（通信暗号化）</w:t>
-            </w:r>
-          </w:p>
-        </w:tc>
-        <w:tc>
-          <w:tcPr>
-            <w:tcW w:type="dxa" w:w="2256"/>
-            <w:gridSpan w:val="1"/>
-            <w:tcBorders>
-              <w:top w:val="single" w:color="999999" w:sz="1"/>
-              <w:left w:val="single" w:color="999999" w:sz="1"/>
-              <w:bottom w:val="single" w:color="999999" w:sz="1"/>
-              <w:right w:val="single" w:color="999999" w:sz="1"/>
-            </w:tcBorders>
-            <w:tcMar>
-              <w:top w:type="dxa" w:w="60"/>
-              <w:left w:type="dxa" w:w="100"/>
-              <w:bottom w:type="dxa" w:w="60"/>
-              <w:right w:type="dxa" w:w="100"/>
-            </w:tcMar>
-          </w:tcPr>
-          <w:p>
-            <w:r>
-              <w:rPr>
-                <w:rFonts w:ascii="MS Gothic" w:cs="MS Gothic" w:eastAsia="MS Gothic" w:hAnsi="MS Gothic"/>
-                <w:b w:val="false"/>
-                <w:bCs w:val="false"/>
-                <w:sz w:val="18"/>
-                <w:szCs w:val="18"/>
-              </w:rPr>
-              <w:t xml:space="preserve">Azure SQL MI への接続は TLS 1.2 以上を強制する。接続文字列で Encrypt=True; TrustServerCertificate=False; を指定する。</w:t>
-            </w:r>
-          </w:p>
-        </w:tc>
-        <w:tc>
-          <w:tcPr>
-            <w:tcW w:type="dxa" w:w="2256"/>
-            <w:gridSpan w:val="1"/>
+            <w:tcW w:type="dxa" w:w="2200"/>
+            <w:tcBorders>
+              <w:top w:val="single" w:color="999999" w:sz="1"/>
+              <w:left w:val="single" w:color="999999" w:sz="1"/>
+              <w:bottom w:val="single" w:color="999999" w:sz="1"/>
+              <w:right w:val="single" w:color="999999" w:sz="1"/>
+            </w:tcBorders>
+            <w:tcMar>
+              <w:top w:type="dxa" w:w="60"/>
+              <w:left w:type="dxa" w:w="100"/>
+              <w:bottom w:type="dxa" w:w="60"/>
+              <w:right w:type="dxa" w:w="100"/>
+            </w:tcMar>
+          </w:tcPr>
+          <w:p>
+            <w:r>
+              <w:rPr>
+                <w:rFonts w:ascii="MS Gothic" w:cs="MS Gothic" w:eastAsia="MS Gothic" w:hAnsi="MS Gothic"/>
+                <w:b w:val="false"/>
+                <w:bCs w:val="false"/>
+                <w:sz w:val="18"/>
+                <w:szCs w:val="18"/>
+              </w:rPr>
+              <w:t xml:space="preserve">TLS 1.2以上（通信暗号化）</w:t>
+            </w:r>
+          </w:p>
+        </w:tc>
+        <w:tc>
+          <w:tcPr>
+            <w:tcW w:type="dxa" w:w="3826"/>
+            <w:tcBorders>
+              <w:top w:val="single" w:color="999999" w:sz="1"/>
+              <w:left w:val="single" w:color="999999" w:sz="1"/>
+              <w:bottom w:val="single" w:color="999999" w:sz="1"/>
+              <w:right w:val="single" w:color="999999" w:sz="1"/>
+            </w:tcBorders>
+            <w:tcMar>
+              <w:top w:type="dxa" w:w="60"/>
+              <w:left w:type="dxa" w:w="100"/>
+              <w:bottom w:type="dxa" w:w="60"/>
+              <w:right w:type="dxa" w:w="100"/>
+            </w:tcMar>
+          </w:tcPr>
+          <w:p>
+            <w:r>
+              <w:rPr>
+                <w:rFonts w:ascii="MS Gothic" w:cs="MS Gothic" w:eastAsia="MS Gothic" w:hAnsi="MS Gothic"/>
+                <w:b w:val="false"/>
+                <w:bCs w:val="false"/>
+                <w:sz w:val="18"/>
+                <w:szCs w:val="18"/>
+              </w:rPr>
+              <w:t xml:space="preserve">Azure SQL Database への接続はTLS 1.2以上を強制する。接続文字列で Encrypt=True;TrustServerCertificate=False; を指定する。</w:t>
+            </w:r>
+          </w:p>
+        </w:tc>
+        <w:tc>
+          <w:tcPr>
+            <w:tcW w:type="dxa" w:w="1600"/>
             <w:tcBorders>
               <w:top w:val="single" w:color="999999" w:sz="1"/>
               <w:left w:val="single" w:color="999999" w:sz="1"/>
@@ -7755,8 +8274,7 @@
         </w:tc>
         <w:tc>
           <w:tcPr>
-            <w:tcW w:type="dxa" w:w="2256"/>
-            <w:gridSpan w:val="1"/>
+            <w:tcW w:type="dxa" w:w="1400"/>
             <w:tcBorders>
               <w:top w:val="single" w:color="999999" w:sz="1"/>
               <w:left w:val="single" w:color="999999" w:sz="1"/>
@@ -7816,7 +8334,7 @@
           <w:sz w:val="18"/>
           <w:szCs w:val="18"/>
         </w:rPr>
-        <w:t xml:space="preserve">Azure SQL Managed Instance でデッドロックが発生した場合、EF Core の EnableRetryOnFailure によりリトライを最大3回実施する。</w:t>
+        <w:t xml:space="preserve">Azure SQL Database でデッドロックが発生した場合、EF Core の EnableRetryOnFailure によりリトライを最大3回実施する。</w:t>
       </w:r>
     </w:p>
     <w:p>
@@ -7862,12 +8380,12 @@
           <w:sz w:val="18"/>
           <w:szCs w:val="18"/>
         </w:rPr>
-        <w:t xml:space="preserve">表9-6　デッドロック発生時のSQLリトライ設定</w:t>
+        <w:t xml:space="preserve">表9-6　SQLタイムアウトとリトライ回数詳細</w:t>
       </w:r>
     </w:p>
     <w:tbl>
       <w:tblPr>
-        <w:tblW w:type="dxa" w:w="6000"/>
+        <w:tblW w:type="dxa" w:w="5400"/>
         <w:tblBorders>
           <w:top w:val="single" w:color="auto" w:sz="4"/>
           <w:left w:val="single" w:color="auto" w:sz="4"/>
@@ -7878,9 +8396,8 @@
         </w:tblBorders>
       </w:tblPr>
       <w:tblGrid>
-        <w:gridCol w:w="2000"/>
-        <w:gridCol w:w="2000"/>
-        <w:gridCol w:w="2000"/>
+        <w:gridCol w:w="2400"/>
+        <w:gridCol w:w="3000"/>
       </w:tblGrid>
       <w:tr>
         <w:trPr>
@@ -7888,8 +8405,7 @@
         </w:trPr>
         <w:tc>
           <w:tcPr>
-            <w:tcW w:type="dxa" w:w="2000"/>
-            <w:gridSpan w:val="1"/>
+            <w:tcW w:type="dxa" w:w="2400"/>
             <w:tcBorders>
               <w:top w:val="single" w:color="999999" w:sz="1"/>
               <w:left w:val="single" w:color="999999" w:sz="1"/>
@@ -7913,14 +8429,13 @@
                 <w:sz w:val="18"/>
                 <w:szCs w:val="18"/>
               </w:rPr>
-              <w:t xml:space="preserve"/>
-            </w:r>
-          </w:p>
-        </w:tc>
-        <w:tc>
-          <w:tcPr>
-            <w:tcW w:type="dxa" w:w="2000"/>
-            <w:gridSpan w:val="1"/>
+              <w:t xml:space="preserve">項目</w:t>
+            </w:r>
+          </w:p>
+        </w:tc>
+        <w:tc>
+          <w:tcPr>
+            <w:tcW w:type="dxa" w:w="3000"/>
             <w:tcBorders>
               <w:top w:val="single" w:color="999999" w:sz="1"/>
               <w:left w:val="single" w:color="999999" w:sz="1"/>
@@ -7944,77 +8459,44 @@
                 <w:sz w:val="18"/>
                 <w:szCs w:val="18"/>
               </w:rPr>
-              <w:t xml:space="preserve">オンライン</w:t>
-            </w:r>
-          </w:p>
-        </w:tc>
-        <w:tc>
-          <w:tcPr>
-            <w:tcW w:type="dxa" w:w="2000"/>
-            <w:gridSpan w:val="1"/>
-            <w:tcBorders>
-              <w:top w:val="single" w:color="999999" w:sz="1"/>
-              <w:left w:val="single" w:color="999999" w:sz="1"/>
-              <w:bottom w:val="single" w:color="999999" w:sz="1"/>
-              <w:right w:val="single" w:color="999999" w:sz="1"/>
-            </w:tcBorders>
-            <w:shd w:fill="D9E1F2" w:val="clear"/>
-            <w:tcMar>
-              <w:top w:type="dxa" w:w="60"/>
-              <w:left w:type="dxa" w:w="100"/>
-              <w:bottom w:type="dxa" w:w="60"/>
-              <w:right w:type="dxa" w:w="100"/>
-            </w:tcMar>
-          </w:tcPr>
-          <w:p>
-            <w:r>
-              <w:rPr>
-                <w:rFonts w:ascii="MS Gothic" w:cs="MS Gothic" w:eastAsia="MS Gothic" w:hAnsi="MS Gothic"/>
-                <w:b/>
-                <w:bCs/>
-                <w:sz w:val="18"/>
-                <w:szCs w:val="18"/>
-              </w:rPr>
-              <w:t xml:space="preserve">非同期（BackgroundService）</w:t>
-            </w:r>
-          </w:p>
-        </w:tc>
-      </w:tr>
-      <w:tr>
-        <w:tc>
-          <w:tcPr>
-            <w:tcW w:type="dxa" w:w="3008"/>
-            <w:gridSpan w:val="1"/>
-            <w:tcBorders>
-              <w:top w:val="single" w:color="999999" w:sz="1"/>
-              <w:left w:val="single" w:color="999999" w:sz="1"/>
-              <w:bottom w:val="single" w:color="999999" w:sz="1"/>
-              <w:right w:val="single" w:color="999999" w:sz="1"/>
-            </w:tcBorders>
-            <w:tcMar>
-              <w:top w:type="dxa" w:w="60"/>
-              <w:left w:type="dxa" w:w="100"/>
-              <w:bottom w:type="dxa" w:w="60"/>
-              <w:right w:type="dxa" w:w="100"/>
-            </w:tcMar>
-          </w:tcPr>
-          <w:p>
-            <w:r>
-              <w:rPr>
-                <w:rFonts w:ascii="MS Gothic" w:cs="MS Gothic" w:eastAsia="MS Gothic" w:hAnsi="MS Gothic"/>
-                <w:b w:val="false"/>
-                <w:bCs w:val="false"/>
-                <w:sz w:val="18"/>
-                <w:szCs w:val="18"/>
-              </w:rPr>
-              <w:t xml:space="preserve">SQLタイムアウト</w:t>
-            </w:r>
-          </w:p>
-        </w:tc>
-        <w:tc>
-          <w:tcPr>
-            <w:tcW w:type="dxa" w:w="3008"/>
-            <w:gridSpan w:val="1"/>
+              <w:t xml:space="preserve">設定値</w:t>
+            </w:r>
+          </w:p>
+        </w:tc>
+      </w:tr>
+      <w:tr>
+        <w:tc>
+          <w:tcPr>
+            <w:tcW w:type="dxa" w:w="2400"/>
+            <w:tcBorders>
+              <w:top w:val="single" w:color="999999" w:sz="1"/>
+              <w:left w:val="single" w:color="999999" w:sz="1"/>
+              <w:bottom w:val="single" w:color="999999" w:sz="1"/>
+              <w:right w:val="single" w:color="999999" w:sz="1"/>
+            </w:tcBorders>
+            <w:tcMar>
+              <w:top w:type="dxa" w:w="60"/>
+              <w:left w:type="dxa" w:w="100"/>
+              <w:bottom w:type="dxa" w:w="60"/>
+              <w:right w:type="dxa" w:w="100"/>
+            </w:tcMar>
+          </w:tcPr>
+          <w:p>
+            <w:r>
+              <w:rPr>
+                <w:rFonts w:ascii="MS Gothic" w:cs="MS Gothic" w:eastAsia="MS Gothic" w:hAnsi="MS Gothic"/>
+                <w:b w:val="false"/>
+                <w:bCs w:val="false"/>
+                <w:sz w:val="18"/>
+                <w:szCs w:val="18"/>
+              </w:rPr>
+              <w:t xml:space="preserve">SQLタイムアウト（オンライン）</w:t>
+            </w:r>
+          </w:p>
+        </w:tc>
+        <w:tc>
+          <w:tcPr>
+            <w:tcW w:type="dxa" w:w="3000"/>
             <w:tcBorders>
               <w:top w:val="single" w:color="999999" w:sz="1"/>
               <w:left w:val="single" w:color="999999" w:sz="1"/>
@@ -8041,16 +8523,48 @@
             </w:r>
           </w:p>
         </w:tc>
-        <w:tc>
-          <w:tcPr>
-            <w:tcW w:type="dxa" w:w="3008"/>
-            <w:gridSpan w:val="1"/>
-            <w:tcBorders>
-              <w:top w:val="single" w:color="999999" w:sz="1"/>
-              <w:left w:val="single" w:color="999999" w:sz="1"/>
-              <w:bottom w:val="single" w:color="999999" w:sz="1"/>
-              <w:right w:val="single" w:color="999999" w:sz="1"/>
-            </w:tcBorders>
+      </w:tr>
+      <w:tr>
+        <w:tc>
+          <w:tcPr>
+            <w:tcW w:type="dxa" w:w="2400"/>
+            <w:tcBorders>
+              <w:top w:val="single" w:color="999999" w:sz="1"/>
+              <w:left w:val="single" w:color="999999" w:sz="1"/>
+              <w:bottom w:val="single" w:color="999999" w:sz="1"/>
+              <w:right w:val="single" w:color="999999" w:sz="1"/>
+            </w:tcBorders>
+            <w:shd w:fill="F2F2F2" w:val="clear"/>
+            <w:tcMar>
+              <w:top w:type="dxa" w:w="60"/>
+              <w:left w:type="dxa" w:w="100"/>
+              <w:bottom w:type="dxa" w:w="60"/>
+              <w:right w:type="dxa" w:w="100"/>
+            </w:tcMar>
+          </w:tcPr>
+          <w:p>
+            <w:r>
+              <w:rPr>
+                <w:rFonts w:ascii="MS Gothic" w:cs="MS Gothic" w:eastAsia="MS Gothic" w:hAnsi="MS Gothic"/>
+                <w:b w:val="false"/>
+                <w:bCs w:val="false"/>
+                <w:sz w:val="18"/>
+                <w:szCs w:val="18"/>
+              </w:rPr>
+              <w:t xml:space="preserve">SQLタイムアウト（BackgroundService）</w:t>
+            </w:r>
+          </w:p>
+        </w:tc>
+        <w:tc>
+          <w:tcPr>
+            <w:tcW w:type="dxa" w:w="3000"/>
+            <w:tcBorders>
+              <w:top w:val="single" w:color="999999" w:sz="1"/>
+              <w:left w:val="single" w:color="999999" w:sz="1"/>
+              <w:bottom w:val="single" w:color="999999" w:sz="1"/>
+              <w:right w:val="single" w:color="999999" w:sz="1"/>
+            </w:tcBorders>
+            <w:shd w:fill="F2F2F2" w:val="clear"/>
             <w:tcMar>
               <w:top w:type="dxa" w:w="60"/>
               <w:left w:type="dxa" w:w="100"/>
@@ -8075,8 +8589,67 @@
       <w:tr>
         <w:tc>
           <w:tcPr>
-            <w:tcW w:type="dxa" w:w="2000"/>
-            <w:gridSpan w:val="1"/>
+            <w:tcW w:type="dxa" w:w="2400"/>
+            <w:tcBorders>
+              <w:top w:val="single" w:color="999999" w:sz="1"/>
+              <w:left w:val="single" w:color="999999" w:sz="1"/>
+              <w:bottom w:val="single" w:color="999999" w:sz="1"/>
+              <w:right w:val="single" w:color="999999" w:sz="1"/>
+            </w:tcBorders>
+            <w:tcMar>
+              <w:top w:type="dxa" w:w="60"/>
+              <w:left w:type="dxa" w:w="100"/>
+              <w:bottom w:type="dxa" w:w="60"/>
+              <w:right w:type="dxa" w:w="100"/>
+            </w:tcMar>
+          </w:tcPr>
+          <w:p>
+            <w:r>
+              <w:rPr>
+                <w:rFonts w:ascii="MS Gothic" w:cs="MS Gothic" w:eastAsia="MS Gothic" w:hAnsi="MS Gothic"/>
+                <w:b w:val="false"/>
+                <w:bCs w:val="false"/>
+                <w:sz w:val="18"/>
+                <w:szCs w:val="18"/>
+              </w:rPr>
+              <w:t xml:space="preserve">リトライ回数</w:t>
+            </w:r>
+          </w:p>
+        </w:tc>
+        <w:tc>
+          <w:tcPr>
+            <w:tcW w:type="dxa" w:w="3000"/>
+            <w:tcBorders>
+              <w:top w:val="single" w:color="999999" w:sz="1"/>
+              <w:left w:val="single" w:color="999999" w:sz="1"/>
+              <w:bottom w:val="single" w:color="999999" w:sz="1"/>
+              <w:right w:val="single" w:color="999999" w:sz="1"/>
+            </w:tcBorders>
+            <w:tcMar>
+              <w:top w:type="dxa" w:w="60"/>
+              <w:left w:type="dxa" w:w="100"/>
+              <w:bottom w:type="dxa" w:w="60"/>
+              <w:right w:type="dxa" w:w="100"/>
+            </w:tcMar>
+          </w:tcPr>
+          <w:p>
+            <w:r>
+              <w:rPr>
+                <w:rFonts w:ascii="MS Gothic" w:cs="MS Gothic" w:eastAsia="MS Gothic" w:hAnsi="MS Gothic"/>
+                <w:b w:val="false"/>
+                <w:bCs w:val="false"/>
+                <w:sz w:val="18"/>
+                <w:szCs w:val="18"/>
+              </w:rPr>
+              <w:t xml:space="preserve">3回</w:t>
+            </w:r>
+          </w:p>
+        </w:tc>
+      </w:tr>
+      <w:tr>
+        <w:tc>
+          <w:tcPr>
+            <w:tcW w:type="dxa" w:w="2400"/>
             <w:tcBorders>
               <w:top w:val="single" w:color="999999" w:sz="1"/>
               <w:left w:val="single" w:color="999999" w:sz="1"/>
@@ -8100,14 +8673,13 @@
                 <w:sz w:val="18"/>
                 <w:szCs w:val="18"/>
               </w:rPr>
-              <w:t xml:space="preserve">リトライ回数</w:t>
-            </w:r>
-          </w:p>
-        </w:tc>
-        <w:tc>
-          <w:tcPr>
-            <w:tcW w:type="dxa" w:w="2000"/>
-            <w:gridSpan w:val="1"/>
+              <w:t xml:space="preserve">リトライ間隔</w:t>
+            </w:r>
+          </w:p>
+        </w:tc>
+        <w:tc>
+          <w:tcPr>
+            <w:tcW w:type="dxa" w:w="3000"/>
             <w:tcBorders>
               <w:top w:val="single" w:color="999999" w:sz="1"/>
               <w:left w:val="single" w:color="999999" w:sz="1"/>
@@ -8115,129 +8687,6 @@
               <w:right w:val="single" w:color="999999" w:sz="1"/>
             </w:tcBorders>
             <w:shd w:fill="F2F2F2" w:val="clear"/>
-            <w:tcMar>
-              <w:top w:type="dxa" w:w="60"/>
-              <w:left w:type="dxa" w:w="100"/>
-              <w:bottom w:type="dxa" w:w="60"/>
-              <w:right w:type="dxa" w:w="100"/>
-            </w:tcMar>
-          </w:tcPr>
-          <w:p>
-            <w:r>
-              <w:rPr>
-                <w:rFonts w:ascii="MS Gothic" w:cs="MS Gothic" w:eastAsia="MS Gothic" w:hAnsi="MS Gothic"/>
-                <w:b w:val="false"/>
-                <w:bCs w:val="false"/>
-                <w:sz w:val="18"/>
-                <w:szCs w:val="18"/>
-              </w:rPr>
-              <w:t xml:space="preserve">3回</w:t>
-            </w:r>
-          </w:p>
-        </w:tc>
-        <w:tc>
-          <w:tcPr>
-            <w:tcW w:type="dxa" w:w="2000"/>
-            <w:gridSpan w:val="1"/>
-            <w:tcBorders>
-              <w:top w:val="single" w:color="999999" w:sz="1"/>
-              <w:left w:val="single" w:color="999999" w:sz="1"/>
-              <w:bottom w:val="single" w:color="999999" w:sz="1"/>
-              <w:right w:val="single" w:color="999999" w:sz="1"/>
-            </w:tcBorders>
-            <w:shd w:fill="F2F2F2" w:val="clear"/>
-            <w:tcMar>
-              <w:top w:type="dxa" w:w="60"/>
-              <w:left w:type="dxa" w:w="100"/>
-              <w:bottom w:type="dxa" w:w="60"/>
-              <w:right w:type="dxa" w:w="100"/>
-            </w:tcMar>
-          </w:tcPr>
-          <w:p>
-            <w:r>
-              <w:rPr>
-                <w:rFonts w:ascii="MS Gothic" w:cs="MS Gothic" w:eastAsia="MS Gothic" w:hAnsi="MS Gothic"/>
-                <w:b w:val="false"/>
-                <w:bCs w:val="false"/>
-                <w:sz w:val="18"/>
-                <w:szCs w:val="18"/>
-              </w:rPr>
-              <w:t xml:space="preserve">3回</w:t>
-            </w:r>
-          </w:p>
-        </w:tc>
-      </w:tr>
-      <w:tr>
-        <w:tc>
-          <w:tcPr>
-            <w:tcW w:type="dxa" w:w="3008"/>
-            <w:gridSpan w:val="1"/>
-            <w:tcBorders>
-              <w:top w:val="single" w:color="999999" w:sz="1"/>
-              <w:left w:val="single" w:color="999999" w:sz="1"/>
-              <w:bottom w:val="single" w:color="999999" w:sz="1"/>
-              <w:right w:val="single" w:color="999999" w:sz="1"/>
-            </w:tcBorders>
-            <w:tcMar>
-              <w:top w:type="dxa" w:w="60"/>
-              <w:left w:type="dxa" w:w="100"/>
-              <w:bottom w:type="dxa" w:w="60"/>
-              <w:right w:type="dxa" w:w="100"/>
-            </w:tcMar>
-          </w:tcPr>
-          <w:p>
-            <w:r>
-              <w:rPr>
-                <w:rFonts w:ascii="MS Gothic" w:cs="MS Gothic" w:eastAsia="MS Gothic" w:hAnsi="MS Gothic"/>
-                <w:b w:val="false"/>
-                <w:bCs w:val="false"/>
-                <w:sz w:val="18"/>
-                <w:szCs w:val="18"/>
-              </w:rPr>
-              <w:t xml:space="preserve">リトライ間隔</w:t>
-            </w:r>
-          </w:p>
-        </w:tc>
-        <w:tc>
-          <w:tcPr>
-            <w:tcW w:type="dxa" w:w="3008"/>
-            <w:gridSpan w:val="1"/>
-            <w:tcBorders>
-              <w:top w:val="single" w:color="999999" w:sz="1"/>
-              <w:left w:val="single" w:color="999999" w:sz="1"/>
-              <w:bottom w:val="single" w:color="999999" w:sz="1"/>
-              <w:right w:val="single" w:color="999999" w:sz="1"/>
-            </w:tcBorders>
-            <w:tcMar>
-              <w:top w:type="dxa" w:w="60"/>
-              <w:left w:type="dxa" w:w="100"/>
-              <w:bottom w:type="dxa" w:w="60"/>
-              <w:right w:type="dxa" w:w="100"/>
-            </w:tcMar>
-          </w:tcPr>
-          <w:p>
-            <w:r>
-              <w:rPr>
-                <w:rFonts w:ascii="MS Gothic" w:cs="MS Gothic" w:eastAsia="MS Gothic" w:hAnsi="MS Gothic"/>
-                <w:b w:val="false"/>
-                <w:bCs w:val="false"/>
-                <w:sz w:val="18"/>
-                <w:szCs w:val="18"/>
-              </w:rPr>
-              <w:t xml:space="preserve">指数バックオフ（EF Core 既定）</w:t>
-            </w:r>
-          </w:p>
-        </w:tc>
-        <w:tc>
-          <w:tcPr>
-            <w:tcW w:type="dxa" w:w="3008"/>
-            <w:gridSpan w:val="1"/>
-            <w:tcBorders>
-              <w:top w:val="single" w:color="999999" w:sz="1"/>
-              <w:left w:val="single" w:color="999999" w:sz="1"/>
-              <w:bottom w:val="single" w:color="999999" w:sz="1"/>
-              <w:right w:val="single" w:color="999999" w:sz="1"/>
-            </w:tcBorders>
             <w:tcMar>
               <w:top w:type="dxa" w:w="60"/>
               <w:left w:type="dxa" w:w="100"/>
@@ -8409,7 +8858,7 @@
                 <w:sz w:val="16"/>
                 <w:szCs w:val="16"/>
               </w:rPr>
-              <w:t xml:space="preserve">    sql.CommandTimeout(85);   // オンライン: 85秒 / バックグラウンド: 300秒</w:t>
+              <w:t xml:space="preserve">    sql.CommandTimeout(85);</w:t>
             </w:r>
           </w:p>
         </w:tc>
@@ -8529,7 +8978,7 @@
                 <w:sz w:val="16"/>
                 <w:szCs w:val="16"/>
               </w:rPr>
-              <w:t xml:space="preserve">        errorNumbersToAdd: null);  // SQL MI のトランジェント障害を自動含める</w:t>
+              <w:t xml:space="preserve">        errorNumbersToAdd: null);  // Azure SQL Database のトランジェント障害を自動含める</w:t>
             </w:r>
           </w:p>
         </w:tc>
